--- a/Notes/Plan of Action.docx
+++ b/Notes/Plan of Action.docx
@@ -189,7 +189,13 @@
     </w:p>
     <w:p>
       <w:r>
-        <w:t>Date: 08-02-2027</w:t>
+        <w:t xml:space="preserve">Date: </w:t>
+      </w:r>
+      <w:r>
+        <w:t>15</w:t>
+      </w:r>
+      <w:r>
+        <w:t>-02-2027</w:t>
       </w:r>
     </w:p>
     <w:p/>
@@ -247,7 +253,7 @@
           <w:r>
             <w:fldChar w:fldCharType="separate"/>
           </w:r>
-          <w:hyperlink w:anchor="_Toc221450381" w:history="1">
+          <w:hyperlink w:anchor="_Toc222070409" w:history="1">
             <w:r>
               <w:rPr>
                 <w:rStyle w:val="Hyperlink"/>
@@ -255,7 +261,7 @@
                 <w:bCs/>
                 <w:noProof/>
               </w:rPr>
-              <w:t>Backgrounds</w:t>
+              <w:t>Problem definition</w:t>
             </w:r>
             <w:r>
               <w:rPr>
@@ -276,7 +282,7 @@
                 <w:noProof/>
                 <w:webHidden/>
               </w:rPr>
-              <w:instrText xml:space="preserve"> PAGEREF _Toc221450381 \h </w:instrText>
+              <w:instrText xml:space="preserve"> PAGEREF _Toc222070409 \h </w:instrText>
             </w:r>
             <w:r>
               <w:rPr>
@@ -319,7 +325,7 @@
               <w:lang w:val="nl-NL" w:eastAsia="nl-NL"/>
             </w:rPr>
           </w:pPr>
-          <w:hyperlink w:anchor="_Toc221450382" w:history="1">
+          <w:hyperlink w:anchor="_Toc222070410" w:history="1">
             <w:r>
               <w:rPr>
                 <w:rStyle w:val="Hyperlink"/>
@@ -327,7 +333,7 @@
                 <w:bCs/>
                 <w:noProof/>
               </w:rPr>
-              <w:t>Problem definition</w:t>
+              <w:t>Project result</w:t>
             </w:r>
             <w:r>
               <w:rPr>
@@ -348,7 +354,7 @@
                 <w:noProof/>
                 <w:webHidden/>
               </w:rPr>
-              <w:instrText xml:space="preserve"> PAGEREF _Toc221450382 \h </w:instrText>
+              <w:instrText xml:space="preserve"> PAGEREF _Toc222070410 \h </w:instrText>
             </w:r>
             <w:r>
               <w:rPr>
@@ -369,6 +375,542 @@
                 <w:webHidden/>
               </w:rPr>
               <w:t>3</w:t>
+            </w:r>
+            <w:r>
+              <w:rPr>
+                <w:noProof/>
+                <w:webHidden/>
+              </w:rPr>
+              <w:fldChar w:fldCharType="end"/>
+            </w:r>
+          </w:hyperlink>
+        </w:p>
+        <w:p>
+          <w:pPr>
+            <w:pStyle w:val="TOC2"/>
+            <w:tabs>
+              <w:tab w:val="right" w:leader="dot" w:pos="9062"/>
+            </w:tabs>
+            <w:rPr>
+              <w:noProof/>
+            </w:rPr>
+          </w:pPr>
+          <w:hyperlink w:anchor="_Toc222070411" w:history="1">
+            <w:r>
+              <w:rPr>
+                <w:rStyle w:val="Hyperlink"/>
+                <w:noProof/>
+              </w:rPr>
+              <w:t>Technical Risks</w:t>
+            </w:r>
+            <w:r>
+              <w:rPr>
+                <w:noProof/>
+                <w:webHidden/>
+              </w:rPr>
+              <w:tab/>
+            </w:r>
+            <w:r>
+              <w:rPr>
+                <w:noProof/>
+                <w:webHidden/>
+              </w:rPr>
+              <w:fldChar w:fldCharType="begin"/>
+            </w:r>
+            <w:r>
+              <w:rPr>
+                <w:noProof/>
+                <w:webHidden/>
+              </w:rPr>
+              <w:instrText xml:space="preserve"> PAGEREF _Toc222070411 \h </w:instrText>
+            </w:r>
+            <w:r>
+              <w:rPr>
+                <w:noProof/>
+                <w:webHidden/>
+              </w:rPr>
+            </w:r>
+            <w:r>
+              <w:rPr>
+                <w:noProof/>
+                <w:webHidden/>
+              </w:rPr>
+              <w:fldChar w:fldCharType="separate"/>
+            </w:r>
+            <w:r>
+              <w:rPr>
+                <w:noProof/>
+                <w:webHidden/>
+              </w:rPr>
+              <w:t>4</w:t>
+            </w:r>
+            <w:r>
+              <w:rPr>
+                <w:noProof/>
+                <w:webHidden/>
+              </w:rPr>
+              <w:fldChar w:fldCharType="end"/>
+            </w:r>
+          </w:hyperlink>
+        </w:p>
+        <w:p>
+          <w:pPr>
+            <w:pStyle w:val="TOC3"/>
+            <w:tabs>
+              <w:tab w:val="right" w:leader="dot" w:pos="9062"/>
+            </w:tabs>
+            <w:rPr>
+              <w:noProof/>
+            </w:rPr>
+          </w:pPr>
+          <w:hyperlink w:anchor="_Toc222070412" w:history="1">
+            <w:r>
+              <w:rPr>
+                <w:rStyle w:val="Hyperlink"/>
+                <w:noProof/>
+              </w:rPr>
+              <w:t>2️</w:t>
+            </w:r>
+            <w:r>
+              <w:rPr>
+                <w:rStyle w:val="Hyperlink"/>
+                <w:rFonts w:ascii="Segoe UI Symbol" w:hAnsi="Segoe UI Symbol" w:cs="Segoe UI Symbol"/>
+                <w:noProof/>
+              </w:rPr>
+              <w:t>⃣</w:t>
+            </w:r>
+            <w:r>
+              <w:rPr>
+                <w:rStyle w:val="Hyperlink"/>
+                <w:noProof/>
+              </w:rPr>
+              <w:t xml:space="preserve"> Connection Loss</w:t>
+            </w:r>
+            <w:r>
+              <w:rPr>
+                <w:noProof/>
+                <w:webHidden/>
+              </w:rPr>
+              <w:tab/>
+            </w:r>
+            <w:r>
+              <w:rPr>
+                <w:noProof/>
+                <w:webHidden/>
+              </w:rPr>
+              <w:fldChar w:fldCharType="begin"/>
+            </w:r>
+            <w:r>
+              <w:rPr>
+                <w:noProof/>
+                <w:webHidden/>
+              </w:rPr>
+              <w:instrText xml:space="preserve"> PAGEREF _Toc222070412 \h </w:instrText>
+            </w:r>
+            <w:r>
+              <w:rPr>
+                <w:noProof/>
+                <w:webHidden/>
+              </w:rPr>
+            </w:r>
+            <w:r>
+              <w:rPr>
+                <w:noProof/>
+                <w:webHidden/>
+              </w:rPr>
+              <w:fldChar w:fldCharType="separate"/>
+            </w:r>
+            <w:r>
+              <w:rPr>
+                <w:noProof/>
+                <w:webHidden/>
+              </w:rPr>
+              <w:t>4</w:t>
+            </w:r>
+            <w:r>
+              <w:rPr>
+                <w:noProof/>
+                <w:webHidden/>
+              </w:rPr>
+              <w:fldChar w:fldCharType="end"/>
+            </w:r>
+          </w:hyperlink>
+        </w:p>
+        <w:p>
+          <w:pPr>
+            <w:pStyle w:val="TOC3"/>
+            <w:tabs>
+              <w:tab w:val="right" w:leader="dot" w:pos="9062"/>
+            </w:tabs>
+            <w:rPr>
+              <w:noProof/>
+            </w:rPr>
+          </w:pPr>
+          <w:hyperlink w:anchor="_Toc222070413" w:history="1">
+            <w:r>
+              <w:rPr>
+                <w:rStyle w:val="Hyperlink"/>
+                <w:noProof/>
+              </w:rPr>
+              <w:t>3️</w:t>
+            </w:r>
+            <w:r>
+              <w:rPr>
+                <w:rStyle w:val="Hyperlink"/>
+                <w:rFonts w:ascii="Segoe UI Symbol" w:hAnsi="Segoe UI Symbol" w:cs="Segoe UI Symbol"/>
+                <w:noProof/>
+              </w:rPr>
+              <w:t>⃣</w:t>
+            </w:r>
+            <w:r>
+              <w:rPr>
+                <w:rStyle w:val="Hyperlink"/>
+                <w:noProof/>
+              </w:rPr>
+              <w:t xml:space="preserve"> Software Bugs</w:t>
+            </w:r>
+            <w:r>
+              <w:rPr>
+                <w:noProof/>
+                <w:webHidden/>
+              </w:rPr>
+              <w:tab/>
+            </w:r>
+            <w:r>
+              <w:rPr>
+                <w:noProof/>
+                <w:webHidden/>
+              </w:rPr>
+              <w:fldChar w:fldCharType="begin"/>
+            </w:r>
+            <w:r>
+              <w:rPr>
+                <w:noProof/>
+                <w:webHidden/>
+              </w:rPr>
+              <w:instrText xml:space="preserve"> PAGEREF _Toc222070413 \h </w:instrText>
+            </w:r>
+            <w:r>
+              <w:rPr>
+                <w:noProof/>
+                <w:webHidden/>
+              </w:rPr>
+            </w:r>
+            <w:r>
+              <w:rPr>
+                <w:noProof/>
+                <w:webHidden/>
+              </w:rPr>
+              <w:fldChar w:fldCharType="separate"/>
+            </w:r>
+            <w:r>
+              <w:rPr>
+                <w:noProof/>
+                <w:webHidden/>
+              </w:rPr>
+              <w:t>4</w:t>
+            </w:r>
+            <w:r>
+              <w:rPr>
+                <w:noProof/>
+                <w:webHidden/>
+              </w:rPr>
+              <w:fldChar w:fldCharType="end"/>
+            </w:r>
+          </w:hyperlink>
+        </w:p>
+        <w:p>
+          <w:pPr>
+            <w:pStyle w:val="TOC2"/>
+            <w:tabs>
+              <w:tab w:val="right" w:leader="dot" w:pos="9062"/>
+            </w:tabs>
+            <w:rPr>
+              <w:noProof/>
+            </w:rPr>
+          </w:pPr>
+          <w:hyperlink w:anchor="_Toc222070414" w:history="1">
+            <w:r>
+              <w:rPr>
+                <w:rStyle w:val="Hyperlink"/>
+                <w:noProof/>
+              </w:rPr>
+              <w:t>Physical &amp; Safety Risks</w:t>
+            </w:r>
+            <w:r>
+              <w:rPr>
+                <w:noProof/>
+                <w:webHidden/>
+              </w:rPr>
+              <w:tab/>
+            </w:r>
+            <w:r>
+              <w:rPr>
+                <w:noProof/>
+                <w:webHidden/>
+              </w:rPr>
+              <w:fldChar w:fldCharType="begin"/>
+            </w:r>
+            <w:r>
+              <w:rPr>
+                <w:noProof/>
+                <w:webHidden/>
+              </w:rPr>
+              <w:instrText xml:space="preserve"> PAGEREF _Toc222070414 \h </w:instrText>
+            </w:r>
+            <w:r>
+              <w:rPr>
+                <w:noProof/>
+                <w:webHidden/>
+              </w:rPr>
+            </w:r>
+            <w:r>
+              <w:rPr>
+                <w:noProof/>
+                <w:webHidden/>
+              </w:rPr>
+              <w:fldChar w:fldCharType="separate"/>
+            </w:r>
+            <w:r>
+              <w:rPr>
+                <w:noProof/>
+                <w:webHidden/>
+              </w:rPr>
+              <w:t>5</w:t>
+            </w:r>
+            <w:r>
+              <w:rPr>
+                <w:noProof/>
+                <w:webHidden/>
+              </w:rPr>
+              <w:fldChar w:fldCharType="end"/>
+            </w:r>
+          </w:hyperlink>
+        </w:p>
+        <w:p>
+          <w:pPr>
+            <w:pStyle w:val="TOC3"/>
+            <w:tabs>
+              <w:tab w:val="right" w:leader="dot" w:pos="9062"/>
+            </w:tabs>
+            <w:rPr>
+              <w:noProof/>
+            </w:rPr>
+          </w:pPr>
+          <w:hyperlink w:anchor="_Toc222070415" w:history="1">
+            <w:r>
+              <w:rPr>
+                <w:rStyle w:val="Hyperlink"/>
+                <w:noProof/>
+              </w:rPr>
+              <w:t>1️</w:t>
+            </w:r>
+            <w:r>
+              <w:rPr>
+                <w:rStyle w:val="Hyperlink"/>
+                <w:rFonts w:ascii="Segoe UI Symbol" w:hAnsi="Segoe UI Symbol" w:cs="Segoe UI Symbol"/>
+                <w:noProof/>
+              </w:rPr>
+              <w:t>⃣</w:t>
+            </w:r>
+            <w:r>
+              <w:rPr>
+                <w:rStyle w:val="Hyperlink"/>
+                <w:noProof/>
+              </w:rPr>
+              <w:t xml:space="preserve"> Dropping the Box</w:t>
+            </w:r>
+            <w:r>
+              <w:rPr>
+                <w:noProof/>
+                <w:webHidden/>
+              </w:rPr>
+              <w:tab/>
+            </w:r>
+            <w:r>
+              <w:rPr>
+                <w:noProof/>
+                <w:webHidden/>
+              </w:rPr>
+              <w:fldChar w:fldCharType="begin"/>
+            </w:r>
+            <w:r>
+              <w:rPr>
+                <w:noProof/>
+                <w:webHidden/>
+              </w:rPr>
+              <w:instrText xml:space="preserve"> PAGEREF _Toc222070415 \h </w:instrText>
+            </w:r>
+            <w:r>
+              <w:rPr>
+                <w:noProof/>
+                <w:webHidden/>
+              </w:rPr>
+            </w:r>
+            <w:r>
+              <w:rPr>
+                <w:noProof/>
+                <w:webHidden/>
+              </w:rPr>
+              <w:fldChar w:fldCharType="separate"/>
+            </w:r>
+            <w:r>
+              <w:rPr>
+                <w:noProof/>
+                <w:webHidden/>
+              </w:rPr>
+              <w:t>5</w:t>
+            </w:r>
+            <w:r>
+              <w:rPr>
+                <w:noProof/>
+                <w:webHidden/>
+              </w:rPr>
+              <w:fldChar w:fldCharType="end"/>
+            </w:r>
+          </w:hyperlink>
+        </w:p>
+        <w:p>
+          <w:pPr>
+            <w:pStyle w:val="TOC3"/>
+            <w:tabs>
+              <w:tab w:val="right" w:leader="dot" w:pos="9062"/>
+            </w:tabs>
+            <w:rPr>
+              <w:noProof/>
+            </w:rPr>
+          </w:pPr>
+          <w:hyperlink w:anchor="_Toc222070416" w:history="1">
+            <w:r>
+              <w:rPr>
+                <w:rStyle w:val="Hyperlink"/>
+                <w:noProof/>
+              </w:rPr>
+              <w:t>2️</w:t>
+            </w:r>
+            <w:r>
+              <w:rPr>
+                <w:rStyle w:val="Hyperlink"/>
+                <w:rFonts w:ascii="Segoe UI Symbol" w:hAnsi="Segoe UI Symbol" w:cs="Segoe UI Symbol"/>
+                <w:noProof/>
+              </w:rPr>
+              <w:t>⃣</w:t>
+            </w:r>
+            <w:r>
+              <w:rPr>
+                <w:rStyle w:val="Hyperlink"/>
+                <w:noProof/>
+              </w:rPr>
+              <w:t xml:space="preserve"> Attempt to Open the Box</w:t>
+            </w:r>
+            <w:r>
+              <w:rPr>
+                <w:noProof/>
+                <w:webHidden/>
+              </w:rPr>
+              <w:tab/>
+            </w:r>
+            <w:r>
+              <w:rPr>
+                <w:noProof/>
+                <w:webHidden/>
+              </w:rPr>
+              <w:fldChar w:fldCharType="begin"/>
+            </w:r>
+            <w:r>
+              <w:rPr>
+                <w:noProof/>
+                <w:webHidden/>
+              </w:rPr>
+              <w:instrText xml:space="preserve"> PAGEREF _Toc222070416 \h </w:instrText>
+            </w:r>
+            <w:r>
+              <w:rPr>
+                <w:noProof/>
+                <w:webHidden/>
+              </w:rPr>
+            </w:r>
+            <w:r>
+              <w:rPr>
+                <w:noProof/>
+                <w:webHidden/>
+              </w:rPr>
+              <w:fldChar w:fldCharType="separate"/>
+            </w:r>
+            <w:r>
+              <w:rPr>
+                <w:noProof/>
+                <w:webHidden/>
+              </w:rPr>
+              <w:t>5</w:t>
+            </w:r>
+            <w:r>
+              <w:rPr>
+                <w:noProof/>
+                <w:webHidden/>
+              </w:rPr>
+              <w:fldChar w:fldCharType="end"/>
+            </w:r>
+          </w:hyperlink>
+        </w:p>
+        <w:p>
+          <w:pPr>
+            <w:pStyle w:val="TOC2"/>
+            <w:tabs>
+              <w:tab w:val="right" w:leader="dot" w:pos="9062"/>
+            </w:tabs>
+            <w:rPr>
+              <w:noProof/>
+            </w:rPr>
+          </w:pPr>
+          <w:hyperlink w:anchor="_Toc222070417" w:history="1">
+            <w:r>
+              <w:rPr>
+                <w:rStyle w:val="Hyperlink"/>
+                <w:noProof/>
+              </w:rPr>
+              <w:t>Planning Risks</w:t>
+            </w:r>
+            <w:r>
+              <w:rPr>
+                <w:noProof/>
+                <w:webHidden/>
+              </w:rPr>
+              <w:tab/>
+            </w:r>
+            <w:r>
+              <w:rPr>
+                <w:noProof/>
+                <w:webHidden/>
+              </w:rPr>
+              <w:fldChar w:fldCharType="begin"/>
+            </w:r>
+            <w:r>
+              <w:rPr>
+                <w:noProof/>
+                <w:webHidden/>
+              </w:rPr>
+              <w:instrText xml:space="preserve"> PAGEREF _Toc222070417 \h </w:instrText>
+            </w:r>
+            <w:r>
+              <w:rPr>
+                <w:noProof/>
+                <w:webHidden/>
+              </w:rPr>
+            </w:r>
+            <w:r>
+              <w:rPr>
+                <w:noProof/>
+                <w:webHidden/>
+              </w:rPr>
+              <w:fldChar w:fldCharType="separate"/>
+            </w:r>
+            <w:r>
+              <w:rPr>
+                <w:noProof/>
+                <w:webHidden/>
+              </w:rPr>
+              <w:t>5</w:t>
             </w:r>
             <w:r>
               <w:rPr>
@@ -391,7 +933,7 @@
               <w:lang w:val="nl-NL" w:eastAsia="nl-NL"/>
             </w:rPr>
           </w:pPr>
-          <w:hyperlink w:anchor="_Toc221450383" w:history="1">
+          <w:hyperlink w:anchor="_Toc222070418" w:history="1">
             <w:r>
               <w:rPr>
                 <w:rStyle w:val="Hyperlink"/>
@@ -399,7 +941,7 @@
                 <w:bCs/>
                 <w:noProof/>
               </w:rPr>
-              <w:t>Project result</w:t>
+              <w:t>Product organisation &amp; Project Organisation</w:t>
             </w:r>
             <w:r>
               <w:rPr>
@@ -420,7 +962,7 @@
                 <w:noProof/>
                 <w:webHidden/>
               </w:rPr>
-              <w:instrText xml:space="preserve"> PAGEREF _Toc221450383 \h </w:instrText>
+              <w:instrText xml:space="preserve"> PAGEREF _Toc222070418 \h </w:instrText>
             </w:r>
             <w:r>
               <w:rPr>
@@ -440,7 +982,211 @@
                 <w:noProof/>
                 <w:webHidden/>
               </w:rPr>
-              <w:t>3</w:t>
+              <w:t>6</w:t>
+            </w:r>
+            <w:r>
+              <w:rPr>
+                <w:noProof/>
+                <w:webHidden/>
+              </w:rPr>
+              <w:fldChar w:fldCharType="end"/>
+            </w:r>
+          </w:hyperlink>
+        </w:p>
+        <w:p>
+          <w:pPr>
+            <w:pStyle w:val="TOC3"/>
+            <w:tabs>
+              <w:tab w:val="right" w:leader="dot" w:pos="9062"/>
+            </w:tabs>
+            <w:rPr>
+              <w:noProof/>
+            </w:rPr>
+          </w:pPr>
+          <w:hyperlink w:anchor="_Toc222070419" w:history="1">
+            <w:r>
+              <w:rPr>
+                <w:rStyle w:val="Hyperlink"/>
+                <w:noProof/>
+              </w:rPr>
+              <w:t>Project Leadership</w:t>
+            </w:r>
+            <w:r>
+              <w:rPr>
+                <w:noProof/>
+                <w:webHidden/>
+              </w:rPr>
+              <w:tab/>
+            </w:r>
+            <w:r>
+              <w:rPr>
+                <w:noProof/>
+                <w:webHidden/>
+              </w:rPr>
+              <w:fldChar w:fldCharType="begin"/>
+            </w:r>
+            <w:r>
+              <w:rPr>
+                <w:noProof/>
+                <w:webHidden/>
+              </w:rPr>
+              <w:instrText xml:space="preserve"> PAGEREF _Toc222070419 \h </w:instrText>
+            </w:r>
+            <w:r>
+              <w:rPr>
+                <w:noProof/>
+                <w:webHidden/>
+              </w:rPr>
+            </w:r>
+            <w:r>
+              <w:rPr>
+                <w:noProof/>
+                <w:webHidden/>
+              </w:rPr>
+              <w:fldChar w:fldCharType="separate"/>
+            </w:r>
+            <w:r>
+              <w:rPr>
+                <w:noProof/>
+                <w:webHidden/>
+              </w:rPr>
+              <w:t>6</w:t>
+            </w:r>
+            <w:r>
+              <w:rPr>
+                <w:noProof/>
+                <w:webHidden/>
+              </w:rPr>
+              <w:fldChar w:fldCharType="end"/>
+            </w:r>
+          </w:hyperlink>
+        </w:p>
+        <w:p>
+          <w:pPr>
+            <w:pStyle w:val="TOC3"/>
+            <w:tabs>
+              <w:tab w:val="right" w:leader="dot" w:pos="9062"/>
+            </w:tabs>
+            <w:rPr>
+              <w:noProof/>
+            </w:rPr>
+          </w:pPr>
+          <w:hyperlink w:anchor="_Toc222070420" w:history="1">
+            <w:r>
+              <w:rPr>
+                <w:rStyle w:val="Hyperlink"/>
+                <w:noProof/>
+              </w:rPr>
+              <w:t>Decision-Making Criteria</w:t>
+            </w:r>
+            <w:r>
+              <w:rPr>
+                <w:noProof/>
+                <w:webHidden/>
+              </w:rPr>
+              <w:tab/>
+            </w:r>
+            <w:r>
+              <w:rPr>
+                <w:noProof/>
+                <w:webHidden/>
+              </w:rPr>
+              <w:fldChar w:fldCharType="begin"/>
+            </w:r>
+            <w:r>
+              <w:rPr>
+                <w:noProof/>
+                <w:webHidden/>
+              </w:rPr>
+              <w:instrText xml:space="preserve"> PAGEREF _Toc222070420 \h </w:instrText>
+            </w:r>
+            <w:r>
+              <w:rPr>
+                <w:noProof/>
+                <w:webHidden/>
+              </w:rPr>
+            </w:r>
+            <w:r>
+              <w:rPr>
+                <w:noProof/>
+                <w:webHidden/>
+              </w:rPr>
+              <w:fldChar w:fldCharType="separate"/>
+            </w:r>
+            <w:r>
+              <w:rPr>
+                <w:noProof/>
+                <w:webHidden/>
+              </w:rPr>
+              <w:t>6</w:t>
+            </w:r>
+            <w:r>
+              <w:rPr>
+                <w:noProof/>
+                <w:webHidden/>
+              </w:rPr>
+              <w:fldChar w:fldCharType="end"/>
+            </w:r>
+          </w:hyperlink>
+        </w:p>
+        <w:p>
+          <w:pPr>
+            <w:pStyle w:val="TOC3"/>
+            <w:tabs>
+              <w:tab w:val="right" w:leader="dot" w:pos="9062"/>
+            </w:tabs>
+            <w:rPr>
+              <w:noProof/>
+            </w:rPr>
+          </w:pPr>
+          <w:hyperlink w:anchor="_Toc222070421" w:history="1">
+            <w:r>
+              <w:rPr>
+                <w:rStyle w:val="Hyperlink"/>
+                <w:noProof/>
+              </w:rPr>
+              <w:t>Conflict Resolution</w:t>
+            </w:r>
+            <w:r>
+              <w:rPr>
+                <w:noProof/>
+                <w:webHidden/>
+              </w:rPr>
+              <w:tab/>
+            </w:r>
+            <w:r>
+              <w:rPr>
+                <w:noProof/>
+                <w:webHidden/>
+              </w:rPr>
+              <w:fldChar w:fldCharType="begin"/>
+            </w:r>
+            <w:r>
+              <w:rPr>
+                <w:noProof/>
+                <w:webHidden/>
+              </w:rPr>
+              <w:instrText xml:space="preserve"> PAGEREF _Toc222070421 \h </w:instrText>
+            </w:r>
+            <w:r>
+              <w:rPr>
+                <w:noProof/>
+                <w:webHidden/>
+              </w:rPr>
+            </w:r>
+            <w:r>
+              <w:rPr>
+                <w:noProof/>
+                <w:webHidden/>
+              </w:rPr>
+              <w:fldChar w:fldCharType="separate"/>
+            </w:r>
+            <w:r>
+              <w:rPr>
+                <w:noProof/>
+                <w:webHidden/>
+              </w:rPr>
+              <w:t>6</w:t>
             </w:r>
             <w:r>
               <w:rPr>
@@ -463,7 +1209,7 @@
               <w:lang w:val="nl-NL" w:eastAsia="nl-NL"/>
             </w:rPr>
           </w:pPr>
-          <w:hyperlink w:anchor="_Toc221450384" w:history="1">
+          <w:hyperlink w:anchor="_Toc222070422" w:history="1">
             <w:r>
               <w:rPr>
                 <w:rStyle w:val="Hyperlink"/>
@@ -471,7 +1217,7 @@
                 <w:bCs/>
                 <w:noProof/>
               </w:rPr>
-              <w:t>Project activity</w:t>
+              <w:t>Planning &amp; Responsibility</w:t>
             </w:r>
             <w:r>
               <w:rPr>
@@ -492,7 +1238,7 @@
                 <w:noProof/>
                 <w:webHidden/>
               </w:rPr>
-              <w:instrText xml:space="preserve"> PAGEREF _Toc221450384 \h </w:instrText>
+              <w:instrText xml:space="preserve"> PAGEREF _Toc222070422 \h </w:instrText>
             </w:r>
             <w:r>
               <w:rPr>
@@ -512,151 +1258,7 @@
                 <w:noProof/>
                 <w:webHidden/>
               </w:rPr>
-              <w:t>3</w:t>
-            </w:r>
-            <w:r>
-              <w:rPr>
-                <w:noProof/>
-                <w:webHidden/>
-              </w:rPr>
-              <w:fldChar w:fldCharType="end"/>
-            </w:r>
-          </w:hyperlink>
-        </w:p>
-        <w:p>
-          <w:pPr>
-            <w:pStyle w:val="TOC1"/>
-            <w:tabs>
-              <w:tab w:val="right" w:leader="dot" w:pos="9062"/>
-            </w:tabs>
-            <w:rPr>
-              <w:rFonts w:eastAsiaTheme="minorEastAsia"/>
-              <w:noProof/>
-              <w:lang w:val="nl-NL" w:eastAsia="nl-NL"/>
-            </w:rPr>
-          </w:pPr>
-          <w:hyperlink w:anchor="_Toc221450385" w:history="1">
-            <w:r>
-              <w:rPr>
-                <w:rStyle w:val="Hyperlink"/>
-                <w:b/>
-                <w:bCs/>
-                <w:noProof/>
-              </w:rPr>
-              <w:t>Product organisation</w:t>
-            </w:r>
-            <w:r>
-              <w:rPr>
-                <w:noProof/>
-                <w:webHidden/>
-              </w:rPr>
-              <w:tab/>
-            </w:r>
-            <w:r>
-              <w:rPr>
-                <w:noProof/>
-                <w:webHidden/>
-              </w:rPr>
-              <w:fldChar w:fldCharType="begin"/>
-            </w:r>
-            <w:r>
-              <w:rPr>
-                <w:noProof/>
-                <w:webHidden/>
-              </w:rPr>
-              <w:instrText xml:space="preserve"> PAGEREF _Toc221450385 \h </w:instrText>
-            </w:r>
-            <w:r>
-              <w:rPr>
-                <w:noProof/>
-                <w:webHidden/>
-              </w:rPr>
-            </w:r>
-            <w:r>
-              <w:rPr>
-                <w:noProof/>
-                <w:webHidden/>
-              </w:rPr>
-              <w:fldChar w:fldCharType="separate"/>
-            </w:r>
-            <w:r>
-              <w:rPr>
-                <w:noProof/>
-                <w:webHidden/>
-              </w:rPr>
-              <w:t>3</w:t>
-            </w:r>
-            <w:r>
-              <w:rPr>
-                <w:noProof/>
-                <w:webHidden/>
-              </w:rPr>
-              <w:fldChar w:fldCharType="end"/>
-            </w:r>
-          </w:hyperlink>
-        </w:p>
-        <w:p>
-          <w:pPr>
-            <w:pStyle w:val="TOC1"/>
-            <w:tabs>
-              <w:tab w:val="right" w:leader="dot" w:pos="9062"/>
-            </w:tabs>
-            <w:rPr>
-              <w:rFonts w:eastAsiaTheme="minorEastAsia"/>
-              <w:noProof/>
-              <w:lang w:val="nl-NL" w:eastAsia="nl-NL"/>
-            </w:rPr>
-          </w:pPr>
-          <w:hyperlink w:anchor="_Toc221450386" w:history="1">
-            <w:r>
-              <w:rPr>
-                <w:rStyle w:val="Hyperlink"/>
-                <w:b/>
-                <w:bCs/>
-                <w:noProof/>
-              </w:rPr>
-              <w:t>Planning</w:t>
-            </w:r>
-            <w:r>
-              <w:rPr>
-                <w:noProof/>
-                <w:webHidden/>
-              </w:rPr>
-              <w:tab/>
-            </w:r>
-            <w:r>
-              <w:rPr>
-                <w:noProof/>
-                <w:webHidden/>
-              </w:rPr>
-              <w:fldChar w:fldCharType="begin"/>
-            </w:r>
-            <w:r>
-              <w:rPr>
-                <w:noProof/>
-                <w:webHidden/>
-              </w:rPr>
-              <w:instrText xml:space="preserve"> PAGEREF _Toc221450386 \h </w:instrText>
-            </w:r>
-            <w:r>
-              <w:rPr>
-                <w:noProof/>
-                <w:webHidden/>
-              </w:rPr>
-            </w:r>
-            <w:r>
-              <w:rPr>
-                <w:noProof/>
-                <w:webHidden/>
-              </w:rPr>
-              <w:fldChar w:fldCharType="separate"/>
-            </w:r>
-            <w:r>
-              <w:rPr>
-                <w:noProof/>
-                <w:webHidden/>
-              </w:rPr>
-              <w:t>4</w:t>
+              <w:t>7</w:t>
             </w:r>
             <w:r>
               <w:rPr>
@@ -693,245 +1295,1127 @@
     </w:p>
     <w:p>
       <w:pPr>
-        <w:pStyle w:val="Heading1"/>
-        <w:rPr>
+        <w:rPr>
+          <w:rFonts w:asciiTheme="majorHAnsi" w:eastAsiaTheme="majorEastAsia" w:hAnsiTheme="majorHAnsi" w:cstheme="majorBidi"/>
           <w:b/>
           <w:bCs/>
-        </w:rPr>
-      </w:pPr>
-      <w:bookmarkStart w:id="0" w:name="_Toc221450381"/>
-      <w:r>
-        <w:rPr>
+          <w:color w:val="0F4761" w:themeColor="accent1" w:themeShade="BF"/>
+          <w:sz w:val="40"/>
+          <w:szCs w:val="40"/>
+        </w:rPr>
+      </w:pPr>
+      <w:r>
+        <w:rPr>
+          <w:rFonts w:asciiTheme="majorHAnsi" w:eastAsiaTheme="majorEastAsia" w:hAnsiTheme="majorHAnsi" w:cstheme="majorBidi"/>
           <w:b/>
           <w:bCs/>
+          <w:color w:val="0F4761" w:themeColor="accent1" w:themeShade="BF"/>
+          <w:sz w:val="40"/>
+          <w:szCs w:val="40"/>
         </w:rPr>
         <w:lastRenderedPageBreak/>
-        <w:t>B</w:t>
-      </w:r>
-      <w:r>
+        <w:t>Background &amp; Context</w:t>
+      </w:r>
+    </w:p>
+    <w:p>
+      <w:pPr>
         <w:rPr>
           <w:b/>
           <w:bCs/>
-        </w:rPr>
-        <w:t>ackgrounds</w:t>
-      </w:r>
-      <w:bookmarkEnd w:id="0"/>
-    </w:p>
-    <w:p>
-      <w:r>
-        <w:t>T</w:t>
-      </w:r>
-      <w:r>
-        <w:t xml:space="preserve">his project will be to create a reverse geohash box to guide a group of 8-10 year old children </w:t>
-      </w:r>
-      <w:r>
-        <w:t>through</w:t>
-      </w:r>
-      <w:r>
-        <w:t xml:space="preserve"> the </w:t>
-      </w:r>
-      <w:proofErr w:type="spellStart"/>
-      <w:r>
-        <w:t>Brokhorst</w:t>
-      </w:r>
-      <w:proofErr w:type="spellEnd"/>
-      <w:r>
-        <w:t xml:space="preserve"> company, with this they want the kids to get the kids interested in exploring the company and teach them what steps a product goes </w:t>
-      </w:r>
-      <w:r>
-        <w:t>through</w:t>
-      </w:r>
-      <w:r>
-        <w:t xml:space="preserve"> during development.</w:t>
-      </w:r>
-    </w:p>
-    <w:p>
-      <w:pPr>
-        <w:pStyle w:val="Heading1"/>
+          <w:lang w:val="nl-NL"/>
+        </w:rPr>
+      </w:pPr>
+      <w:r>
         <w:rPr>
           <w:b/>
           <w:bCs/>
         </w:rPr>
-      </w:pPr>
-      <w:bookmarkStart w:id="1" w:name="_Toc221450382"/>
+        <w:t>Bronkhorst</w:t>
+      </w:r>
       <w:r>
         <w:rPr>
           <w:b/>
           <w:bCs/>
         </w:rPr>
-        <w:t>P</w:t>
+        <w:t xml:space="preserve"> </w:t>
+      </w:r>
+      <w:r>
+        <w:t>is a highly technical company specialized in flow measurement and control systems. During company visits, especially for children aged 8–10 years old, the technical nature of the installations, terminology, and industrial environment makes it difficult for young visitors to fully understand what the company does.</w:t>
+      </w:r>
+    </w:p>
+    <w:p>
+      <w:r>
+        <w:t>Currently, traditional guided tours rely heavily on verbal explanations. However, these explanations often contain complex terminology and technical concepts that are not easily accessible to children.</w:t>
+      </w:r>
+    </w:p>
+    <w:p>
+      <w:r>
+        <w:t xml:space="preserve">The company wants to create an </w:t>
       </w:r>
       <w:r>
         <w:rPr>
           <w:b/>
           <w:bCs/>
         </w:rPr>
-        <w:t>roblem definition</w:t>
-      </w:r>
-      <w:bookmarkEnd w:id="1"/>
-    </w:p>
-    <w:p>
-      <w:r>
-        <w:t>T</w:t>
-      </w:r>
-      <w:r>
-        <w:t xml:space="preserve">he goal of this project is, as mentioned in background, create a box that guides a group of children </w:t>
-      </w:r>
-      <w:r>
-        <w:t>through</w:t>
-      </w:r>
-      <w:r>
-        <w:t xml:space="preserve"> a reverse geocache. this geocache should have 5 rooms where they will solve a puzzle to be lead to the next room. this should be done in a way engaging for children and teaches them about </w:t>
-      </w:r>
-      <w:r>
-        <w:t>the</w:t>
-      </w:r>
-      <w:r>
-        <w:t xml:space="preserve"> company and its environment.</w:t>
-      </w:r>
-    </w:p>
-    <w:p>
-      <w:pPr>
-        <w:pStyle w:val="Heading1"/>
+        <w:t>educational and engaging experience</w:t>
+      </w:r>
+      <w:r>
+        <w:t xml:space="preserve"> where children can:</w:t>
+      </w:r>
+    </w:p>
+    <w:p>
+      <w:pPr>
+        <w:numPr>
+          <w:ilvl w:val="0"/>
+          <w:numId w:val="4"/>
+        </w:numPr>
+        <w:rPr>
+          <w:lang w:val="nl-NL"/>
+        </w:rPr>
+      </w:pPr>
+      <w:r>
+        <w:rPr>
+          <w:lang w:val="nl-NL"/>
+        </w:rPr>
+        <w:t>Explore the building independently</w:t>
+      </w:r>
+    </w:p>
+    <w:p>
+      <w:pPr>
+        <w:numPr>
+          <w:ilvl w:val="0"/>
+          <w:numId w:val="4"/>
+        </w:numPr>
+        <w:rPr>
+          <w:lang w:val="nl-NL"/>
+        </w:rPr>
+      </w:pPr>
+      <w:r>
+        <w:rPr>
+          <w:lang w:val="nl-NL"/>
+        </w:rPr>
+        <w:t>Experience self-discovery</w:t>
+      </w:r>
+    </w:p>
+    <w:p>
+      <w:pPr>
+        <w:numPr>
+          <w:ilvl w:val="0"/>
+          <w:numId w:val="4"/>
+        </w:numPr>
+      </w:pPr>
+      <w:r>
+        <w:t>Learn through interaction instead of passive listening</w:t>
+      </w:r>
+    </w:p>
+    <w:p>
+      <w:pPr>
+        <w:numPr>
+          <w:ilvl w:val="0"/>
+          <w:numId w:val="4"/>
+        </w:numPr>
+      </w:pPr>
+      <w:r>
+        <w:t>Understand the company’s vision and working environment in a playful way</w:t>
+      </w:r>
+    </w:p>
+    <w:p>
+      <w:r>
+        <w:t xml:space="preserve">The goal is to transform a </w:t>
+      </w:r>
+      <w:r>
+        <w:t>High-Tech</w:t>
+      </w:r>
+      <w:r>
+        <w:t xml:space="preserve"> company tour into an </w:t>
+      </w:r>
+      <w:r>
         <w:rPr>
           <w:b/>
           <w:bCs/>
         </w:rPr>
-      </w:pPr>
-      <w:bookmarkStart w:id="2" w:name="_Toc221450383"/>
-      <w:r>
+        <w:t>interactive learning adventure</w:t>
+      </w:r>
+      <w:r>
+        <w:t xml:space="preserve"> for Kids.</w:t>
+      </w:r>
+    </w:p>
+    <w:p>
+      <w:pPr>
+        <w:pStyle w:val="Heading1"/>
         <w:rPr>
           <w:b/>
           <w:bCs/>
         </w:rPr>
-        <w:t>P</w:t>
-      </w:r>
+      </w:pPr>
+      <w:bookmarkStart w:id="0" w:name="_Toc222070409"/>
       <w:r>
         <w:rPr>
           <w:b/>
           <w:bCs/>
         </w:rPr>
-        <w:t>roject result</w:t>
-      </w:r>
-      <w:bookmarkEnd w:id="2"/>
-    </w:p>
-    <w:p>
-      <w:r>
-        <w:t xml:space="preserve">to satisfy the customer's wishes and create a product engaging for kids and save. therefore the box needs several admin features that will not be accessible during general usage, admin features include things such as a external application on a computer where the box can connect to that will show information of the route a user took. a way to set, reset and remove beacons when in admin mode and to set answers that lead to the next beacon. </w:t>
-      </w:r>
-    </w:p>
-    <w:p>
-      <w:r>
-        <w:t>A</w:t>
-      </w:r>
-      <w:r>
-        <w:t xml:space="preserve">dditionally the box needs to be save for kid usage and possibly also kid resistant so that they can be rough with it if they like. </w:t>
-      </w:r>
-    </w:p>
-    <w:p>
-      <w:pPr>
-        <w:pStyle w:val="Heading1"/>
+        <w:t>P</w:t>
+      </w:r>
+      <w:r>
         <w:rPr>
           <w:b/>
           <w:bCs/>
         </w:rPr>
-      </w:pPr>
-      <w:bookmarkStart w:id="3" w:name="_Toc221450384"/>
-      <w:r>
+        <w:t>roblem definition</w:t>
+      </w:r>
+      <w:bookmarkEnd w:id="0"/>
+    </w:p>
+    <w:p>
+      <w:r>
+        <w:t>T</w:t>
+      </w:r>
+      <w:r>
+        <w:t xml:space="preserve">he goal of this project is, as mentioned in background, create a box that guides a group of children </w:t>
+      </w:r>
+      <w:r>
+        <w:t>through</w:t>
+      </w:r>
+      <w:r>
+        <w:t xml:space="preserve"> a reverse geocache. this geocache should have 5 rooms where they will solve a puzzle to be lead to the next room. this should be done in a way engaging for children and teaches them about </w:t>
+      </w:r>
+      <w:r>
+        <w:t>the</w:t>
+      </w:r>
+      <w:r>
+        <w:t xml:space="preserve"> company and its environment.</w:t>
+      </w:r>
+    </w:p>
+    <w:p>
+      <w:pPr>
+        <w:pStyle w:val="Heading1"/>
         <w:rPr>
           <w:b/>
           <w:bCs/>
         </w:rPr>
-        <w:t>P</w:t>
-      </w:r>
+      </w:pPr>
+      <w:bookmarkStart w:id="1" w:name="_Toc222070410"/>
       <w:r>
         <w:rPr>
           <w:b/>
           <w:bCs/>
         </w:rPr>
-        <w:t>roject activity</w:t>
-      </w:r>
-      <w:bookmarkEnd w:id="3"/>
-    </w:p>
-    <w:p>
-      <w:r>
-        <w:t>W</w:t>
-      </w:r>
-      <w:r>
-        <w:t>e plan to deliver in 2 phases to make sure we are on the right track, the first phase will hold the essentials such as the pc application and the box without any features, just the system without puzzles and puzzle features. After this is approved we will work on this and add the puzzles and puzzle features for the final product.</w:t>
-      </w:r>
-    </w:p>
-    <w:p>
-      <w:pPr>
-        <w:pStyle w:val="Heading1"/>
+        <w:t>P</w:t>
+      </w:r>
+      <w:r>
         <w:rPr>
           <w:b/>
           <w:bCs/>
         </w:rPr>
-      </w:pPr>
-      <w:bookmarkStart w:id="4" w:name="_Toc221450385"/>
-      <w:r>
-        <w:rPr>
+        <w:t>roject result</w:t>
+      </w:r>
+      <w:bookmarkEnd w:id="1"/>
+    </w:p>
+    <w:p>
+      <w:r>
+        <w:t>T</w:t>
+      </w:r>
+      <w:r>
+        <w:t xml:space="preserve">o satisfy the customer's wishes and create a product engaging for kids and save. therefore the box needs several admin features that will not be accessible during general usage, admin features include things such as a external application on a computer where the box can connect to that will show information of the route a user took. a way to set, reset and remove beacons when in admin mode and to set answers that lead to the next beacon. </w:t>
+      </w:r>
+    </w:p>
+    <w:p>
+      <w:r>
+        <w:t>A</w:t>
+      </w:r>
+      <w:r>
+        <w:t xml:space="preserve">dditionally the box needs to be save for kid usage and possibly also kid resistant so that they can be rough with it if they like. </w:t>
+      </w:r>
+    </w:p>
+    <w:p/>
+    <w:p>
+      <w:pPr>
+        <w:rPr>
+          <w:rFonts w:asciiTheme="majorHAnsi" w:eastAsiaTheme="majorEastAsia" w:hAnsiTheme="majorHAnsi" w:cstheme="majorBidi"/>
           <w:b/>
           <w:bCs/>
-        </w:rPr>
-        <w:t>P</w:t>
-      </w:r>
-      <w:r>
-        <w:rPr>
+          <w:color w:val="0F4761" w:themeColor="accent1" w:themeShade="BF"/>
+          <w:sz w:val="40"/>
+          <w:szCs w:val="40"/>
+        </w:rPr>
+      </w:pPr>
+      <w:r>
+        <w:rPr>
+          <w:rFonts w:asciiTheme="majorHAnsi" w:eastAsiaTheme="majorEastAsia" w:hAnsiTheme="majorHAnsi" w:cstheme="majorBidi"/>
           <w:b/>
           <w:bCs/>
-        </w:rPr>
-        <w:t>roduct organisation</w:t>
+          <w:color w:val="0F4761" w:themeColor="accent1" w:themeShade="BF"/>
+          <w:sz w:val="40"/>
+          <w:szCs w:val="40"/>
+        </w:rPr>
+        <w:lastRenderedPageBreak/>
+        <w:t>Project Activity – Risks &amp; Mitigation</w:t>
+      </w:r>
+    </w:p>
+    <w:p>
+      <w:r>
+        <w:t>W</w:t>
+      </w:r>
+      <w:r>
+        <w:t>e plan to deliver in 2 phases to make sure we are on the right track, the first phase will hold the essentials such as the pc application and the box without any features, just the system without puzzles and puzzle features. After this is approved we will work on this and add the puzzles and puzzle features for the final product.</w:t>
+      </w:r>
+    </w:p>
+    <w:p>
+      <w:pPr>
+        <w:pStyle w:val="Heading2"/>
+      </w:pPr>
+      <w:bookmarkStart w:id="2" w:name="_Toc222070411"/>
+      <w:r>
+        <w:t>Technical Risks</w:t>
+      </w:r>
+      <w:bookmarkEnd w:id="2"/>
+    </w:p>
+    <w:p>
+      <w:pPr>
+        <w:rPr>
+          <w:rFonts w:eastAsiaTheme="majorEastAsia" w:cstheme="majorBidi"/>
+          <w:color w:val="0F4761" w:themeColor="accent1" w:themeShade="BF"/>
+        </w:rPr>
+      </w:pPr>
+      <w:r>
+        <w:rPr>
+          <w:rFonts w:eastAsiaTheme="majorEastAsia" w:cstheme="majorBidi"/>
+          <w:color w:val="0F4761" w:themeColor="accent1" w:themeShade="BF"/>
+        </w:rPr>
+        <w:t>1️</w:t>
+      </w:r>
+      <w:r>
+        <w:rPr>
+          <w:rFonts w:ascii="Segoe UI Symbol" w:eastAsiaTheme="majorEastAsia" w:hAnsi="Segoe UI Symbol" w:cs="Segoe UI Symbol"/>
+          <w:color w:val="0F4761" w:themeColor="accent1" w:themeShade="BF"/>
+        </w:rPr>
+        <w:t>⃣</w:t>
+      </w:r>
+      <w:r>
+        <w:rPr>
+          <w:rFonts w:eastAsiaTheme="majorEastAsia" w:cstheme="majorBidi"/>
+          <w:color w:val="0F4761" w:themeColor="accent1" w:themeShade="BF"/>
+        </w:rPr>
+        <w:t xml:space="preserve"> BLE Signal Interference</w:t>
+      </w:r>
+    </w:p>
+    <w:p>
+      <w:r>
+        <w:t>Technology used:</w:t>
+      </w:r>
+    </w:p>
+    <w:p>
+      <w:pPr>
+        <w:numPr>
+          <w:ilvl w:val="0"/>
+          <w:numId w:val="5"/>
+        </w:numPr>
+        <w:rPr>
+          <w:lang w:val="nl-NL"/>
+        </w:rPr>
+      </w:pPr>
+      <w:r>
+        <w:rPr>
+          <w:lang w:val="nl-NL"/>
+        </w:rPr>
+        <w:t>HM-10 BLE modules</w:t>
+      </w:r>
+    </w:p>
+    <w:p>
+      <w:pPr>
+        <w:numPr>
+          <w:ilvl w:val="0"/>
+          <w:numId w:val="5"/>
+        </w:numPr>
+        <w:rPr>
+          <w:lang w:val="nl-NL"/>
+        </w:rPr>
+      </w:pPr>
+      <w:r>
+        <w:rPr>
+          <w:lang w:val="nl-NL"/>
+        </w:rPr>
+        <w:t>FRDM-MCXA153 (NXP board)</w:t>
+      </w:r>
+    </w:p>
+    <w:p>
+      <w:pPr>
+        <w:numPr>
+          <w:ilvl w:val="0"/>
+          <w:numId w:val="5"/>
+        </w:numPr>
+        <w:rPr>
+          <w:lang w:val="nl-NL"/>
+        </w:rPr>
+      </w:pPr>
+      <w:r>
+        <w:rPr>
+          <w:lang w:val="nl-NL"/>
+        </w:rPr>
+        <w:t>LVGL GUI library</w:t>
+      </w:r>
+    </w:p>
+    <w:p>
+      <w:r>
+        <w:rPr>
+          <w:highlight w:val="yellow"/>
+        </w:rPr>
+        <w:t>Risk:</w:t>
+      </w:r>
+      <w:r>
+        <w:br/>
+        <w:t>Industrial buildings contain metal structures and equipment that may interfere with BLE signals.</w:t>
+      </w:r>
+    </w:p>
+    <w:p>
+      <w:pPr>
+        <w:rPr>
+          <w:lang w:val="nl-NL"/>
+        </w:rPr>
+      </w:pPr>
+      <w:r>
+        <w:rPr>
+          <w:highlight w:val="green"/>
+          <w:lang w:val="nl-NL"/>
+        </w:rPr>
+        <w:t>Mitigation:</w:t>
+      </w:r>
+    </w:p>
+    <w:p>
+      <w:pPr>
+        <w:numPr>
+          <w:ilvl w:val="0"/>
+          <w:numId w:val="6"/>
+        </w:numPr>
+      </w:pPr>
+      <w:r>
+        <w:t>Perform signal strength testing in the real environment before final deployment</w:t>
+      </w:r>
+    </w:p>
+    <w:p>
+      <w:pPr>
+        <w:numPr>
+          <w:ilvl w:val="0"/>
+          <w:numId w:val="6"/>
+        </w:numPr>
+        <w:rPr>
+          <w:lang w:val="nl-NL"/>
+        </w:rPr>
+      </w:pPr>
+      <w:r>
+        <w:rPr>
+          <w:lang w:val="nl-NL"/>
+        </w:rPr>
+        <w:t>Add signal tolerance margins</w:t>
+      </w:r>
+    </w:p>
+    <w:p>
+      <w:pPr>
+        <w:numPr>
+          <w:ilvl w:val="0"/>
+          <w:numId w:val="6"/>
+        </w:numPr>
+        <w:rPr>
+          <w:lang w:val="nl-NL"/>
+        </w:rPr>
+      </w:pPr>
+      <w:r>
+        <w:rPr>
+          <w:lang w:val="nl-NL"/>
+        </w:rPr>
+        <w:t>Implement reconnection logic in software</w:t>
+      </w:r>
+    </w:p>
+    <w:p>
+      <w:pPr>
+        <w:rPr>
+          <w:lang w:val="nl-NL"/>
+        </w:rPr>
+      </w:pPr>
+      <w:r>
+        <w:rPr>
+          <w:lang w:val="nl-NL"/>
+        </w:rPr>
+        <w:pict w14:anchorId="0CBC6342">
+          <v:rect id="_x0000_i1055" style="width:0;height:1.5pt" o:hralign="center" o:hrstd="t" o:hr="t" fillcolor="#a0a0a0" stroked="f"/>
+        </w:pict>
+      </w:r>
+    </w:p>
+    <w:p>
+      <w:pPr>
+        <w:pStyle w:val="Heading3"/>
+        <w:rPr>
+          <w:sz w:val="24"/>
+          <w:szCs w:val="24"/>
+        </w:rPr>
+      </w:pPr>
+      <w:bookmarkStart w:id="3" w:name="_Toc222070412"/>
+      <w:r>
+        <w:rPr>
+          <w:sz w:val="24"/>
+          <w:szCs w:val="24"/>
+        </w:rPr>
+        <w:t>2️</w:t>
+      </w:r>
+      <w:r>
+        <w:rPr>
+          <w:rFonts w:ascii="Segoe UI Symbol" w:hAnsi="Segoe UI Symbol" w:cs="Segoe UI Symbol"/>
+          <w:sz w:val="24"/>
+          <w:szCs w:val="24"/>
+        </w:rPr>
+        <w:t>⃣</w:t>
+      </w:r>
+      <w:r>
+        <w:rPr>
+          <w:sz w:val="24"/>
+          <w:szCs w:val="24"/>
+        </w:rPr>
+        <w:t xml:space="preserve"> Connection Loss</w:t>
+      </w:r>
+      <w:bookmarkEnd w:id="3"/>
+    </w:p>
+    <w:p>
+      <w:r>
+        <w:rPr>
+          <w:color w:val="000000" w:themeColor="text1"/>
+          <w:highlight w:val="yellow"/>
+        </w:rPr>
+        <w:t>Risk</w:t>
+      </w:r>
+      <w:r>
+        <w:rPr>
+          <w:highlight w:val="yellow"/>
+        </w:rPr>
+        <w:t>:</w:t>
+      </w:r>
+      <w:r>
+        <w:br/>
+        <w:t>Temporary BLE disconnections during navigation.</w:t>
+      </w:r>
+    </w:p>
+    <w:p>
+      <w:pPr>
+        <w:rPr>
+          <w:lang w:val="nl-NL"/>
+        </w:rPr>
+      </w:pPr>
+      <w:r>
+        <w:rPr>
+          <w:highlight w:val="green"/>
+          <w:lang w:val="nl-NL"/>
+        </w:rPr>
+        <w:t>Mitigation:</w:t>
+      </w:r>
+    </w:p>
+    <w:p>
+      <w:pPr>
+        <w:numPr>
+          <w:ilvl w:val="0"/>
+          <w:numId w:val="7"/>
+        </w:numPr>
+        <w:rPr>
+          <w:lang w:val="nl-NL"/>
+        </w:rPr>
+      </w:pPr>
+      <w:r>
+        <w:rPr>
+          <w:lang w:val="nl-NL"/>
+        </w:rPr>
+        <w:t>Automatic reconnection system</w:t>
+      </w:r>
+    </w:p>
+    <w:p>
+      <w:pPr>
+        <w:numPr>
+          <w:ilvl w:val="0"/>
+          <w:numId w:val="7"/>
+        </w:numPr>
+        <w:rPr>
+          <w:lang w:val="nl-NL"/>
+        </w:rPr>
+      </w:pPr>
+      <w:r>
+        <w:rPr>
+          <w:lang w:val="nl-NL"/>
+        </w:rPr>
+        <w:t>Store last valid checkpoint</w:t>
+      </w:r>
+    </w:p>
+    <w:p>
+      <w:pPr>
+        <w:numPr>
+          <w:ilvl w:val="0"/>
+          <w:numId w:val="7"/>
+        </w:numPr>
+      </w:pPr>
+      <w:r>
+        <w:t>Visual feedback when signal is weak</w:t>
+      </w:r>
+    </w:p>
+    <w:p>
+      <w:pPr>
+        <w:rPr>
+          <w:lang w:val="nl-NL"/>
+        </w:rPr>
+      </w:pPr>
+      <w:r>
+        <w:rPr>
+          <w:lang w:val="nl-NL"/>
+        </w:rPr>
+        <w:pict w14:anchorId="32388FBA">
+          <v:rect id="_x0000_i1056" style="width:0;height:1.5pt" o:hralign="center" o:hrstd="t" o:hr="t" fillcolor="#a0a0a0" stroked="f"/>
+        </w:pict>
+      </w:r>
+    </w:p>
+    <w:p>
+      <w:pPr>
+        <w:pStyle w:val="Heading3"/>
+        <w:rPr>
+          <w:sz w:val="24"/>
+          <w:szCs w:val="24"/>
+        </w:rPr>
+      </w:pPr>
+      <w:bookmarkStart w:id="4" w:name="_Toc222070413"/>
+      <w:r>
+        <w:rPr>
+          <w:sz w:val="24"/>
+          <w:szCs w:val="24"/>
+        </w:rPr>
+        <w:t>3️</w:t>
+      </w:r>
+      <w:r>
+        <w:rPr>
+          <w:rFonts w:ascii="Segoe UI Symbol" w:hAnsi="Segoe UI Symbol" w:cs="Segoe UI Symbol"/>
+          <w:sz w:val="24"/>
+          <w:szCs w:val="24"/>
+        </w:rPr>
+        <w:t>⃣</w:t>
+      </w:r>
+      <w:r>
+        <w:rPr>
+          <w:sz w:val="24"/>
+          <w:szCs w:val="24"/>
+        </w:rPr>
+        <w:t xml:space="preserve"> Software Bugs</w:t>
       </w:r>
       <w:bookmarkEnd w:id="4"/>
     </w:p>
     <w:p>
       <w:r>
-        <w:t>T</w:t>
-      </w:r>
-      <w:r>
-        <w:t>here are 4 members in our project group; Biaggio, Boti, Danyil and Bauke</w:t>
-      </w:r>
-      <w:r>
-        <w:t xml:space="preserve"> </w:t>
-      </w:r>
-      <w:r>
-        <w:t>we have distributed loose roles according to our strengths and weaknesses tough these are not set in stone.</w:t>
+        <w:rPr>
+          <w:highlight w:val="yellow"/>
+        </w:rPr>
+        <w:t>Risk:</w:t>
+      </w:r>
+      <w:r>
+        <w:br/>
+        <w:t>Unexpected crashes during use.</w:t>
+      </w:r>
+    </w:p>
+    <w:p>
+      <w:pPr>
+        <w:rPr>
+          <w:lang w:val="nl-NL"/>
+        </w:rPr>
+      </w:pPr>
+      <w:r>
+        <w:rPr>
+          <w:highlight w:val="green"/>
+          <w:lang w:val="nl-NL"/>
+        </w:rPr>
+        <w:lastRenderedPageBreak/>
+        <w:t>Mitigation:</w:t>
+      </w:r>
+    </w:p>
+    <w:p>
+      <w:pPr>
+        <w:numPr>
+          <w:ilvl w:val="0"/>
+          <w:numId w:val="8"/>
+        </w:numPr>
+        <w:rPr>
+          <w:lang w:val="nl-NL"/>
+        </w:rPr>
+      </w:pPr>
+      <w:r>
+        <w:rPr>
+          <w:lang w:val="nl-NL"/>
+        </w:rPr>
+        <w:t>Extensive internal testing</w:t>
+      </w:r>
+    </w:p>
+    <w:p>
+      <w:pPr>
+        <w:numPr>
+          <w:ilvl w:val="0"/>
+          <w:numId w:val="8"/>
+        </w:numPr>
+        <w:rPr>
+          <w:lang w:val="nl-NL"/>
+        </w:rPr>
+      </w:pPr>
+      <w:r>
+        <w:rPr>
+          <w:lang w:val="nl-NL"/>
+        </w:rPr>
+        <w:t>Failsafe reset mechanism</w:t>
+      </w:r>
+    </w:p>
+    <w:p>
+      <w:pPr>
+        <w:numPr>
+          <w:ilvl w:val="0"/>
+          <w:numId w:val="8"/>
+        </w:numPr>
+        <w:rPr>
+          <w:lang w:val="nl-NL"/>
+        </w:rPr>
+      </w:pPr>
+      <w:r>
+        <w:rPr>
+          <w:lang w:val="nl-NL"/>
+        </w:rPr>
+        <w:t>Admin debugging mode via PC connection</w:t>
+      </w:r>
+    </w:p>
+    <w:p>
+      <w:r>
+        <w:t>If the system crashes during a tour:</w:t>
+      </w:r>
+    </w:p>
+    <w:p>
+      <w:pPr>
+        <w:numPr>
+          <w:ilvl w:val="0"/>
+          <w:numId w:val="9"/>
+        </w:numPr>
+        <w:rPr>
+          <w:lang w:val="nl-NL"/>
+        </w:rPr>
+      </w:pPr>
+      <w:r>
+        <w:rPr>
+          <w:lang w:val="nl-NL"/>
+        </w:rPr>
+        <w:t>Quick restart protocol</w:t>
+      </w:r>
+    </w:p>
+    <w:p>
+      <w:pPr>
+        <w:numPr>
+          <w:ilvl w:val="0"/>
+          <w:numId w:val="9"/>
+        </w:numPr>
+        <w:rPr>
+          <w:lang w:val="nl-NL"/>
+        </w:rPr>
+      </w:pPr>
+      <w:r>
+        <w:rPr>
+          <w:lang w:val="nl-NL"/>
+        </w:rPr>
+        <w:t>Admin recovery via PC</w:t>
+      </w:r>
+    </w:p>
+    <w:p>
+      <w:pPr>
+        <w:numPr>
+          <w:ilvl w:val="0"/>
+          <w:numId w:val="9"/>
+        </w:numPr>
+        <w:rPr>
+          <w:lang w:val="nl-NL"/>
+        </w:rPr>
+      </w:pPr>
+      <w:r>
+        <w:rPr>
+          <w:lang w:val="nl-NL"/>
+        </w:rPr>
+        <w:t>Backup manual override option</w:t>
+      </w:r>
+    </w:p>
+    <w:p>
+      <w:pPr>
+        <w:rPr>
+          <w:lang w:val="nl-NL"/>
+        </w:rPr>
+      </w:pPr>
+      <w:r>
+        <w:rPr>
+          <w:lang w:val="nl-NL"/>
+        </w:rPr>
+        <w:pict w14:anchorId="3EEEA79D">
+          <v:rect id="_x0000_i1057" style="width:0;height:1.5pt" o:hralign="center" o:hrstd="t" o:hr="t" fillcolor="#a0a0a0" stroked="f"/>
+        </w:pict>
+      </w:r>
+    </w:p>
+    <w:p>
+      <w:pPr>
+        <w:pStyle w:val="Heading2"/>
+      </w:pPr>
+      <w:bookmarkStart w:id="5" w:name="_Toc222070414"/>
+      <w:r>
+        <w:t>Physical &amp; Safety Risks</w:t>
+      </w:r>
+      <w:bookmarkEnd w:id="5"/>
+    </w:p>
+    <w:p>
+      <w:pPr>
+        <w:pStyle w:val="Heading3"/>
+        <w:rPr>
+          <w:sz w:val="24"/>
+          <w:szCs w:val="24"/>
+        </w:rPr>
+      </w:pPr>
+      <w:bookmarkStart w:id="6" w:name="_Toc222070415"/>
+      <w:r>
+        <w:rPr>
+          <w:sz w:val="24"/>
+          <w:szCs w:val="24"/>
+        </w:rPr>
+        <w:t>1️</w:t>
+      </w:r>
+      <w:r>
+        <w:rPr>
+          <w:rFonts w:ascii="Segoe UI Symbol" w:hAnsi="Segoe UI Symbol" w:cs="Segoe UI Symbol"/>
+          <w:sz w:val="24"/>
+          <w:szCs w:val="24"/>
+        </w:rPr>
+        <w:t>⃣</w:t>
+      </w:r>
+      <w:r>
+        <w:rPr>
+          <w:sz w:val="24"/>
+          <w:szCs w:val="24"/>
+        </w:rPr>
+        <w:t xml:space="preserve"> Dropping the Box</w:t>
+      </w:r>
+      <w:bookmarkEnd w:id="6"/>
+    </w:p>
+    <w:p>
+      <w:r>
+        <w:t>Children may drop the device.</w:t>
+      </w:r>
+    </w:p>
+    <w:p>
+      <w:pPr>
+        <w:rPr>
+          <w:lang w:val="nl-NL"/>
+        </w:rPr>
+      </w:pPr>
+      <w:r>
+        <w:rPr>
+          <w:highlight w:val="green"/>
+          <w:lang w:val="nl-NL"/>
+        </w:rPr>
+        <w:t>Mitigation:</w:t>
+      </w:r>
+    </w:p>
+    <w:p>
+      <w:pPr>
+        <w:numPr>
+          <w:ilvl w:val="0"/>
+          <w:numId w:val="10"/>
+        </w:numPr>
+        <w:rPr>
+          <w:lang w:val="nl-NL"/>
+        </w:rPr>
+      </w:pPr>
+      <w:r>
+        <w:rPr>
+          <w:lang w:val="nl-NL"/>
+        </w:rPr>
+        <w:t>Shock-resistant enclosure</w:t>
+      </w:r>
+    </w:p>
+    <w:p>
+      <w:pPr>
+        <w:numPr>
+          <w:ilvl w:val="0"/>
+          <w:numId w:val="10"/>
+        </w:numPr>
+        <w:rPr>
+          <w:lang w:val="nl-NL"/>
+        </w:rPr>
+      </w:pPr>
+      <w:r>
+        <w:rPr>
+          <w:lang w:val="nl-NL"/>
+        </w:rPr>
+        <w:t>Internal hardware mounting stabilization</w:t>
+      </w:r>
+    </w:p>
+    <w:p>
+      <w:pPr>
+        <w:numPr>
+          <w:ilvl w:val="0"/>
+          <w:numId w:val="10"/>
+        </w:numPr>
+        <w:rPr>
+          <w:lang w:val="nl-NL"/>
+        </w:rPr>
+      </w:pPr>
+      <w:r>
+        <w:rPr>
+          <w:lang w:val="nl-NL"/>
+        </w:rPr>
+        <w:t>Reinforced casing</w:t>
+      </w:r>
+    </w:p>
+    <w:p>
+      <w:pPr>
+        <w:rPr>
+          <w:lang w:val="nl-NL"/>
+        </w:rPr>
+      </w:pPr>
+      <w:r>
+        <w:rPr>
+          <w:lang w:val="nl-NL"/>
+        </w:rPr>
+        <w:pict w14:anchorId="64A11217">
+          <v:rect id="_x0000_i1058" style="width:0;height:1.5pt" o:hralign="center" o:hrstd="t" o:hr="t" fillcolor="#a0a0a0" stroked="f"/>
+        </w:pict>
+      </w:r>
+    </w:p>
+    <w:p>
+      <w:pPr>
+        <w:pStyle w:val="Heading3"/>
+        <w:rPr>
+          <w:sz w:val="24"/>
+          <w:szCs w:val="24"/>
+        </w:rPr>
+      </w:pPr>
+      <w:bookmarkStart w:id="7" w:name="_Toc222070416"/>
+      <w:r>
+        <w:rPr>
+          <w:sz w:val="24"/>
+          <w:szCs w:val="24"/>
+        </w:rPr>
+        <w:t>2️</w:t>
+      </w:r>
+      <w:r>
+        <w:rPr>
+          <w:rFonts w:ascii="Segoe UI Symbol" w:hAnsi="Segoe UI Symbol" w:cs="Segoe UI Symbol"/>
+          <w:sz w:val="24"/>
+          <w:szCs w:val="24"/>
+        </w:rPr>
+        <w:t>⃣</w:t>
+      </w:r>
+      <w:r>
+        <w:rPr>
+          <w:sz w:val="24"/>
+          <w:szCs w:val="24"/>
+        </w:rPr>
+        <w:t xml:space="preserve"> Attempt to Open the Box</w:t>
+      </w:r>
+      <w:bookmarkEnd w:id="7"/>
+    </w:p>
+    <w:p>
+      <w:r>
+        <w:t>Children may try to open or manipulate it.</w:t>
+      </w:r>
+    </w:p>
+    <w:p>
+      <w:pPr>
+        <w:rPr>
+          <w:lang w:val="nl-NL"/>
+        </w:rPr>
+      </w:pPr>
+      <w:r>
+        <w:rPr>
+          <w:highlight w:val="green"/>
+          <w:lang w:val="nl-NL"/>
+        </w:rPr>
+        <w:t>Mitigation:</w:t>
+      </w:r>
+    </w:p>
+    <w:p>
+      <w:pPr>
+        <w:numPr>
+          <w:ilvl w:val="0"/>
+          <w:numId w:val="11"/>
+        </w:numPr>
+        <w:rPr>
+          <w:lang w:val="nl-NL"/>
+        </w:rPr>
+      </w:pPr>
+      <w:r>
+        <w:rPr>
+          <w:lang w:val="nl-NL"/>
+        </w:rPr>
+        <w:t>Closed enclosure with protected screws</w:t>
+      </w:r>
+    </w:p>
+    <w:p>
+      <w:pPr>
+        <w:numPr>
+          <w:ilvl w:val="0"/>
+          <w:numId w:val="11"/>
+        </w:numPr>
+        <w:rPr>
+          <w:lang w:val="nl-NL"/>
+        </w:rPr>
+      </w:pPr>
+      <w:r>
+        <w:rPr>
+          <w:lang w:val="nl-NL"/>
+        </w:rPr>
+        <w:t>No exposed cables</w:t>
+      </w:r>
+    </w:p>
+    <w:p>
+      <w:pPr>
+        <w:numPr>
+          <w:ilvl w:val="0"/>
+          <w:numId w:val="11"/>
+        </w:numPr>
+        <w:rPr>
+          <w:lang w:val="nl-NL"/>
+        </w:rPr>
+      </w:pPr>
+      <w:r>
+        <w:rPr>
+          <w:lang w:val="nl-NL"/>
+        </w:rPr>
+        <w:t>Internal component isolation</w:t>
+      </w:r>
+    </w:p>
+    <w:p>
+      <w:pPr>
+        <w:rPr>
+          <w:lang w:val="nl-NL"/>
+        </w:rPr>
+      </w:pPr>
+      <w:r>
+        <w:rPr>
+          <w:lang w:val="nl-NL"/>
+        </w:rPr>
+        <w:pict w14:anchorId="123FF751">
+          <v:rect id="_x0000_i1059" style="width:0;height:1.5pt" o:hralign="center" o:hrstd="t" o:hr="t" fillcolor="#a0a0a0" stroked="f"/>
+        </w:pict>
+      </w:r>
+    </w:p>
+    <w:p>
+      <w:pPr>
+        <w:pStyle w:val="Heading2"/>
+      </w:pPr>
+      <w:bookmarkStart w:id="8" w:name="_Toc222070417"/>
+      <w:r>
+        <w:t>Planning Risks</w:t>
+      </w:r>
+      <w:bookmarkEnd w:id="8"/>
+    </w:p>
+    <w:p>
+      <w:pPr>
+        <w:numPr>
+          <w:ilvl w:val="0"/>
+          <w:numId w:val="12"/>
+        </w:numPr>
+      </w:pPr>
+      <w:r>
+        <w:t>UI complexity may require more development time</w:t>
+      </w:r>
+    </w:p>
+    <w:p>
+      <w:pPr>
+        <w:numPr>
+          <w:ilvl w:val="0"/>
+          <w:numId w:val="12"/>
+        </w:numPr>
+        <w:rPr>
+          <w:lang w:val="nl-NL"/>
+        </w:rPr>
+      </w:pPr>
+      <w:r>
+        <w:rPr>
+          <w:lang w:val="nl-NL"/>
+        </w:rPr>
+        <w:t>Navigation logic complexity</w:t>
+      </w:r>
+    </w:p>
+    <w:p>
+      <w:pPr>
+        <w:numPr>
+          <w:ilvl w:val="0"/>
+          <w:numId w:val="12"/>
+        </w:numPr>
+        <w:rPr>
+          <w:lang w:val="nl-NL"/>
+        </w:rPr>
+      </w:pPr>
+      <w:r>
+        <w:rPr>
+          <w:lang w:val="nl-NL"/>
+        </w:rPr>
+        <w:t>Team coordination challenges</w:t>
+      </w:r>
+    </w:p>
+    <w:p>
+      <w:pPr>
+        <w:rPr>
+          <w:lang w:val="nl-NL"/>
+        </w:rPr>
+      </w:pPr>
+      <w:r>
+        <w:rPr>
+          <w:highlight w:val="green"/>
+          <w:lang w:val="nl-NL"/>
+        </w:rPr>
+        <w:lastRenderedPageBreak/>
+        <w:t>Mitigation:</w:t>
+      </w:r>
+    </w:p>
+    <w:p>
+      <w:pPr>
+        <w:numPr>
+          <w:ilvl w:val="0"/>
+          <w:numId w:val="13"/>
+        </w:numPr>
+        <w:rPr>
+          <w:lang w:val="nl-NL"/>
+        </w:rPr>
+      </w:pPr>
+      <w:r>
+        <w:rPr>
+          <w:lang w:val="nl-NL"/>
+        </w:rPr>
+        <w:t>Early UI prototype testing</w:t>
+      </w:r>
+    </w:p>
+    <w:p>
+      <w:pPr>
+        <w:numPr>
+          <w:ilvl w:val="0"/>
+          <w:numId w:val="13"/>
+        </w:numPr>
+        <w:rPr>
+          <w:lang w:val="nl-NL"/>
+        </w:rPr>
+      </w:pPr>
+      <w:r>
+        <w:rPr>
+          <w:lang w:val="nl-NL"/>
+        </w:rPr>
+        <w:t>Weekly internal meetings</w:t>
+      </w:r>
+    </w:p>
+    <w:p>
+      <w:pPr>
+        <w:numPr>
+          <w:ilvl w:val="0"/>
+          <w:numId w:val="13"/>
+        </w:numPr>
+        <w:rPr>
+          <w:lang w:val="nl-NL"/>
+        </w:rPr>
+      </w:pPr>
+      <w:r>
+        <w:rPr>
+          <w:lang w:val="nl-NL"/>
+        </w:rPr>
+        <w:t>Clear task ownership</w:t>
       </w:r>
     </w:p>
     <w:p/>
-    <w:p/>
-    <w:p>
-      <w:r>
-        <w:lastRenderedPageBreak/>
-        <w:t>Biaggio: Hardware</w:t>
-      </w:r>
-    </w:p>
-    <w:p>
-      <w:r>
-        <w:t>Boti: Programming, planning</w:t>
-      </w:r>
-    </w:p>
-    <w:p>
-      <w:r>
-        <w:t>Danyil: Programming and documentation makeup</w:t>
-      </w:r>
-    </w:p>
-    <w:p>
-      <w:r>
-        <w:t>Bauke:  Documentation and 3d modelling</w:t>
-      </w:r>
-    </w:p>
-    <w:p/>
-    <w:p>
-      <w:r>
-        <w:t>A</w:t>
-      </w:r>
-      <w:r>
-        <w:t xml:space="preserve">s for the general flow of the project we regularly have meetings to discuss ideas for the project and how to implement each part. </w:t>
-      </w:r>
-    </w:p>
     <w:p>
       <w:pPr>
         <w:pStyle w:val="Heading1"/>
@@ -940,7 +2424,7 @@
           <w:bCs/>
         </w:rPr>
       </w:pPr>
-      <w:bookmarkStart w:id="5" w:name="_Toc221450386"/>
+      <w:bookmarkStart w:id="9" w:name="_Toc222070418"/>
       <w:r>
         <w:rPr>
           <w:b/>
@@ -953,9 +2437,462 @@
           <w:b/>
           <w:bCs/>
         </w:rPr>
+        <w:t>roduct organisation</w:t>
+      </w:r>
+      <w:r>
+        <w:rPr>
+          <w:b/>
+          <w:bCs/>
+        </w:rPr>
+        <w:t xml:space="preserve"> &amp; </w:t>
+      </w:r>
+      <w:r>
+        <w:rPr>
+          <w:b/>
+          <w:bCs/>
+        </w:rPr>
+        <w:t>Project Organisation</w:t>
+      </w:r>
+      <w:bookmarkEnd w:id="9"/>
+    </w:p>
+    <w:p>
+      <w:r>
+        <w:t>T</w:t>
+      </w:r>
+      <w:r>
+        <w:t>here are 4 members in our project group; Biaggio, Boti, Danyil and Bauke</w:t>
+      </w:r>
+      <w:r>
+        <w:t xml:space="preserve"> </w:t>
+      </w:r>
+      <w:r>
+        <w:t>we have distributed loose roles according to our strengths and weaknesses tough these are not set in stone.</w:t>
+      </w:r>
+    </w:p>
+    <w:p>
+      <w:pPr>
+        <w:pStyle w:val="Heading3"/>
+        <w:rPr>
+          <w:sz w:val="24"/>
+          <w:szCs w:val="24"/>
+        </w:rPr>
+      </w:pPr>
+      <w:bookmarkStart w:id="10" w:name="_Toc222070419"/>
+      <w:r>
+        <w:rPr>
+          <w:sz w:val="24"/>
+          <w:szCs w:val="24"/>
+        </w:rPr>
+        <w:t>Project Leadership</w:t>
+      </w:r>
+      <w:bookmarkEnd w:id="10"/>
+    </w:p>
+    <w:p>
+      <w:pPr>
+        <w:rPr>
+          <w:lang w:val="nl-NL"/>
+        </w:rPr>
+      </w:pPr>
+      <w:r>
+        <w:t>Currently, there is no formal project leader assigned.</w:t>
+      </w:r>
+      <w:r>
+        <w:br/>
+      </w:r>
+      <w:r>
+        <w:rPr>
+          <w:lang w:val="nl-NL"/>
+        </w:rPr>
+        <w:t>However:</w:t>
+      </w:r>
+    </w:p>
+    <w:p>
+      <w:pPr>
+        <w:numPr>
+          <w:ilvl w:val="0"/>
+          <w:numId w:val="14"/>
+        </w:numPr>
+      </w:pPr>
+      <w:r>
+        <w:rPr>
+          <w:b/>
+          <w:bCs/>
+        </w:rPr>
+        <w:t>Biaggio</w:t>
+      </w:r>
+      <w:r>
+        <w:t xml:space="preserve"> is responsible for monitoring deadlines and overall progress.</w:t>
+      </w:r>
+    </w:p>
+    <w:p>
+      <w:pPr>
+        <w:numPr>
+          <w:ilvl w:val="0"/>
+          <w:numId w:val="14"/>
+        </w:numPr>
+      </w:pPr>
+      <w:r>
+        <w:t>Major technical decisions are made collectively.</w:t>
+      </w:r>
+    </w:p>
+    <w:p>
+      <w:pPr>
+        <w:pStyle w:val="Heading3"/>
+        <w:rPr>
+          <w:sz w:val="24"/>
+          <w:szCs w:val="24"/>
+        </w:rPr>
+      </w:pPr>
+      <w:bookmarkStart w:id="11" w:name="_Toc222070420"/>
+      <w:r>
+        <w:rPr>
+          <w:sz w:val="24"/>
+          <w:szCs w:val="24"/>
+        </w:rPr>
+        <w:t>Decision-Making Criteria</w:t>
+      </w:r>
+      <w:bookmarkEnd w:id="11"/>
+    </w:p>
+    <w:p>
+      <w:r>
+        <w:t>Decisions are evaluated based on:</w:t>
+      </w:r>
+    </w:p>
+    <w:p>
+      <w:pPr>
+        <w:numPr>
+          <w:ilvl w:val="0"/>
+          <w:numId w:val="15"/>
+        </w:numPr>
+        <w:rPr>
+          <w:lang w:val="nl-NL"/>
+        </w:rPr>
+      </w:pPr>
+      <w:r>
+        <w:rPr>
+          <w:lang w:val="nl-NL"/>
+        </w:rPr>
+        <w:t>Technical compatibility</w:t>
+      </w:r>
+    </w:p>
+    <w:p>
+      <w:pPr>
+        <w:numPr>
+          <w:ilvl w:val="0"/>
+          <w:numId w:val="15"/>
+        </w:numPr>
+        <w:rPr>
+          <w:lang w:val="nl-NL"/>
+        </w:rPr>
+      </w:pPr>
+      <w:r>
+        <w:rPr>
+          <w:lang w:val="nl-NL"/>
+        </w:rPr>
+        <w:t>Time consumption</w:t>
+      </w:r>
+    </w:p>
+    <w:p>
+      <w:pPr>
+        <w:numPr>
+          <w:ilvl w:val="0"/>
+          <w:numId w:val="15"/>
+        </w:numPr>
+        <w:rPr>
+          <w:lang w:val="nl-NL"/>
+        </w:rPr>
+      </w:pPr>
+      <w:r>
+        <w:rPr>
+          <w:lang w:val="nl-NL"/>
+        </w:rPr>
+        <w:t>Impact on final quality</w:t>
+      </w:r>
+    </w:p>
+    <w:p>
+      <w:pPr>
+        <w:numPr>
+          <w:ilvl w:val="0"/>
+          <w:numId w:val="15"/>
+        </w:numPr>
+        <w:rPr>
+          <w:lang w:val="nl-NL"/>
+        </w:rPr>
+      </w:pPr>
+      <w:r>
+        <w:rPr>
+          <w:lang w:val="nl-NL"/>
+        </w:rPr>
+        <w:t>Alignment with client vision</w:t>
+      </w:r>
+    </w:p>
+    <w:p>
+      <w:pPr>
+        <w:numPr>
+          <w:ilvl w:val="0"/>
+          <w:numId w:val="15"/>
+        </w:numPr>
+        <w:rPr>
+          <w:lang w:val="nl-NL"/>
+        </w:rPr>
+      </w:pPr>
+      <w:r>
+        <w:rPr>
+          <w:lang w:val="nl-NL"/>
+        </w:rPr>
+        <w:t>Deadline feasibility</w:t>
+      </w:r>
+    </w:p>
+    <w:p>
+      <w:pPr>
+        <w:pStyle w:val="Heading3"/>
+        <w:rPr>
+          <w:sz w:val="24"/>
+          <w:szCs w:val="24"/>
+        </w:rPr>
+      </w:pPr>
+      <w:bookmarkStart w:id="12" w:name="_Toc222070421"/>
+      <w:r>
+        <w:rPr>
+          <w:sz w:val="24"/>
+          <w:szCs w:val="24"/>
+        </w:rPr>
+        <w:t>Conflict Resolution</w:t>
+      </w:r>
+      <w:bookmarkEnd w:id="12"/>
+    </w:p>
+    <w:p>
+      <w:r>
+        <w:t>Disagreements are resolved by:</w:t>
+      </w:r>
+    </w:p>
+    <w:p>
+      <w:pPr>
+        <w:numPr>
+          <w:ilvl w:val="0"/>
+          <w:numId w:val="16"/>
+        </w:numPr>
+        <w:rPr>
+          <w:lang w:val="nl-NL"/>
+        </w:rPr>
+      </w:pPr>
+      <w:r>
+        <w:rPr>
+          <w:lang w:val="nl-NL"/>
+        </w:rPr>
+        <w:t>Presenting technical arguments</w:t>
+      </w:r>
+    </w:p>
+    <w:p>
+      <w:pPr>
+        <w:numPr>
+          <w:ilvl w:val="0"/>
+          <w:numId w:val="16"/>
+        </w:numPr>
+        <w:rPr>
+          <w:lang w:val="nl-NL"/>
+        </w:rPr>
+      </w:pPr>
+      <w:r>
+        <w:rPr>
+          <w:lang w:val="nl-NL"/>
+        </w:rPr>
+        <w:t>Evaluating necessity of the issue</w:t>
+      </w:r>
+    </w:p>
+    <w:p>
+      <w:pPr>
+        <w:numPr>
+          <w:ilvl w:val="0"/>
+          <w:numId w:val="16"/>
+        </w:numPr>
+      </w:pPr>
+      <w:r>
+        <w:t>Distinguishing between critical and non-critical disagreements</w:t>
+      </w:r>
+    </w:p>
+    <w:p>
+      <w:pPr>
+        <w:numPr>
+          <w:ilvl w:val="0"/>
+          <w:numId w:val="16"/>
+        </w:numPr>
+        <w:rPr>
+          <w:lang w:val="nl-NL"/>
+        </w:rPr>
+      </w:pPr>
+      <w:r>
+        <w:rPr>
+          <w:lang w:val="nl-NL"/>
+        </w:rPr>
+        <w:t>Prioritizing project objectives</w:t>
+      </w:r>
+    </w:p>
+    <w:p>
+      <w:pPr>
+        <w:rPr>
+          <w:lang w:val="nl-NL"/>
+        </w:rPr>
+      </w:pPr>
+    </w:p>
+    <w:p>
+      <w:pPr>
+        <w:rPr>
+          <w:rFonts w:eastAsiaTheme="majorEastAsia" w:cstheme="majorBidi"/>
+          <w:color w:val="0F4761" w:themeColor="accent1" w:themeShade="BF"/>
+        </w:rPr>
+      </w:pPr>
+      <w:r>
+        <w:rPr>
+          <w:rFonts w:eastAsiaTheme="majorEastAsia" w:cstheme="majorBidi"/>
+          <w:color w:val="0F4761" w:themeColor="accent1" w:themeShade="BF"/>
+        </w:rPr>
+        <w:t>Client Communication</w:t>
+      </w:r>
+    </w:p>
+    <w:p>
+      <w:r>
+        <w:lastRenderedPageBreak/>
+        <w:t>Communication with the client will occur:</w:t>
+      </w:r>
+    </w:p>
+    <w:p>
+      <w:pPr>
+        <w:numPr>
+          <w:ilvl w:val="0"/>
+          <w:numId w:val="17"/>
+        </w:numPr>
+        <w:rPr>
+          <w:lang w:val="nl-NL"/>
+        </w:rPr>
+      </w:pPr>
+      <w:r>
+        <w:rPr>
+          <w:lang w:val="nl-NL"/>
+        </w:rPr>
+        <w:t>As frequently as availability allows</w:t>
+      </w:r>
+    </w:p>
+    <w:p>
+      <w:pPr>
+        <w:numPr>
+          <w:ilvl w:val="0"/>
+          <w:numId w:val="17"/>
+        </w:numPr>
+        <w:rPr>
+          <w:lang w:val="nl-NL"/>
+        </w:rPr>
+      </w:pPr>
+      <w:r>
+        <w:rPr>
+          <w:lang w:val="nl-NL"/>
+        </w:rPr>
+        <w:t>At minimum during milestone deliveries</w:t>
+      </w:r>
+    </w:p>
+    <w:p>
+      <w:pPr>
+        <w:rPr>
+          <w:lang w:val="nl-NL"/>
+        </w:rPr>
+      </w:pPr>
+      <w:r>
+        <w:rPr>
+          <w:lang w:val="nl-NL"/>
+        </w:rPr>
+        <w:t>Channels:</w:t>
+      </w:r>
+    </w:p>
+    <w:p>
+      <w:pPr>
+        <w:numPr>
+          <w:ilvl w:val="0"/>
+          <w:numId w:val="18"/>
+        </w:numPr>
+        <w:rPr>
+          <w:lang w:val="nl-NL"/>
+        </w:rPr>
+      </w:pPr>
+      <w:r>
+        <w:rPr>
+          <w:lang w:val="nl-NL"/>
+        </w:rPr>
+        <w:t>Email</w:t>
+      </w:r>
+    </w:p>
+    <w:p>
+      <w:pPr>
+        <w:numPr>
+          <w:ilvl w:val="0"/>
+          <w:numId w:val="18"/>
+        </w:numPr>
+        <w:rPr>
+          <w:lang w:val="nl-NL"/>
+        </w:rPr>
+      </w:pPr>
+      <w:r>
+        <w:rPr>
+          <w:lang w:val="nl-NL"/>
+        </w:rPr>
+        <w:t>Microsoft Teams</w:t>
+      </w:r>
+    </w:p>
+    <w:p>
+      <w:pPr>
+        <w:numPr>
+          <w:ilvl w:val="0"/>
+          <w:numId w:val="18"/>
+        </w:numPr>
+        <w:rPr>
+          <w:lang w:val="nl-NL"/>
+        </w:rPr>
+      </w:pPr>
+      <w:r>
+        <w:rPr>
+          <w:lang w:val="nl-NL"/>
+        </w:rPr>
+        <w:t>In-person meetings</w:t>
+      </w:r>
+    </w:p>
+    <w:p/>
+    <w:p>
+      <w:pPr>
+        <w:pStyle w:val="Heading1"/>
+        <w:rPr>
+          <w:b/>
+          <w:bCs/>
+        </w:rPr>
+      </w:pPr>
+      <w:bookmarkStart w:id="13" w:name="_Toc222070422"/>
+      <w:r>
+        <w:rPr>
+          <w:b/>
+          <w:bCs/>
+        </w:rPr>
+        <w:t>P</w:t>
+      </w:r>
+      <w:r>
+        <w:rPr>
+          <w:b/>
+          <w:bCs/>
+        </w:rPr>
         <w:t>lanning</w:t>
       </w:r>
-      <w:bookmarkEnd w:id="5"/>
+      <w:r>
+        <w:rPr>
+          <w:b/>
+          <w:bCs/>
+        </w:rPr>
+        <w:t xml:space="preserve"> </w:t>
+      </w:r>
+      <w:r>
+        <w:rPr>
+          <w:b/>
+          <w:bCs/>
+        </w:rPr>
+        <w:t>&amp; Responsibility</w:t>
+      </w:r>
+      <w:bookmarkEnd w:id="13"/>
     </w:p>
     <w:p>
       <w:r>
@@ -963,6 +2900,574 @@
       </w:r>
       <w:r>
         <w:t>s mentioned in product activity, we plan to split the project into two phases. in the first phase we will have basic functionality of the application and the box.</w:t>
+      </w:r>
+    </w:p>
+    <w:tbl>
+      <w:tblPr>
+        <w:tblStyle w:val="NormalGrid"/>
+        <w:tblW w:w="0" w:type="auto"/>
+        <w:jc w:val="center"/>
+        <w:tblCellSpacing w:w="0" w:type="dxa"/>
+        <w:tblLook w:val="04A0" w:firstRow="1" w:lastRow="0" w:firstColumn="1" w:lastColumn="0" w:noHBand="0" w:noVBand="1"/>
+      </w:tblPr>
+      <w:tblGrid>
+        <w:gridCol w:w="2810"/>
+        <w:gridCol w:w="1884"/>
+      </w:tblGrid>
+      <w:tr>
+        <w:trPr>
+          <w:cantSplit/>
+          <w:tblCellSpacing w:w="0" w:type="dxa"/>
+          <w:jc w:val="center"/>
+        </w:trPr>
+        <w:tc>
+          <w:tcPr>
+            <w:tcW w:w="0" w:type="auto"/>
+            <w:tcBorders>
+              <w:top w:val="single" w:sz="8" w:space="0" w:color="000000"/>
+              <w:left w:val="single" w:sz="8" w:space="0" w:color="000000"/>
+              <w:bottom w:val="single" w:sz="8" w:space="0" w:color="000000"/>
+              <w:right w:val="single" w:sz="8" w:space="0" w:color="000000"/>
+            </w:tcBorders>
+            <w:vAlign w:val="center"/>
+          </w:tcPr>
+          <w:p>
+            <w:r>
+              <w:t>Task</w:t>
+            </w:r>
+          </w:p>
+        </w:tc>
+        <w:tc>
+          <w:tcPr>
+            <w:tcW w:w="0" w:type="auto"/>
+            <w:tcBorders>
+              <w:top w:val="single" w:sz="8" w:space="0" w:color="000000"/>
+              <w:bottom w:val="single" w:sz="8" w:space="0" w:color="000000"/>
+              <w:right w:val="single" w:sz="8" w:space="0" w:color="000000"/>
+            </w:tcBorders>
+            <w:vAlign w:val="center"/>
+          </w:tcPr>
+          <w:p>
+            <w:r>
+              <w:t>Responsible</w:t>
+            </w:r>
+          </w:p>
+        </w:tc>
+      </w:tr>
+      <w:tr>
+        <w:trPr>
+          <w:cantSplit/>
+          <w:tblCellSpacing w:w="0" w:type="dxa"/>
+          <w:jc w:val="center"/>
+        </w:trPr>
+        <w:tc>
+          <w:tcPr>
+            <w:tcW w:w="0" w:type="auto"/>
+            <w:tcBorders>
+              <w:left w:val="single" w:sz="8" w:space="0" w:color="000000"/>
+              <w:bottom w:val="single" w:sz="8" w:space="0" w:color="000000"/>
+              <w:right w:val="single" w:sz="8" w:space="0" w:color="000000"/>
+            </w:tcBorders>
+            <w:vAlign w:val="center"/>
+          </w:tcPr>
+          <w:p>
+            <w:r>
+              <w:t>Hardware Prototype</w:t>
+            </w:r>
+          </w:p>
+        </w:tc>
+        <w:tc>
+          <w:tcPr>
+            <w:tcW w:w="0" w:type="auto"/>
+            <w:tcBorders>
+              <w:bottom w:val="single" w:sz="8" w:space="0" w:color="000000"/>
+              <w:right w:val="single" w:sz="8" w:space="0" w:color="000000"/>
+            </w:tcBorders>
+            <w:vAlign w:val="center"/>
+          </w:tcPr>
+          <w:p>
+            <w:r>
+              <w:t>Biaggio</w:t>
+            </w:r>
+          </w:p>
+        </w:tc>
+      </w:tr>
+      <w:tr>
+        <w:trPr>
+          <w:cantSplit/>
+          <w:tblCellSpacing w:w="0" w:type="dxa"/>
+          <w:jc w:val="center"/>
+        </w:trPr>
+        <w:tc>
+          <w:tcPr>
+            <w:tcW w:w="0" w:type="auto"/>
+            <w:tcBorders>
+              <w:left w:val="single" w:sz="8" w:space="0" w:color="000000"/>
+              <w:bottom w:val="single" w:sz="8" w:space="0" w:color="000000"/>
+              <w:right w:val="single" w:sz="8" w:space="0" w:color="000000"/>
+            </w:tcBorders>
+            <w:vAlign w:val="center"/>
+          </w:tcPr>
+          <w:p>
+            <w:r>
+              <w:t>Software Functional Specs</w:t>
+            </w:r>
+          </w:p>
+        </w:tc>
+        <w:tc>
+          <w:tcPr>
+            <w:tcW w:w="0" w:type="auto"/>
+            <w:tcBorders>
+              <w:bottom w:val="single" w:sz="8" w:space="0" w:color="000000"/>
+              <w:right w:val="single" w:sz="8" w:space="0" w:color="000000"/>
+            </w:tcBorders>
+            <w:vAlign w:val="center"/>
+          </w:tcPr>
+          <w:p>
+            <w:r>
+              <w:t>Botond &amp; Danyil</w:t>
+            </w:r>
+          </w:p>
+        </w:tc>
+      </w:tr>
+      <w:tr>
+        <w:trPr>
+          <w:cantSplit/>
+          <w:tblCellSpacing w:w="0" w:type="dxa"/>
+          <w:jc w:val="center"/>
+        </w:trPr>
+        <w:tc>
+          <w:tcPr>
+            <w:tcW w:w="0" w:type="auto"/>
+            <w:tcBorders>
+              <w:left w:val="single" w:sz="8" w:space="0" w:color="000000"/>
+              <w:bottom w:val="single" w:sz="8" w:space="0" w:color="000000"/>
+              <w:right w:val="single" w:sz="8" w:space="0" w:color="000000"/>
+            </w:tcBorders>
+            <w:vAlign w:val="center"/>
+          </w:tcPr>
+          <w:p>
+            <w:r>
+              <w:t>UI Code</w:t>
+            </w:r>
+          </w:p>
+        </w:tc>
+        <w:tc>
+          <w:tcPr>
+            <w:tcW w:w="0" w:type="auto"/>
+            <w:tcBorders>
+              <w:bottom w:val="single" w:sz="8" w:space="0" w:color="000000"/>
+              <w:right w:val="single" w:sz="8" w:space="0" w:color="000000"/>
+            </w:tcBorders>
+            <w:vAlign w:val="center"/>
+          </w:tcPr>
+          <w:p>
+            <w:r>
+              <w:t>Biaggio</w:t>
+            </w:r>
+          </w:p>
+        </w:tc>
+      </w:tr>
+      <w:tr>
+        <w:trPr>
+          <w:cantSplit/>
+          <w:tblCellSpacing w:w="0" w:type="dxa"/>
+          <w:jc w:val="center"/>
+        </w:trPr>
+        <w:tc>
+          <w:tcPr>
+            <w:tcW w:w="0" w:type="auto"/>
+            <w:tcBorders>
+              <w:left w:val="single" w:sz="8" w:space="0" w:color="000000"/>
+              <w:bottom w:val="single" w:sz="8" w:space="0" w:color="000000"/>
+              <w:right w:val="single" w:sz="8" w:space="0" w:color="000000"/>
+            </w:tcBorders>
+            <w:vAlign w:val="center"/>
+          </w:tcPr>
+          <w:p>
+            <w:r>
+              <w:t>UI Design</w:t>
+            </w:r>
+          </w:p>
+        </w:tc>
+        <w:tc>
+          <w:tcPr>
+            <w:tcW w:w="0" w:type="auto"/>
+            <w:tcBorders>
+              <w:bottom w:val="single" w:sz="8" w:space="0" w:color="000000"/>
+              <w:right w:val="single" w:sz="8" w:space="0" w:color="000000"/>
+            </w:tcBorders>
+            <w:vAlign w:val="center"/>
+          </w:tcPr>
+          <w:p>
+            <w:r>
+              <w:t>Bauke</w:t>
+            </w:r>
+          </w:p>
+        </w:tc>
+      </w:tr>
+      <w:tr>
+        <w:trPr>
+          <w:cantSplit/>
+          <w:tblCellSpacing w:w="0" w:type="dxa"/>
+          <w:jc w:val="center"/>
+        </w:trPr>
+        <w:tc>
+          <w:tcPr>
+            <w:tcW w:w="0" w:type="auto"/>
+            <w:tcBorders>
+              <w:left w:val="single" w:sz="8" w:space="0" w:color="000000"/>
+              <w:bottom w:val="single" w:sz="8" w:space="0" w:color="000000"/>
+              <w:right w:val="single" w:sz="8" w:space="0" w:color="000000"/>
+            </w:tcBorders>
+            <w:vAlign w:val="center"/>
+          </w:tcPr>
+          <w:p>
+            <w:r>
+              <w:t>Beacon Architecture</w:t>
+            </w:r>
+          </w:p>
+        </w:tc>
+        <w:tc>
+          <w:tcPr>
+            <w:tcW w:w="0" w:type="auto"/>
+            <w:tcBorders>
+              <w:bottom w:val="single" w:sz="8" w:space="0" w:color="000000"/>
+              <w:right w:val="single" w:sz="8" w:space="0" w:color="000000"/>
+            </w:tcBorders>
+            <w:vAlign w:val="center"/>
+          </w:tcPr>
+          <w:p>
+            <w:r>
+              <w:t>Botond</w:t>
+            </w:r>
+          </w:p>
+        </w:tc>
+      </w:tr>
+      <w:tr>
+        <w:trPr>
+          <w:cantSplit/>
+          <w:tblCellSpacing w:w="0" w:type="dxa"/>
+          <w:jc w:val="center"/>
+        </w:trPr>
+        <w:tc>
+          <w:tcPr>
+            <w:tcW w:w="0" w:type="auto"/>
+            <w:tcBorders>
+              <w:left w:val="single" w:sz="8" w:space="0" w:color="000000"/>
+              <w:bottom w:val="single" w:sz="8" w:space="0" w:color="000000"/>
+              <w:right w:val="single" w:sz="8" w:space="0" w:color="000000"/>
+            </w:tcBorders>
+            <w:vAlign w:val="center"/>
+          </w:tcPr>
+          <w:p>
+            <w:r>
+              <w:t>Beacon Physical Assembly</w:t>
+            </w:r>
+          </w:p>
+        </w:tc>
+        <w:tc>
+          <w:tcPr>
+            <w:tcW w:w="0" w:type="auto"/>
+            <w:tcBorders>
+              <w:bottom w:val="single" w:sz="8" w:space="0" w:color="000000"/>
+              <w:right w:val="single" w:sz="8" w:space="0" w:color="000000"/>
+            </w:tcBorders>
+            <w:vAlign w:val="center"/>
+          </w:tcPr>
+          <w:p>
+            <w:r>
+              <w:t>Bauke</w:t>
+            </w:r>
+          </w:p>
+        </w:tc>
+      </w:tr>
+      <w:tr>
+        <w:trPr>
+          <w:cantSplit/>
+          <w:tblCellSpacing w:w="0" w:type="dxa"/>
+          <w:jc w:val="center"/>
+        </w:trPr>
+        <w:tc>
+          <w:tcPr>
+            <w:tcW w:w="0" w:type="auto"/>
+            <w:tcBorders>
+              <w:left w:val="single" w:sz="8" w:space="0" w:color="000000"/>
+              <w:bottom w:val="single" w:sz="8" w:space="0" w:color="000000"/>
+              <w:right w:val="single" w:sz="8" w:space="0" w:color="000000"/>
+            </w:tcBorders>
+            <w:vAlign w:val="center"/>
+          </w:tcPr>
+          <w:p>
+            <w:r>
+              <w:t>Documentation</w:t>
+            </w:r>
+          </w:p>
+        </w:tc>
+        <w:tc>
+          <w:tcPr>
+            <w:tcW w:w="0" w:type="auto"/>
+            <w:tcBorders>
+              <w:bottom w:val="single" w:sz="8" w:space="0" w:color="000000"/>
+              <w:right w:val="single" w:sz="8" w:space="0" w:color="000000"/>
+            </w:tcBorders>
+            <w:vAlign w:val="center"/>
+          </w:tcPr>
+          <w:p>
+            <w:r>
+              <w:t>Entire Team</w:t>
+            </w:r>
+          </w:p>
+        </w:tc>
+      </w:tr>
+      <w:tr>
+        <w:trPr>
+          <w:cantSplit/>
+          <w:tblCellSpacing w:w="0" w:type="dxa"/>
+          <w:jc w:val="center"/>
+        </w:trPr>
+        <w:tc>
+          <w:tcPr>
+            <w:tcW w:w="0" w:type="auto"/>
+            <w:tcBorders>
+              <w:left w:val="single" w:sz="8" w:space="0" w:color="000000"/>
+              <w:bottom w:val="single" w:sz="8" w:space="0" w:color="000000"/>
+              <w:right w:val="single" w:sz="8" w:space="0" w:color="000000"/>
+            </w:tcBorders>
+            <w:vAlign w:val="center"/>
+          </w:tcPr>
+          <w:p>
+            <w:r>
+              <w:t>Final Integration</w:t>
+            </w:r>
+          </w:p>
+        </w:tc>
+        <w:tc>
+          <w:tcPr>
+            <w:tcW w:w="0" w:type="auto"/>
+            <w:tcBorders>
+              <w:bottom w:val="single" w:sz="8" w:space="0" w:color="000000"/>
+              <w:right w:val="single" w:sz="8" w:space="0" w:color="000000"/>
+            </w:tcBorders>
+            <w:vAlign w:val="center"/>
+          </w:tcPr>
+          <w:p>
+            <w:r>
+              <w:t>Entire Team</w:t>
+            </w:r>
+          </w:p>
+        </w:tc>
+      </w:tr>
+    </w:tbl>
+    <w:p>
+      <w:pPr>
+        <w:rPr>
+          <w:rFonts w:ascii="Segoe UI Emoji" w:eastAsiaTheme="majorEastAsia" w:hAnsi="Segoe UI Emoji" w:cs="Segoe UI Emoji"/>
+          <w:color w:val="0F4761" w:themeColor="accent1" w:themeShade="BF"/>
+        </w:rPr>
+      </w:pPr>
+    </w:p>
+    <w:p>
+      <w:pPr>
+        <w:rPr>
+          <w:rFonts w:ascii="Segoe UI Emoji" w:eastAsiaTheme="majorEastAsia" w:hAnsi="Segoe UI Emoji" w:cs="Segoe UI Emoji"/>
+          <w:color w:val="0F4761" w:themeColor="accent1" w:themeShade="BF"/>
+        </w:rPr>
+      </w:pPr>
+      <w:r>
+        <w:rPr>
+          <w:rFonts w:ascii="Segoe UI Emoji" w:eastAsiaTheme="majorEastAsia" w:hAnsi="Segoe UI Emoji" w:cs="Segoe UI Emoji"/>
+          <w:color w:val="0F4761" w:themeColor="accent1" w:themeShade="BF"/>
+        </w:rPr>
+        <w:t>User Testing</w:t>
+      </w:r>
+    </w:p>
+    <w:p>
+      <w:pPr>
+        <w:rPr>
+          <w:lang w:val="nl-NL"/>
+        </w:rPr>
+      </w:pPr>
+      <w:r>
+        <w:t>The system will be tested with real children before final delivery.</w:t>
+      </w:r>
+      <w:r>
+        <w:br/>
+      </w:r>
+      <w:r>
+        <w:rPr>
+          <w:lang w:val="nl-NL"/>
+        </w:rPr>
+        <w:t>This is mandatory.</w:t>
+      </w:r>
+    </w:p>
+    <w:p>
+      <w:pPr>
+        <w:rPr>
+          <w:lang w:val="nl-NL"/>
+        </w:rPr>
+      </w:pPr>
+      <w:r>
+        <w:rPr>
+          <w:lang w:val="nl-NL"/>
+        </w:rPr>
+        <w:t>Adjustments will be made based on:</w:t>
+      </w:r>
+    </w:p>
+    <w:p>
+      <w:pPr>
+        <w:numPr>
+          <w:ilvl w:val="0"/>
+          <w:numId w:val="19"/>
+        </w:numPr>
+        <w:rPr>
+          <w:lang w:val="nl-NL"/>
+        </w:rPr>
+      </w:pPr>
+      <w:r>
+        <w:rPr>
+          <w:lang w:val="nl-NL"/>
+        </w:rPr>
+        <w:t>Ease of use</w:t>
+      </w:r>
+    </w:p>
+    <w:p>
+      <w:pPr>
+        <w:numPr>
+          <w:ilvl w:val="0"/>
+          <w:numId w:val="19"/>
+        </w:numPr>
+        <w:rPr>
+          <w:lang w:val="nl-NL"/>
+        </w:rPr>
+      </w:pPr>
+      <w:r>
+        <w:rPr>
+          <w:lang w:val="nl-NL"/>
+        </w:rPr>
+        <w:t>Engagement level</w:t>
+      </w:r>
+    </w:p>
+    <w:p>
+      <w:pPr>
+        <w:numPr>
+          <w:ilvl w:val="0"/>
+          <w:numId w:val="19"/>
+        </w:numPr>
+        <w:rPr>
+          <w:lang w:val="nl-NL"/>
+        </w:rPr>
+      </w:pPr>
+      <w:r>
+        <w:rPr>
+          <w:lang w:val="nl-NL"/>
+        </w:rPr>
+        <w:t>Navigation clarity</w:t>
+      </w:r>
+    </w:p>
+    <w:p>
+      <w:pPr>
+        <w:numPr>
+          <w:ilvl w:val="0"/>
+          <w:numId w:val="19"/>
+        </w:numPr>
+        <w:rPr>
+          <w:lang w:val="nl-NL"/>
+        </w:rPr>
+      </w:pPr>
+      <w:r>
+        <w:rPr>
+          <w:lang w:val="nl-NL"/>
+        </w:rPr>
+        <w:t>Physical durability</w:t>
+      </w:r>
+    </w:p>
+    <w:p>
+      <w:pPr>
+        <w:rPr>
+          <w:rFonts w:ascii="Segoe UI Emoji" w:eastAsiaTheme="majorEastAsia" w:hAnsi="Segoe UI Emoji" w:cs="Segoe UI Emoji"/>
+          <w:color w:val="0F4761" w:themeColor="accent1" w:themeShade="BF"/>
+        </w:rPr>
+      </w:pPr>
+      <w:r>
+        <w:rPr>
+          <w:rFonts w:ascii="Segoe UI Emoji" w:eastAsiaTheme="majorEastAsia" w:hAnsi="Segoe UI Emoji" w:cs="Segoe UI Emoji"/>
+          <w:color w:val="0F4761" w:themeColor="accent1" w:themeShade="BF"/>
+        </w:rPr>
+        <w:lastRenderedPageBreak/>
+        <w:t>Success Criteria</w:t>
+      </w:r>
+    </w:p>
+    <w:p>
+      <w:r>
+        <w:t>The project is successful if:</w:t>
+      </w:r>
+    </w:p>
+    <w:p>
+      <w:pPr>
+        <w:numPr>
+          <w:ilvl w:val="0"/>
+          <w:numId w:val="20"/>
+        </w:numPr>
+      </w:pPr>
+      <w:r>
+        <w:t>Children can navigate independently with minimal explanation</w:t>
+      </w:r>
+    </w:p>
+    <w:p>
+      <w:pPr>
+        <w:numPr>
+          <w:ilvl w:val="0"/>
+          <w:numId w:val="20"/>
+        </w:numPr>
+        <w:rPr>
+          <w:lang w:val="nl-NL"/>
+        </w:rPr>
+      </w:pPr>
+      <w:r>
+        <w:rPr>
+          <w:lang w:val="nl-NL"/>
+        </w:rPr>
+        <w:t>All puzzle stages are completed</w:t>
+      </w:r>
+    </w:p>
+    <w:p>
+      <w:pPr>
+        <w:numPr>
+          <w:ilvl w:val="0"/>
+          <w:numId w:val="20"/>
+        </w:numPr>
+        <w:rPr>
+          <w:lang w:val="nl-NL"/>
+        </w:rPr>
+      </w:pPr>
+      <w:r>
+        <w:rPr>
+          <w:lang w:val="nl-NL"/>
+        </w:rPr>
+        <w:t>The system functions reliably</w:t>
+      </w:r>
+    </w:p>
+    <w:p>
+      <w:pPr>
+        <w:numPr>
+          <w:ilvl w:val="0"/>
+          <w:numId w:val="20"/>
+        </w:numPr>
+      </w:pPr>
+      <w:r>
+        <w:t>The client can easily configure beacons in admin mode</w:t>
+      </w:r>
+    </w:p>
+    <w:p>
+      <w:pPr>
+        <w:numPr>
+          <w:ilvl w:val="0"/>
+          <w:numId w:val="20"/>
+        </w:numPr>
+      </w:pPr>
+      <w:r>
+        <w:t>Both children and client provide positive feedback</w:t>
       </w:r>
     </w:p>
     <w:p/>
@@ -1190,6 +3695,155 @@
 <file path=word/numbering.xml><?xml version="1.0" encoding="utf-8"?>
 <w:numbering xmlns:wpc="http://schemas.microsoft.com/office/word/2010/wordprocessingCanvas" xmlns:cx="http://schemas.microsoft.com/office/drawing/2014/chartex" xmlns:cx1="http://schemas.microsoft.com/office/drawing/2015/9/8/chartex" xmlns:cx2="http://schemas.microsoft.com/office/drawing/2015/10/21/chartex" xmlns:cx3="http://schemas.microsoft.com/office/drawing/2016/5/9/chartex" xmlns:cx4="http://schemas.microsoft.com/office/drawing/2016/5/10/chartex" xmlns:cx5="http://schemas.microsoft.com/office/drawing/2016/5/11/chartex" xmlns:cx6="http://schemas.microsoft.com/office/drawing/2016/5/12/chartex" xmlns:cx7="http://schemas.microsoft.com/office/drawing/2016/5/13/chartex" xmlns:cx8="http://schemas.microsoft.com/office/drawing/2016/5/14/chartex" xmlns:mc="http://schemas.openxmlformats.org/markup-compatibility/2006" xmlns:aink="http://schemas.microsoft.com/office/drawing/2016/ink" xmlns:am3d="http://schemas.microsoft.com/office/drawing/2017/model3d" xmlns:o="urn:schemas-microsoft-com:office:office" xmlns:oel="http://schemas.microsoft.com/office/2019/extlst" xmlns:r="http://schemas.openxmlformats.org/officeDocument/2006/relationships" xmlns:m="http://schemas.openxmlformats.org/officeDocument/2006/math" xmlns:v="urn:schemas-microsoft-com:vml" xmlns:wp14="http://schemas.microsoft.com/office/word/2010/wordprocessingDrawing" xmlns:wp="http://schemas.openxmlformats.org/drawingml/2006/wordprocessingDrawing" xmlns:w10="urn:schemas-microsoft-com:office:word" xmlns:w="http://schemas.openxmlformats.org/wordprocessingml/2006/main" xmlns:w14="http://schemas.microsoft.com/office/word/2010/wordml" xmlns:w15="http://schemas.microsoft.com/office/word/2012/wordml" xmlns:w16cex="http://schemas.microsoft.com/office/word/2018/wordml/cex" xmlns:w16cid="http://schemas.microsoft.com/office/word/2016/wordml/cid" xmlns:w16="http://schemas.microsoft.com/office/word/2018/wordml" xmlns:w16du="http://schemas.microsoft.com/office/word/2023/wordml/word16du" xmlns:w16sdtdh="http://schemas.microsoft.com/office/word/2020/wordml/sdtdatahash" xmlns:w16sdtfl="http://schemas.microsoft.com/office/word/2024/wordml/sdtformatlock" xmlns:w16se="http://schemas.microsoft.com/office/word/2015/wordml/symex" xmlns:wpg="http://schemas.microsoft.com/office/word/2010/wordprocessingGroup" xmlns:wpi="http://schemas.microsoft.com/office/word/2010/wordprocessingInk" xmlns:wne="http://schemas.microsoft.com/office/word/2006/wordml" xmlns:wps="http://schemas.microsoft.com/office/word/2010/wordprocessingShape" mc:Ignorable="w14 w15 w16se w16cid w16 w16cex w16sdtdh w16sdtfl w16du wp14">
   <w:abstractNum w:abstractNumId="0" w15:restartNumberingAfterBreak="0">
+    <w:nsid w:val="00346744"/>
+    <w:multiLevelType w:val="multilevel"/>
+    <w:tmpl w:val="EDBAB43C"/>
+    <w:lvl w:ilvl="0">
+      <w:start w:val="1"/>
+      <w:numFmt w:val="bullet"/>
+      <w:lvlText w:val=""/>
+      <w:lvlJc w:val="left"/>
+      <w:pPr>
+        <w:tabs>
+          <w:tab w:val="num" w:pos="720"/>
+        </w:tabs>
+        <w:ind w:left="720" w:hanging="360"/>
+      </w:pPr>
+      <w:rPr>
+        <w:rFonts w:ascii="Symbol" w:hAnsi="Symbol" w:hint="default"/>
+        <w:sz w:val="20"/>
+      </w:rPr>
+    </w:lvl>
+    <w:lvl w:ilvl="1" w:tentative="1">
+      <w:start w:val="1"/>
+      <w:numFmt w:val="bullet"/>
+      <w:lvlText w:val="o"/>
+      <w:lvlJc w:val="left"/>
+      <w:pPr>
+        <w:tabs>
+          <w:tab w:val="num" w:pos="1440"/>
+        </w:tabs>
+        <w:ind w:left="1440" w:hanging="360"/>
+      </w:pPr>
+      <w:rPr>
+        <w:rFonts w:ascii="Courier New" w:hAnsi="Courier New" w:hint="default"/>
+        <w:sz w:val="20"/>
+      </w:rPr>
+    </w:lvl>
+    <w:lvl w:ilvl="2" w:tentative="1">
+      <w:start w:val="1"/>
+      <w:numFmt w:val="bullet"/>
+      <w:lvlText w:val=""/>
+      <w:lvlJc w:val="left"/>
+      <w:pPr>
+        <w:tabs>
+          <w:tab w:val="num" w:pos="2160"/>
+        </w:tabs>
+        <w:ind w:left="2160" w:hanging="360"/>
+      </w:pPr>
+      <w:rPr>
+        <w:rFonts w:ascii="Wingdings" w:hAnsi="Wingdings" w:hint="default"/>
+        <w:sz w:val="20"/>
+      </w:rPr>
+    </w:lvl>
+    <w:lvl w:ilvl="3" w:tentative="1">
+      <w:start w:val="1"/>
+      <w:numFmt w:val="bullet"/>
+      <w:lvlText w:val=""/>
+      <w:lvlJc w:val="left"/>
+      <w:pPr>
+        <w:tabs>
+          <w:tab w:val="num" w:pos="2880"/>
+        </w:tabs>
+        <w:ind w:left="2880" w:hanging="360"/>
+      </w:pPr>
+      <w:rPr>
+        <w:rFonts w:ascii="Wingdings" w:hAnsi="Wingdings" w:hint="default"/>
+        <w:sz w:val="20"/>
+      </w:rPr>
+    </w:lvl>
+    <w:lvl w:ilvl="4" w:tentative="1">
+      <w:start w:val="1"/>
+      <w:numFmt w:val="bullet"/>
+      <w:lvlText w:val=""/>
+      <w:lvlJc w:val="left"/>
+      <w:pPr>
+        <w:tabs>
+          <w:tab w:val="num" w:pos="3600"/>
+        </w:tabs>
+        <w:ind w:left="3600" w:hanging="360"/>
+      </w:pPr>
+      <w:rPr>
+        <w:rFonts w:ascii="Wingdings" w:hAnsi="Wingdings" w:hint="default"/>
+        <w:sz w:val="20"/>
+      </w:rPr>
+    </w:lvl>
+    <w:lvl w:ilvl="5" w:tentative="1">
+      <w:start w:val="1"/>
+      <w:numFmt w:val="bullet"/>
+      <w:lvlText w:val=""/>
+      <w:lvlJc w:val="left"/>
+      <w:pPr>
+        <w:tabs>
+          <w:tab w:val="num" w:pos="4320"/>
+        </w:tabs>
+        <w:ind w:left="4320" w:hanging="360"/>
+      </w:pPr>
+      <w:rPr>
+        <w:rFonts w:ascii="Wingdings" w:hAnsi="Wingdings" w:hint="default"/>
+        <w:sz w:val="20"/>
+      </w:rPr>
+    </w:lvl>
+    <w:lvl w:ilvl="6" w:tentative="1">
+      <w:start w:val="1"/>
+      <w:numFmt w:val="bullet"/>
+      <w:lvlText w:val=""/>
+      <w:lvlJc w:val="left"/>
+      <w:pPr>
+        <w:tabs>
+          <w:tab w:val="num" w:pos="5040"/>
+        </w:tabs>
+        <w:ind w:left="5040" w:hanging="360"/>
+      </w:pPr>
+      <w:rPr>
+        <w:rFonts w:ascii="Wingdings" w:hAnsi="Wingdings" w:hint="default"/>
+        <w:sz w:val="20"/>
+      </w:rPr>
+    </w:lvl>
+    <w:lvl w:ilvl="7" w:tentative="1">
+      <w:start w:val="1"/>
+      <w:numFmt w:val="bullet"/>
+      <w:lvlText w:val=""/>
+      <w:lvlJc w:val="left"/>
+      <w:pPr>
+        <w:tabs>
+          <w:tab w:val="num" w:pos="5760"/>
+        </w:tabs>
+        <w:ind w:left="5760" w:hanging="360"/>
+      </w:pPr>
+      <w:rPr>
+        <w:rFonts w:ascii="Wingdings" w:hAnsi="Wingdings" w:hint="default"/>
+        <w:sz w:val="20"/>
+      </w:rPr>
+    </w:lvl>
+    <w:lvl w:ilvl="8" w:tentative="1">
+      <w:start w:val="1"/>
+      <w:numFmt w:val="bullet"/>
+      <w:lvlText w:val=""/>
+      <w:lvlJc w:val="left"/>
+      <w:pPr>
+        <w:tabs>
+          <w:tab w:val="num" w:pos="6480"/>
+        </w:tabs>
+        <w:ind w:left="6480" w:hanging="360"/>
+      </w:pPr>
+      <w:rPr>
+        <w:rFonts w:ascii="Wingdings" w:hAnsi="Wingdings" w:hint="default"/>
+        <w:sz w:val="20"/>
+      </w:rPr>
+    </w:lvl>
+  </w:abstractNum>
+  <w:abstractNum w:abstractNumId="1" w15:restartNumberingAfterBreak="0">
     <w:nsid w:val="010B36B2"/>
     <w:multiLevelType w:val="hybridMultilevel"/>
     <w:tmpl w:val="0BA4F006"/>
@@ -1275,7 +3929,2441 @@
       </w:pPr>
     </w:lvl>
   </w:abstractNum>
-  <w:abstractNum w:abstractNumId="1" w15:restartNumberingAfterBreak="0">
+  <w:abstractNum w:abstractNumId="2" w15:restartNumberingAfterBreak="0">
+    <w:nsid w:val="0427775D"/>
+    <w:multiLevelType w:val="multilevel"/>
+    <w:tmpl w:val="E084ADE0"/>
+    <w:lvl w:ilvl="0">
+      <w:start w:val="1"/>
+      <w:numFmt w:val="bullet"/>
+      <w:lvlText w:val=""/>
+      <w:lvlJc w:val="left"/>
+      <w:pPr>
+        <w:tabs>
+          <w:tab w:val="num" w:pos="720"/>
+        </w:tabs>
+        <w:ind w:left="720" w:hanging="360"/>
+      </w:pPr>
+      <w:rPr>
+        <w:rFonts w:ascii="Symbol" w:hAnsi="Symbol" w:hint="default"/>
+        <w:sz w:val="20"/>
+      </w:rPr>
+    </w:lvl>
+    <w:lvl w:ilvl="1" w:tentative="1">
+      <w:start w:val="1"/>
+      <w:numFmt w:val="bullet"/>
+      <w:lvlText w:val="o"/>
+      <w:lvlJc w:val="left"/>
+      <w:pPr>
+        <w:tabs>
+          <w:tab w:val="num" w:pos="1440"/>
+        </w:tabs>
+        <w:ind w:left="1440" w:hanging="360"/>
+      </w:pPr>
+      <w:rPr>
+        <w:rFonts w:ascii="Courier New" w:hAnsi="Courier New" w:hint="default"/>
+        <w:sz w:val="20"/>
+      </w:rPr>
+    </w:lvl>
+    <w:lvl w:ilvl="2" w:tentative="1">
+      <w:start w:val="1"/>
+      <w:numFmt w:val="bullet"/>
+      <w:lvlText w:val=""/>
+      <w:lvlJc w:val="left"/>
+      <w:pPr>
+        <w:tabs>
+          <w:tab w:val="num" w:pos="2160"/>
+        </w:tabs>
+        <w:ind w:left="2160" w:hanging="360"/>
+      </w:pPr>
+      <w:rPr>
+        <w:rFonts w:ascii="Wingdings" w:hAnsi="Wingdings" w:hint="default"/>
+        <w:sz w:val="20"/>
+      </w:rPr>
+    </w:lvl>
+    <w:lvl w:ilvl="3" w:tentative="1">
+      <w:start w:val="1"/>
+      <w:numFmt w:val="bullet"/>
+      <w:lvlText w:val=""/>
+      <w:lvlJc w:val="left"/>
+      <w:pPr>
+        <w:tabs>
+          <w:tab w:val="num" w:pos="2880"/>
+        </w:tabs>
+        <w:ind w:left="2880" w:hanging="360"/>
+      </w:pPr>
+      <w:rPr>
+        <w:rFonts w:ascii="Wingdings" w:hAnsi="Wingdings" w:hint="default"/>
+        <w:sz w:val="20"/>
+      </w:rPr>
+    </w:lvl>
+    <w:lvl w:ilvl="4" w:tentative="1">
+      <w:start w:val="1"/>
+      <w:numFmt w:val="bullet"/>
+      <w:lvlText w:val=""/>
+      <w:lvlJc w:val="left"/>
+      <w:pPr>
+        <w:tabs>
+          <w:tab w:val="num" w:pos="3600"/>
+        </w:tabs>
+        <w:ind w:left="3600" w:hanging="360"/>
+      </w:pPr>
+      <w:rPr>
+        <w:rFonts w:ascii="Wingdings" w:hAnsi="Wingdings" w:hint="default"/>
+        <w:sz w:val="20"/>
+      </w:rPr>
+    </w:lvl>
+    <w:lvl w:ilvl="5" w:tentative="1">
+      <w:start w:val="1"/>
+      <w:numFmt w:val="bullet"/>
+      <w:lvlText w:val=""/>
+      <w:lvlJc w:val="left"/>
+      <w:pPr>
+        <w:tabs>
+          <w:tab w:val="num" w:pos="4320"/>
+        </w:tabs>
+        <w:ind w:left="4320" w:hanging="360"/>
+      </w:pPr>
+      <w:rPr>
+        <w:rFonts w:ascii="Wingdings" w:hAnsi="Wingdings" w:hint="default"/>
+        <w:sz w:val="20"/>
+      </w:rPr>
+    </w:lvl>
+    <w:lvl w:ilvl="6" w:tentative="1">
+      <w:start w:val="1"/>
+      <w:numFmt w:val="bullet"/>
+      <w:lvlText w:val=""/>
+      <w:lvlJc w:val="left"/>
+      <w:pPr>
+        <w:tabs>
+          <w:tab w:val="num" w:pos="5040"/>
+        </w:tabs>
+        <w:ind w:left="5040" w:hanging="360"/>
+      </w:pPr>
+      <w:rPr>
+        <w:rFonts w:ascii="Wingdings" w:hAnsi="Wingdings" w:hint="default"/>
+        <w:sz w:val="20"/>
+      </w:rPr>
+    </w:lvl>
+    <w:lvl w:ilvl="7" w:tentative="1">
+      <w:start w:val="1"/>
+      <w:numFmt w:val="bullet"/>
+      <w:lvlText w:val=""/>
+      <w:lvlJc w:val="left"/>
+      <w:pPr>
+        <w:tabs>
+          <w:tab w:val="num" w:pos="5760"/>
+        </w:tabs>
+        <w:ind w:left="5760" w:hanging="360"/>
+      </w:pPr>
+      <w:rPr>
+        <w:rFonts w:ascii="Wingdings" w:hAnsi="Wingdings" w:hint="default"/>
+        <w:sz w:val="20"/>
+      </w:rPr>
+    </w:lvl>
+    <w:lvl w:ilvl="8" w:tentative="1">
+      <w:start w:val="1"/>
+      <w:numFmt w:val="bullet"/>
+      <w:lvlText w:val=""/>
+      <w:lvlJc w:val="left"/>
+      <w:pPr>
+        <w:tabs>
+          <w:tab w:val="num" w:pos="6480"/>
+        </w:tabs>
+        <w:ind w:left="6480" w:hanging="360"/>
+      </w:pPr>
+      <w:rPr>
+        <w:rFonts w:ascii="Wingdings" w:hAnsi="Wingdings" w:hint="default"/>
+        <w:sz w:val="20"/>
+      </w:rPr>
+    </w:lvl>
+  </w:abstractNum>
+  <w:abstractNum w:abstractNumId="3" w15:restartNumberingAfterBreak="0">
+    <w:nsid w:val="0EDE0B45"/>
+    <w:multiLevelType w:val="multilevel"/>
+    <w:tmpl w:val="011A8002"/>
+    <w:lvl w:ilvl="0">
+      <w:start w:val="1"/>
+      <w:numFmt w:val="bullet"/>
+      <w:lvlText w:val=""/>
+      <w:lvlJc w:val="left"/>
+      <w:pPr>
+        <w:tabs>
+          <w:tab w:val="num" w:pos="720"/>
+        </w:tabs>
+        <w:ind w:left="720" w:hanging="360"/>
+      </w:pPr>
+      <w:rPr>
+        <w:rFonts w:ascii="Symbol" w:hAnsi="Symbol" w:hint="default"/>
+        <w:sz w:val="20"/>
+      </w:rPr>
+    </w:lvl>
+    <w:lvl w:ilvl="1" w:tentative="1">
+      <w:start w:val="1"/>
+      <w:numFmt w:val="bullet"/>
+      <w:lvlText w:val="o"/>
+      <w:lvlJc w:val="left"/>
+      <w:pPr>
+        <w:tabs>
+          <w:tab w:val="num" w:pos="1440"/>
+        </w:tabs>
+        <w:ind w:left="1440" w:hanging="360"/>
+      </w:pPr>
+      <w:rPr>
+        <w:rFonts w:ascii="Courier New" w:hAnsi="Courier New" w:hint="default"/>
+        <w:sz w:val="20"/>
+      </w:rPr>
+    </w:lvl>
+    <w:lvl w:ilvl="2" w:tentative="1">
+      <w:start w:val="1"/>
+      <w:numFmt w:val="bullet"/>
+      <w:lvlText w:val=""/>
+      <w:lvlJc w:val="left"/>
+      <w:pPr>
+        <w:tabs>
+          <w:tab w:val="num" w:pos="2160"/>
+        </w:tabs>
+        <w:ind w:left="2160" w:hanging="360"/>
+      </w:pPr>
+      <w:rPr>
+        <w:rFonts w:ascii="Wingdings" w:hAnsi="Wingdings" w:hint="default"/>
+        <w:sz w:val="20"/>
+      </w:rPr>
+    </w:lvl>
+    <w:lvl w:ilvl="3" w:tentative="1">
+      <w:start w:val="1"/>
+      <w:numFmt w:val="bullet"/>
+      <w:lvlText w:val=""/>
+      <w:lvlJc w:val="left"/>
+      <w:pPr>
+        <w:tabs>
+          <w:tab w:val="num" w:pos="2880"/>
+        </w:tabs>
+        <w:ind w:left="2880" w:hanging="360"/>
+      </w:pPr>
+      <w:rPr>
+        <w:rFonts w:ascii="Wingdings" w:hAnsi="Wingdings" w:hint="default"/>
+        <w:sz w:val="20"/>
+      </w:rPr>
+    </w:lvl>
+    <w:lvl w:ilvl="4" w:tentative="1">
+      <w:start w:val="1"/>
+      <w:numFmt w:val="bullet"/>
+      <w:lvlText w:val=""/>
+      <w:lvlJc w:val="left"/>
+      <w:pPr>
+        <w:tabs>
+          <w:tab w:val="num" w:pos="3600"/>
+        </w:tabs>
+        <w:ind w:left="3600" w:hanging="360"/>
+      </w:pPr>
+      <w:rPr>
+        <w:rFonts w:ascii="Wingdings" w:hAnsi="Wingdings" w:hint="default"/>
+        <w:sz w:val="20"/>
+      </w:rPr>
+    </w:lvl>
+    <w:lvl w:ilvl="5" w:tentative="1">
+      <w:start w:val="1"/>
+      <w:numFmt w:val="bullet"/>
+      <w:lvlText w:val=""/>
+      <w:lvlJc w:val="left"/>
+      <w:pPr>
+        <w:tabs>
+          <w:tab w:val="num" w:pos="4320"/>
+        </w:tabs>
+        <w:ind w:left="4320" w:hanging="360"/>
+      </w:pPr>
+      <w:rPr>
+        <w:rFonts w:ascii="Wingdings" w:hAnsi="Wingdings" w:hint="default"/>
+        <w:sz w:val="20"/>
+      </w:rPr>
+    </w:lvl>
+    <w:lvl w:ilvl="6" w:tentative="1">
+      <w:start w:val="1"/>
+      <w:numFmt w:val="bullet"/>
+      <w:lvlText w:val=""/>
+      <w:lvlJc w:val="left"/>
+      <w:pPr>
+        <w:tabs>
+          <w:tab w:val="num" w:pos="5040"/>
+        </w:tabs>
+        <w:ind w:left="5040" w:hanging="360"/>
+      </w:pPr>
+      <w:rPr>
+        <w:rFonts w:ascii="Wingdings" w:hAnsi="Wingdings" w:hint="default"/>
+        <w:sz w:val="20"/>
+      </w:rPr>
+    </w:lvl>
+    <w:lvl w:ilvl="7" w:tentative="1">
+      <w:start w:val="1"/>
+      <w:numFmt w:val="bullet"/>
+      <w:lvlText w:val=""/>
+      <w:lvlJc w:val="left"/>
+      <w:pPr>
+        <w:tabs>
+          <w:tab w:val="num" w:pos="5760"/>
+        </w:tabs>
+        <w:ind w:left="5760" w:hanging="360"/>
+      </w:pPr>
+      <w:rPr>
+        <w:rFonts w:ascii="Wingdings" w:hAnsi="Wingdings" w:hint="default"/>
+        <w:sz w:val="20"/>
+      </w:rPr>
+    </w:lvl>
+    <w:lvl w:ilvl="8" w:tentative="1">
+      <w:start w:val="1"/>
+      <w:numFmt w:val="bullet"/>
+      <w:lvlText w:val=""/>
+      <w:lvlJc w:val="left"/>
+      <w:pPr>
+        <w:tabs>
+          <w:tab w:val="num" w:pos="6480"/>
+        </w:tabs>
+        <w:ind w:left="6480" w:hanging="360"/>
+      </w:pPr>
+      <w:rPr>
+        <w:rFonts w:ascii="Wingdings" w:hAnsi="Wingdings" w:hint="default"/>
+        <w:sz w:val="20"/>
+      </w:rPr>
+    </w:lvl>
+  </w:abstractNum>
+  <w:abstractNum w:abstractNumId="4" w15:restartNumberingAfterBreak="0">
+    <w:nsid w:val="130D7F1E"/>
+    <w:multiLevelType w:val="multilevel"/>
+    <w:tmpl w:val="E536CC70"/>
+    <w:lvl w:ilvl="0">
+      <w:start w:val="1"/>
+      <w:numFmt w:val="bullet"/>
+      <w:lvlText w:val=""/>
+      <w:lvlJc w:val="left"/>
+      <w:pPr>
+        <w:tabs>
+          <w:tab w:val="num" w:pos="720"/>
+        </w:tabs>
+        <w:ind w:left="720" w:hanging="360"/>
+      </w:pPr>
+      <w:rPr>
+        <w:rFonts w:ascii="Symbol" w:hAnsi="Symbol" w:hint="default"/>
+        <w:sz w:val="20"/>
+      </w:rPr>
+    </w:lvl>
+    <w:lvl w:ilvl="1" w:tentative="1">
+      <w:start w:val="1"/>
+      <w:numFmt w:val="bullet"/>
+      <w:lvlText w:val="o"/>
+      <w:lvlJc w:val="left"/>
+      <w:pPr>
+        <w:tabs>
+          <w:tab w:val="num" w:pos="1440"/>
+        </w:tabs>
+        <w:ind w:left="1440" w:hanging="360"/>
+      </w:pPr>
+      <w:rPr>
+        <w:rFonts w:ascii="Courier New" w:hAnsi="Courier New" w:hint="default"/>
+        <w:sz w:val="20"/>
+      </w:rPr>
+    </w:lvl>
+    <w:lvl w:ilvl="2" w:tentative="1">
+      <w:start w:val="1"/>
+      <w:numFmt w:val="bullet"/>
+      <w:lvlText w:val=""/>
+      <w:lvlJc w:val="left"/>
+      <w:pPr>
+        <w:tabs>
+          <w:tab w:val="num" w:pos="2160"/>
+        </w:tabs>
+        <w:ind w:left="2160" w:hanging="360"/>
+      </w:pPr>
+      <w:rPr>
+        <w:rFonts w:ascii="Wingdings" w:hAnsi="Wingdings" w:hint="default"/>
+        <w:sz w:val="20"/>
+      </w:rPr>
+    </w:lvl>
+    <w:lvl w:ilvl="3" w:tentative="1">
+      <w:start w:val="1"/>
+      <w:numFmt w:val="bullet"/>
+      <w:lvlText w:val=""/>
+      <w:lvlJc w:val="left"/>
+      <w:pPr>
+        <w:tabs>
+          <w:tab w:val="num" w:pos="2880"/>
+        </w:tabs>
+        <w:ind w:left="2880" w:hanging="360"/>
+      </w:pPr>
+      <w:rPr>
+        <w:rFonts w:ascii="Wingdings" w:hAnsi="Wingdings" w:hint="default"/>
+        <w:sz w:val="20"/>
+      </w:rPr>
+    </w:lvl>
+    <w:lvl w:ilvl="4" w:tentative="1">
+      <w:start w:val="1"/>
+      <w:numFmt w:val="bullet"/>
+      <w:lvlText w:val=""/>
+      <w:lvlJc w:val="left"/>
+      <w:pPr>
+        <w:tabs>
+          <w:tab w:val="num" w:pos="3600"/>
+        </w:tabs>
+        <w:ind w:left="3600" w:hanging="360"/>
+      </w:pPr>
+      <w:rPr>
+        <w:rFonts w:ascii="Wingdings" w:hAnsi="Wingdings" w:hint="default"/>
+        <w:sz w:val="20"/>
+      </w:rPr>
+    </w:lvl>
+    <w:lvl w:ilvl="5" w:tentative="1">
+      <w:start w:val="1"/>
+      <w:numFmt w:val="bullet"/>
+      <w:lvlText w:val=""/>
+      <w:lvlJc w:val="left"/>
+      <w:pPr>
+        <w:tabs>
+          <w:tab w:val="num" w:pos="4320"/>
+        </w:tabs>
+        <w:ind w:left="4320" w:hanging="360"/>
+      </w:pPr>
+      <w:rPr>
+        <w:rFonts w:ascii="Wingdings" w:hAnsi="Wingdings" w:hint="default"/>
+        <w:sz w:val="20"/>
+      </w:rPr>
+    </w:lvl>
+    <w:lvl w:ilvl="6" w:tentative="1">
+      <w:start w:val="1"/>
+      <w:numFmt w:val="bullet"/>
+      <w:lvlText w:val=""/>
+      <w:lvlJc w:val="left"/>
+      <w:pPr>
+        <w:tabs>
+          <w:tab w:val="num" w:pos="5040"/>
+        </w:tabs>
+        <w:ind w:left="5040" w:hanging="360"/>
+      </w:pPr>
+      <w:rPr>
+        <w:rFonts w:ascii="Wingdings" w:hAnsi="Wingdings" w:hint="default"/>
+        <w:sz w:val="20"/>
+      </w:rPr>
+    </w:lvl>
+    <w:lvl w:ilvl="7" w:tentative="1">
+      <w:start w:val="1"/>
+      <w:numFmt w:val="bullet"/>
+      <w:lvlText w:val=""/>
+      <w:lvlJc w:val="left"/>
+      <w:pPr>
+        <w:tabs>
+          <w:tab w:val="num" w:pos="5760"/>
+        </w:tabs>
+        <w:ind w:left="5760" w:hanging="360"/>
+      </w:pPr>
+      <w:rPr>
+        <w:rFonts w:ascii="Wingdings" w:hAnsi="Wingdings" w:hint="default"/>
+        <w:sz w:val="20"/>
+      </w:rPr>
+    </w:lvl>
+    <w:lvl w:ilvl="8" w:tentative="1">
+      <w:start w:val="1"/>
+      <w:numFmt w:val="bullet"/>
+      <w:lvlText w:val=""/>
+      <w:lvlJc w:val="left"/>
+      <w:pPr>
+        <w:tabs>
+          <w:tab w:val="num" w:pos="6480"/>
+        </w:tabs>
+        <w:ind w:left="6480" w:hanging="360"/>
+      </w:pPr>
+      <w:rPr>
+        <w:rFonts w:ascii="Wingdings" w:hAnsi="Wingdings" w:hint="default"/>
+        <w:sz w:val="20"/>
+      </w:rPr>
+    </w:lvl>
+  </w:abstractNum>
+  <w:abstractNum w:abstractNumId="5" w15:restartNumberingAfterBreak="0">
+    <w:nsid w:val="1C17593C"/>
+    <w:multiLevelType w:val="multilevel"/>
+    <w:tmpl w:val="264C7334"/>
+    <w:lvl w:ilvl="0">
+      <w:start w:val="1"/>
+      <w:numFmt w:val="bullet"/>
+      <w:lvlText w:val=""/>
+      <w:lvlJc w:val="left"/>
+      <w:pPr>
+        <w:tabs>
+          <w:tab w:val="num" w:pos="720"/>
+        </w:tabs>
+        <w:ind w:left="720" w:hanging="360"/>
+      </w:pPr>
+      <w:rPr>
+        <w:rFonts w:ascii="Symbol" w:hAnsi="Symbol" w:hint="default"/>
+        <w:sz w:val="20"/>
+      </w:rPr>
+    </w:lvl>
+    <w:lvl w:ilvl="1" w:tentative="1">
+      <w:start w:val="1"/>
+      <w:numFmt w:val="bullet"/>
+      <w:lvlText w:val="o"/>
+      <w:lvlJc w:val="left"/>
+      <w:pPr>
+        <w:tabs>
+          <w:tab w:val="num" w:pos="1440"/>
+        </w:tabs>
+        <w:ind w:left="1440" w:hanging="360"/>
+      </w:pPr>
+      <w:rPr>
+        <w:rFonts w:ascii="Courier New" w:hAnsi="Courier New" w:hint="default"/>
+        <w:sz w:val="20"/>
+      </w:rPr>
+    </w:lvl>
+    <w:lvl w:ilvl="2" w:tentative="1">
+      <w:start w:val="1"/>
+      <w:numFmt w:val="bullet"/>
+      <w:lvlText w:val=""/>
+      <w:lvlJc w:val="left"/>
+      <w:pPr>
+        <w:tabs>
+          <w:tab w:val="num" w:pos="2160"/>
+        </w:tabs>
+        <w:ind w:left="2160" w:hanging="360"/>
+      </w:pPr>
+      <w:rPr>
+        <w:rFonts w:ascii="Wingdings" w:hAnsi="Wingdings" w:hint="default"/>
+        <w:sz w:val="20"/>
+      </w:rPr>
+    </w:lvl>
+    <w:lvl w:ilvl="3" w:tentative="1">
+      <w:start w:val="1"/>
+      <w:numFmt w:val="bullet"/>
+      <w:lvlText w:val=""/>
+      <w:lvlJc w:val="left"/>
+      <w:pPr>
+        <w:tabs>
+          <w:tab w:val="num" w:pos="2880"/>
+        </w:tabs>
+        <w:ind w:left="2880" w:hanging="360"/>
+      </w:pPr>
+      <w:rPr>
+        <w:rFonts w:ascii="Wingdings" w:hAnsi="Wingdings" w:hint="default"/>
+        <w:sz w:val="20"/>
+      </w:rPr>
+    </w:lvl>
+    <w:lvl w:ilvl="4" w:tentative="1">
+      <w:start w:val="1"/>
+      <w:numFmt w:val="bullet"/>
+      <w:lvlText w:val=""/>
+      <w:lvlJc w:val="left"/>
+      <w:pPr>
+        <w:tabs>
+          <w:tab w:val="num" w:pos="3600"/>
+        </w:tabs>
+        <w:ind w:left="3600" w:hanging="360"/>
+      </w:pPr>
+      <w:rPr>
+        <w:rFonts w:ascii="Wingdings" w:hAnsi="Wingdings" w:hint="default"/>
+        <w:sz w:val="20"/>
+      </w:rPr>
+    </w:lvl>
+    <w:lvl w:ilvl="5" w:tentative="1">
+      <w:start w:val="1"/>
+      <w:numFmt w:val="bullet"/>
+      <w:lvlText w:val=""/>
+      <w:lvlJc w:val="left"/>
+      <w:pPr>
+        <w:tabs>
+          <w:tab w:val="num" w:pos="4320"/>
+        </w:tabs>
+        <w:ind w:left="4320" w:hanging="360"/>
+      </w:pPr>
+      <w:rPr>
+        <w:rFonts w:ascii="Wingdings" w:hAnsi="Wingdings" w:hint="default"/>
+        <w:sz w:val="20"/>
+      </w:rPr>
+    </w:lvl>
+    <w:lvl w:ilvl="6" w:tentative="1">
+      <w:start w:val="1"/>
+      <w:numFmt w:val="bullet"/>
+      <w:lvlText w:val=""/>
+      <w:lvlJc w:val="left"/>
+      <w:pPr>
+        <w:tabs>
+          <w:tab w:val="num" w:pos="5040"/>
+        </w:tabs>
+        <w:ind w:left="5040" w:hanging="360"/>
+      </w:pPr>
+      <w:rPr>
+        <w:rFonts w:ascii="Wingdings" w:hAnsi="Wingdings" w:hint="default"/>
+        <w:sz w:val="20"/>
+      </w:rPr>
+    </w:lvl>
+    <w:lvl w:ilvl="7" w:tentative="1">
+      <w:start w:val="1"/>
+      <w:numFmt w:val="bullet"/>
+      <w:lvlText w:val=""/>
+      <w:lvlJc w:val="left"/>
+      <w:pPr>
+        <w:tabs>
+          <w:tab w:val="num" w:pos="5760"/>
+        </w:tabs>
+        <w:ind w:left="5760" w:hanging="360"/>
+      </w:pPr>
+      <w:rPr>
+        <w:rFonts w:ascii="Wingdings" w:hAnsi="Wingdings" w:hint="default"/>
+        <w:sz w:val="20"/>
+      </w:rPr>
+    </w:lvl>
+    <w:lvl w:ilvl="8" w:tentative="1">
+      <w:start w:val="1"/>
+      <w:numFmt w:val="bullet"/>
+      <w:lvlText w:val=""/>
+      <w:lvlJc w:val="left"/>
+      <w:pPr>
+        <w:tabs>
+          <w:tab w:val="num" w:pos="6480"/>
+        </w:tabs>
+        <w:ind w:left="6480" w:hanging="360"/>
+      </w:pPr>
+      <w:rPr>
+        <w:rFonts w:ascii="Wingdings" w:hAnsi="Wingdings" w:hint="default"/>
+        <w:sz w:val="20"/>
+      </w:rPr>
+    </w:lvl>
+  </w:abstractNum>
+  <w:abstractNum w:abstractNumId="6" w15:restartNumberingAfterBreak="0">
+    <w:nsid w:val="2FDD5CAA"/>
+    <w:multiLevelType w:val="multilevel"/>
+    <w:tmpl w:val="7B780DAC"/>
+    <w:lvl w:ilvl="0">
+      <w:start w:val="1"/>
+      <w:numFmt w:val="decimal"/>
+      <w:lvlText w:val="%1."/>
+      <w:lvlJc w:val="left"/>
+      <w:pPr>
+        <w:tabs>
+          <w:tab w:val="num" w:pos="720"/>
+        </w:tabs>
+        <w:ind w:left="720" w:hanging="360"/>
+      </w:pPr>
+    </w:lvl>
+    <w:lvl w:ilvl="1" w:tentative="1">
+      <w:start w:val="1"/>
+      <w:numFmt w:val="decimal"/>
+      <w:lvlText w:val="%2."/>
+      <w:lvlJc w:val="left"/>
+      <w:pPr>
+        <w:tabs>
+          <w:tab w:val="num" w:pos="1440"/>
+        </w:tabs>
+        <w:ind w:left="1440" w:hanging="360"/>
+      </w:pPr>
+    </w:lvl>
+    <w:lvl w:ilvl="2" w:tentative="1">
+      <w:start w:val="1"/>
+      <w:numFmt w:val="decimal"/>
+      <w:lvlText w:val="%3."/>
+      <w:lvlJc w:val="left"/>
+      <w:pPr>
+        <w:tabs>
+          <w:tab w:val="num" w:pos="2160"/>
+        </w:tabs>
+        <w:ind w:left="2160" w:hanging="360"/>
+      </w:pPr>
+    </w:lvl>
+    <w:lvl w:ilvl="3" w:tentative="1">
+      <w:start w:val="1"/>
+      <w:numFmt w:val="decimal"/>
+      <w:lvlText w:val="%4."/>
+      <w:lvlJc w:val="left"/>
+      <w:pPr>
+        <w:tabs>
+          <w:tab w:val="num" w:pos="2880"/>
+        </w:tabs>
+        <w:ind w:left="2880" w:hanging="360"/>
+      </w:pPr>
+    </w:lvl>
+    <w:lvl w:ilvl="4" w:tentative="1">
+      <w:start w:val="1"/>
+      <w:numFmt w:val="decimal"/>
+      <w:lvlText w:val="%5."/>
+      <w:lvlJc w:val="left"/>
+      <w:pPr>
+        <w:tabs>
+          <w:tab w:val="num" w:pos="3600"/>
+        </w:tabs>
+        <w:ind w:left="3600" w:hanging="360"/>
+      </w:pPr>
+    </w:lvl>
+    <w:lvl w:ilvl="5" w:tentative="1">
+      <w:start w:val="1"/>
+      <w:numFmt w:val="decimal"/>
+      <w:lvlText w:val="%6."/>
+      <w:lvlJc w:val="left"/>
+      <w:pPr>
+        <w:tabs>
+          <w:tab w:val="num" w:pos="4320"/>
+        </w:tabs>
+        <w:ind w:left="4320" w:hanging="360"/>
+      </w:pPr>
+    </w:lvl>
+    <w:lvl w:ilvl="6" w:tentative="1">
+      <w:start w:val="1"/>
+      <w:numFmt w:val="decimal"/>
+      <w:lvlText w:val="%7."/>
+      <w:lvlJc w:val="left"/>
+      <w:pPr>
+        <w:tabs>
+          <w:tab w:val="num" w:pos="5040"/>
+        </w:tabs>
+        <w:ind w:left="5040" w:hanging="360"/>
+      </w:pPr>
+    </w:lvl>
+    <w:lvl w:ilvl="7" w:tentative="1">
+      <w:start w:val="1"/>
+      <w:numFmt w:val="decimal"/>
+      <w:lvlText w:val="%8."/>
+      <w:lvlJc w:val="left"/>
+      <w:pPr>
+        <w:tabs>
+          <w:tab w:val="num" w:pos="5760"/>
+        </w:tabs>
+        <w:ind w:left="5760" w:hanging="360"/>
+      </w:pPr>
+    </w:lvl>
+    <w:lvl w:ilvl="8" w:tentative="1">
+      <w:start w:val="1"/>
+      <w:numFmt w:val="decimal"/>
+      <w:lvlText w:val="%9."/>
+      <w:lvlJc w:val="left"/>
+      <w:pPr>
+        <w:tabs>
+          <w:tab w:val="num" w:pos="6480"/>
+        </w:tabs>
+        <w:ind w:left="6480" w:hanging="360"/>
+      </w:pPr>
+    </w:lvl>
+  </w:abstractNum>
+  <w:abstractNum w:abstractNumId="7" w15:restartNumberingAfterBreak="0">
+    <w:nsid w:val="310D6B6D"/>
+    <w:multiLevelType w:val="multilevel"/>
+    <w:tmpl w:val="EC2AADCA"/>
+    <w:lvl w:ilvl="0">
+      <w:start w:val="1"/>
+      <w:numFmt w:val="bullet"/>
+      <w:lvlText w:val=""/>
+      <w:lvlJc w:val="left"/>
+      <w:pPr>
+        <w:tabs>
+          <w:tab w:val="num" w:pos="720"/>
+        </w:tabs>
+        <w:ind w:left="720" w:hanging="360"/>
+      </w:pPr>
+      <w:rPr>
+        <w:rFonts w:ascii="Symbol" w:hAnsi="Symbol" w:hint="default"/>
+        <w:sz w:val="20"/>
+      </w:rPr>
+    </w:lvl>
+    <w:lvl w:ilvl="1" w:tentative="1">
+      <w:start w:val="1"/>
+      <w:numFmt w:val="bullet"/>
+      <w:lvlText w:val="o"/>
+      <w:lvlJc w:val="left"/>
+      <w:pPr>
+        <w:tabs>
+          <w:tab w:val="num" w:pos="1440"/>
+        </w:tabs>
+        <w:ind w:left="1440" w:hanging="360"/>
+      </w:pPr>
+      <w:rPr>
+        <w:rFonts w:ascii="Courier New" w:hAnsi="Courier New" w:hint="default"/>
+        <w:sz w:val="20"/>
+      </w:rPr>
+    </w:lvl>
+    <w:lvl w:ilvl="2" w:tentative="1">
+      <w:start w:val="1"/>
+      <w:numFmt w:val="bullet"/>
+      <w:lvlText w:val=""/>
+      <w:lvlJc w:val="left"/>
+      <w:pPr>
+        <w:tabs>
+          <w:tab w:val="num" w:pos="2160"/>
+        </w:tabs>
+        <w:ind w:left="2160" w:hanging="360"/>
+      </w:pPr>
+      <w:rPr>
+        <w:rFonts w:ascii="Wingdings" w:hAnsi="Wingdings" w:hint="default"/>
+        <w:sz w:val="20"/>
+      </w:rPr>
+    </w:lvl>
+    <w:lvl w:ilvl="3" w:tentative="1">
+      <w:start w:val="1"/>
+      <w:numFmt w:val="bullet"/>
+      <w:lvlText w:val=""/>
+      <w:lvlJc w:val="left"/>
+      <w:pPr>
+        <w:tabs>
+          <w:tab w:val="num" w:pos="2880"/>
+        </w:tabs>
+        <w:ind w:left="2880" w:hanging="360"/>
+      </w:pPr>
+      <w:rPr>
+        <w:rFonts w:ascii="Wingdings" w:hAnsi="Wingdings" w:hint="default"/>
+        <w:sz w:val="20"/>
+      </w:rPr>
+    </w:lvl>
+    <w:lvl w:ilvl="4" w:tentative="1">
+      <w:start w:val="1"/>
+      <w:numFmt w:val="bullet"/>
+      <w:lvlText w:val=""/>
+      <w:lvlJc w:val="left"/>
+      <w:pPr>
+        <w:tabs>
+          <w:tab w:val="num" w:pos="3600"/>
+        </w:tabs>
+        <w:ind w:left="3600" w:hanging="360"/>
+      </w:pPr>
+      <w:rPr>
+        <w:rFonts w:ascii="Wingdings" w:hAnsi="Wingdings" w:hint="default"/>
+        <w:sz w:val="20"/>
+      </w:rPr>
+    </w:lvl>
+    <w:lvl w:ilvl="5" w:tentative="1">
+      <w:start w:val="1"/>
+      <w:numFmt w:val="bullet"/>
+      <w:lvlText w:val=""/>
+      <w:lvlJc w:val="left"/>
+      <w:pPr>
+        <w:tabs>
+          <w:tab w:val="num" w:pos="4320"/>
+        </w:tabs>
+        <w:ind w:left="4320" w:hanging="360"/>
+      </w:pPr>
+      <w:rPr>
+        <w:rFonts w:ascii="Wingdings" w:hAnsi="Wingdings" w:hint="default"/>
+        <w:sz w:val="20"/>
+      </w:rPr>
+    </w:lvl>
+    <w:lvl w:ilvl="6" w:tentative="1">
+      <w:start w:val="1"/>
+      <w:numFmt w:val="bullet"/>
+      <w:lvlText w:val=""/>
+      <w:lvlJc w:val="left"/>
+      <w:pPr>
+        <w:tabs>
+          <w:tab w:val="num" w:pos="5040"/>
+        </w:tabs>
+        <w:ind w:left="5040" w:hanging="360"/>
+      </w:pPr>
+      <w:rPr>
+        <w:rFonts w:ascii="Wingdings" w:hAnsi="Wingdings" w:hint="default"/>
+        <w:sz w:val="20"/>
+      </w:rPr>
+    </w:lvl>
+    <w:lvl w:ilvl="7" w:tentative="1">
+      <w:start w:val="1"/>
+      <w:numFmt w:val="bullet"/>
+      <w:lvlText w:val=""/>
+      <w:lvlJc w:val="left"/>
+      <w:pPr>
+        <w:tabs>
+          <w:tab w:val="num" w:pos="5760"/>
+        </w:tabs>
+        <w:ind w:left="5760" w:hanging="360"/>
+      </w:pPr>
+      <w:rPr>
+        <w:rFonts w:ascii="Wingdings" w:hAnsi="Wingdings" w:hint="default"/>
+        <w:sz w:val="20"/>
+      </w:rPr>
+    </w:lvl>
+    <w:lvl w:ilvl="8" w:tentative="1">
+      <w:start w:val="1"/>
+      <w:numFmt w:val="bullet"/>
+      <w:lvlText w:val=""/>
+      <w:lvlJc w:val="left"/>
+      <w:pPr>
+        <w:tabs>
+          <w:tab w:val="num" w:pos="6480"/>
+        </w:tabs>
+        <w:ind w:left="6480" w:hanging="360"/>
+      </w:pPr>
+      <w:rPr>
+        <w:rFonts w:ascii="Wingdings" w:hAnsi="Wingdings" w:hint="default"/>
+        <w:sz w:val="20"/>
+      </w:rPr>
+    </w:lvl>
+  </w:abstractNum>
+  <w:abstractNum w:abstractNumId="8" w15:restartNumberingAfterBreak="0">
+    <w:nsid w:val="3444400E"/>
+    <w:multiLevelType w:val="multilevel"/>
+    <w:tmpl w:val="1F58C954"/>
+    <w:lvl w:ilvl="0">
+      <w:start w:val="1"/>
+      <w:numFmt w:val="bullet"/>
+      <w:lvlText w:val=""/>
+      <w:lvlJc w:val="left"/>
+      <w:pPr>
+        <w:tabs>
+          <w:tab w:val="num" w:pos="720"/>
+        </w:tabs>
+        <w:ind w:left="720" w:hanging="360"/>
+      </w:pPr>
+      <w:rPr>
+        <w:rFonts w:ascii="Symbol" w:hAnsi="Symbol" w:hint="default"/>
+        <w:sz w:val="20"/>
+      </w:rPr>
+    </w:lvl>
+    <w:lvl w:ilvl="1" w:tentative="1">
+      <w:start w:val="1"/>
+      <w:numFmt w:val="bullet"/>
+      <w:lvlText w:val="o"/>
+      <w:lvlJc w:val="left"/>
+      <w:pPr>
+        <w:tabs>
+          <w:tab w:val="num" w:pos="1440"/>
+        </w:tabs>
+        <w:ind w:left="1440" w:hanging="360"/>
+      </w:pPr>
+      <w:rPr>
+        <w:rFonts w:ascii="Courier New" w:hAnsi="Courier New" w:hint="default"/>
+        <w:sz w:val="20"/>
+      </w:rPr>
+    </w:lvl>
+    <w:lvl w:ilvl="2" w:tentative="1">
+      <w:start w:val="1"/>
+      <w:numFmt w:val="bullet"/>
+      <w:lvlText w:val=""/>
+      <w:lvlJc w:val="left"/>
+      <w:pPr>
+        <w:tabs>
+          <w:tab w:val="num" w:pos="2160"/>
+        </w:tabs>
+        <w:ind w:left="2160" w:hanging="360"/>
+      </w:pPr>
+      <w:rPr>
+        <w:rFonts w:ascii="Wingdings" w:hAnsi="Wingdings" w:hint="default"/>
+        <w:sz w:val="20"/>
+      </w:rPr>
+    </w:lvl>
+    <w:lvl w:ilvl="3" w:tentative="1">
+      <w:start w:val="1"/>
+      <w:numFmt w:val="bullet"/>
+      <w:lvlText w:val=""/>
+      <w:lvlJc w:val="left"/>
+      <w:pPr>
+        <w:tabs>
+          <w:tab w:val="num" w:pos="2880"/>
+        </w:tabs>
+        <w:ind w:left="2880" w:hanging="360"/>
+      </w:pPr>
+      <w:rPr>
+        <w:rFonts w:ascii="Wingdings" w:hAnsi="Wingdings" w:hint="default"/>
+        <w:sz w:val="20"/>
+      </w:rPr>
+    </w:lvl>
+    <w:lvl w:ilvl="4" w:tentative="1">
+      <w:start w:val="1"/>
+      <w:numFmt w:val="bullet"/>
+      <w:lvlText w:val=""/>
+      <w:lvlJc w:val="left"/>
+      <w:pPr>
+        <w:tabs>
+          <w:tab w:val="num" w:pos="3600"/>
+        </w:tabs>
+        <w:ind w:left="3600" w:hanging="360"/>
+      </w:pPr>
+      <w:rPr>
+        <w:rFonts w:ascii="Wingdings" w:hAnsi="Wingdings" w:hint="default"/>
+        <w:sz w:val="20"/>
+      </w:rPr>
+    </w:lvl>
+    <w:lvl w:ilvl="5" w:tentative="1">
+      <w:start w:val="1"/>
+      <w:numFmt w:val="bullet"/>
+      <w:lvlText w:val=""/>
+      <w:lvlJc w:val="left"/>
+      <w:pPr>
+        <w:tabs>
+          <w:tab w:val="num" w:pos="4320"/>
+        </w:tabs>
+        <w:ind w:left="4320" w:hanging="360"/>
+      </w:pPr>
+      <w:rPr>
+        <w:rFonts w:ascii="Wingdings" w:hAnsi="Wingdings" w:hint="default"/>
+        <w:sz w:val="20"/>
+      </w:rPr>
+    </w:lvl>
+    <w:lvl w:ilvl="6" w:tentative="1">
+      <w:start w:val="1"/>
+      <w:numFmt w:val="bullet"/>
+      <w:lvlText w:val=""/>
+      <w:lvlJc w:val="left"/>
+      <w:pPr>
+        <w:tabs>
+          <w:tab w:val="num" w:pos="5040"/>
+        </w:tabs>
+        <w:ind w:left="5040" w:hanging="360"/>
+      </w:pPr>
+      <w:rPr>
+        <w:rFonts w:ascii="Wingdings" w:hAnsi="Wingdings" w:hint="default"/>
+        <w:sz w:val="20"/>
+      </w:rPr>
+    </w:lvl>
+    <w:lvl w:ilvl="7" w:tentative="1">
+      <w:start w:val="1"/>
+      <w:numFmt w:val="bullet"/>
+      <w:lvlText w:val=""/>
+      <w:lvlJc w:val="left"/>
+      <w:pPr>
+        <w:tabs>
+          <w:tab w:val="num" w:pos="5760"/>
+        </w:tabs>
+        <w:ind w:left="5760" w:hanging="360"/>
+      </w:pPr>
+      <w:rPr>
+        <w:rFonts w:ascii="Wingdings" w:hAnsi="Wingdings" w:hint="default"/>
+        <w:sz w:val="20"/>
+      </w:rPr>
+    </w:lvl>
+    <w:lvl w:ilvl="8" w:tentative="1">
+      <w:start w:val="1"/>
+      <w:numFmt w:val="bullet"/>
+      <w:lvlText w:val=""/>
+      <w:lvlJc w:val="left"/>
+      <w:pPr>
+        <w:tabs>
+          <w:tab w:val="num" w:pos="6480"/>
+        </w:tabs>
+        <w:ind w:left="6480" w:hanging="360"/>
+      </w:pPr>
+      <w:rPr>
+        <w:rFonts w:ascii="Wingdings" w:hAnsi="Wingdings" w:hint="default"/>
+        <w:sz w:val="20"/>
+      </w:rPr>
+    </w:lvl>
+  </w:abstractNum>
+  <w:abstractNum w:abstractNumId="9" w15:restartNumberingAfterBreak="0">
+    <w:nsid w:val="36522FCD"/>
+    <w:multiLevelType w:val="multilevel"/>
+    <w:tmpl w:val="E9C014C4"/>
+    <w:lvl w:ilvl="0">
+      <w:start w:val="1"/>
+      <w:numFmt w:val="bullet"/>
+      <w:lvlText w:val=""/>
+      <w:lvlJc w:val="left"/>
+      <w:pPr>
+        <w:tabs>
+          <w:tab w:val="num" w:pos="720"/>
+        </w:tabs>
+        <w:ind w:left="720" w:hanging="360"/>
+      </w:pPr>
+      <w:rPr>
+        <w:rFonts w:ascii="Symbol" w:hAnsi="Symbol" w:hint="default"/>
+        <w:sz w:val="20"/>
+      </w:rPr>
+    </w:lvl>
+    <w:lvl w:ilvl="1" w:tentative="1">
+      <w:start w:val="1"/>
+      <w:numFmt w:val="bullet"/>
+      <w:lvlText w:val="o"/>
+      <w:lvlJc w:val="left"/>
+      <w:pPr>
+        <w:tabs>
+          <w:tab w:val="num" w:pos="1440"/>
+        </w:tabs>
+        <w:ind w:left="1440" w:hanging="360"/>
+      </w:pPr>
+      <w:rPr>
+        <w:rFonts w:ascii="Courier New" w:hAnsi="Courier New" w:hint="default"/>
+        <w:sz w:val="20"/>
+      </w:rPr>
+    </w:lvl>
+    <w:lvl w:ilvl="2" w:tentative="1">
+      <w:start w:val="1"/>
+      <w:numFmt w:val="bullet"/>
+      <w:lvlText w:val=""/>
+      <w:lvlJc w:val="left"/>
+      <w:pPr>
+        <w:tabs>
+          <w:tab w:val="num" w:pos="2160"/>
+        </w:tabs>
+        <w:ind w:left="2160" w:hanging="360"/>
+      </w:pPr>
+      <w:rPr>
+        <w:rFonts w:ascii="Wingdings" w:hAnsi="Wingdings" w:hint="default"/>
+        <w:sz w:val="20"/>
+      </w:rPr>
+    </w:lvl>
+    <w:lvl w:ilvl="3" w:tentative="1">
+      <w:start w:val="1"/>
+      <w:numFmt w:val="bullet"/>
+      <w:lvlText w:val=""/>
+      <w:lvlJc w:val="left"/>
+      <w:pPr>
+        <w:tabs>
+          <w:tab w:val="num" w:pos="2880"/>
+        </w:tabs>
+        <w:ind w:left="2880" w:hanging="360"/>
+      </w:pPr>
+      <w:rPr>
+        <w:rFonts w:ascii="Wingdings" w:hAnsi="Wingdings" w:hint="default"/>
+        <w:sz w:val="20"/>
+      </w:rPr>
+    </w:lvl>
+    <w:lvl w:ilvl="4" w:tentative="1">
+      <w:start w:val="1"/>
+      <w:numFmt w:val="bullet"/>
+      <w:lvlText w:val=""/>
+      <w:lvlJc w:val="left"/>
+      <w:pPr>
+        <w:tabs>
+          <w:tab w:val="num" w:pos="3600"/>
+        </w:tabs>
+        <w:ind w:left="3600" w:hanging="360"/>
+      </w:pPr>
+      <w:rPr>
+        <w:rFonts w:ascii="Wingdings" w:hAnsi="Wingdings" w:hint="default"/>
+        <w:sz w:val="20"/>
+      </w:rPr>
+    </w:lvl>
+    <w:lvl w:ilvl="5" w:tentative="1">
+      <w:start w:val="1"/>
+      <w:numFmt w:val="bullet"/>
+      <w:lvlText w:val=""/>
+      <w:lvlJc w:val="left"/>
+      <w:pPr>
+        <w:tabs>
+          <w:tab w:val="num" w:pos="4320"/>
+        </w:tabs>
+        <w:ind w:left="4320" w:hanging="360"/>
+      </w:pPr>
+      <w:rPr>
+        <w:rFonts w:ascii="Wingdings" w:hAnsi="Wingdings" w:hint="default"/>
+        <w:sz w:val="20"/>
+      </w:rPr>
+    </w:lvl>
+    <w:lvl w:ilvl="6" w:tentative="1">
+      <w:start w:val="1"/>
+      <w:numFmt w:val="bullet"/>
+      <w:lvlText w:val=""/>
+      <w:lvlJc w:val="left"/>
+      <w:pPr>
+        <w:tabs>
+          <w:tab w:val="num" w:pos="5040"/>
+        </w:tabs>
+        <w:ind w:left="5040" w:hanging="360"/>
+      </w:pPr>
+      <w:rPr>
+        <w:rFonts w:ascii="Wingdings" w:hAnsi="Wingdings" w:hint="default"/>
+        <w:sz w:val="20"/>
+      </w:rPr>
+    </w:lvl>
+    <w:lvl w:ilvl="7" w:tentative="1">
+      <w:start w:val="1"/>
+      <w:numFmt w:val="bullet"/>
+      <w:lvlText w:val=""/>
+      <w:lvlJc w:val="left"/>
+      <w:pPr>
+        <w:tabs>
+          <w:tab w:val="num" w:pos="5760"/>
+        </w:tabs>
+        <w:ind w:left="5760" w:hanging="360"/>
+      </w:pPr>
+      <w:rPr>
+        <w:rFonts w:ascii="Wingdings" w:hAnsi="Wingdings" w:hint="default"/>
+        <w:sz w:val="20"/>
+      </w:rPr>
+    </w:lvl>
+    <w:lvl w:ilvl="8" w:tentative="1">
+      <w:start w:val="1"/>
+      <w:numFmt w:val="bullet"/>
+      <w:lvlText w:val=""/>
+      <w:lvlJc w:val="left"/>
+      <w:pPr>
+        <w:tabs>
+          <w:tab w:val="num" w:pos="6480"/>
+        </w:tabs>
+        <w:ind w:left="6480" w:hanging="360"/>
+      </w:pPr>
+      <w:rPr>
+        <w:rFonts w:ascii="Wingdings" w:hAnsi="Wingdings" w:hint="default"/>
+        <w:sz w:val="20"/>
+      </w:rPr>
+    </w:lvl>
+  </w:abstractNum>
+  <w:abstractNum w:abstractNumId="10" w15:restartNumberingAfterBreak="0">
+    <w:nsid w:val="391A621A"/>
+    <w:multiLevelType w:val="hybridMultilevel"/>
+    <w:tmpl w:val="8B5CD714"/>
+    <w:lvl w:ilvl="0" w:tplc="0413000F">
+      <w:start w:val="1"/>
+      <w:numFmt w:val="decimal"/>
+      <w:lvlText w:val="%1."/>
+      <w:lvlJc w:val="left"/>
+      <w:pPr>
+        <w:ind w:left="720" w:hanging="360"/>
+      </w:pPr>
+    </w:lvl>
+    <w:lvl w:ilvl="1" w:tplc="04130019" w:tentative="1">
+      <w:start w:val="1"/>
+      <w:numFmt w:val="lowerLetter"/>
+      <w:lvlText w:val="%2."/>
+      <w:lvlJc w:val="left"/>
+      <w:pPr>
+        <w:ind w:left="1440" w:hanging="360"/>
+      </w:pPr>
+    </w:lvl>
+    <w:lvl w:ilvl="2" w:tplc="0413001B" w:tentative="1">
+      <w:start w:val="1"/>
+      <w:numFmt w:val="lowerRoman"/>
+      <w:lvlText w:val="%3."/>
+      <w:lvlJc w:val="right"/>
+      <w:pPr>
+        <w:ind w:left="2160" w:hanging="180"/>
+      </w:pPr>
+    </w:lvl>
+    <w:lvl w:ilvl="3" w:tplc="0413000F" w:tentative="1">
+      <w:start w:val="1"/>
+      <w:numFmt w:val="decimal"/>
+      <w:lvlText w:val="%4."/>
+      <w:lvlJc w:val="left"/>
+      <w:pPr>
+        <w:ind w:left="2880" w:hanging="360"/>
+      </w:pPr>
+    </w:lvl>
+    <w:lvl w:ilvl="4" w:tplc="04130019" w:tentative="1">
+      <w:start w:val="1"/>
+      <w:numFmt w:val="lowerLetter"/>
+      <w:lvlText w:val="%5."/>
+      <w:lvlJc w:val="left"/>
+      <w:pPr>
+        <w:ind w:left="3600" w:hanging="360"/>
+      </w:pPr>
+    </w:lvl>
+    <w:lvl w:ilvl="5" w:tplc="0413001B" w:tentative="1">
+      <w:start w:val="1"/>
+      <w:numFmt w:val="lowerRoman"/>
+      <w:lvlText w:val="%6."/>
+      <w:lvlJc w:val="right"/>
+      <w:pPr>
+        <w:ind w:left="4320" w:hanging="180"/>
+      </w:pPr>
+    </w:lvl>
+    <w:lvl w:ilvl="6" w:tplc="0413000F" w:tentative="1">
+      <w:start w:val="1"/>
+      <w:numFmt w:val="decimal"/>
+      <w:lvlText w:val="%7."/>
+      <w:lvlJc w:val="left"/>
+      <w:pPr>
+        <w:ind w:left="5040" w:hanging="360"/>
+      </w:pPr>
+    </w:lvl>
+    <w:lvl w:ilvl="7" w:tplc="04130019" w:tentative="1">
+      <w:start w:val="1"/>
+      <w:numFmt w:val="lowerLetter"/>
+      <w:lvlText w:val="%8."/>
+      <w:lvlJc w:val="left"/>
+      <w:pPr>
+        <w:ind w:left="5760" w:hanging="360"/>
+      </w:pPr>
+    </w:lvl>
+    <w:lvl w:ilvl="8" w:tplc="0413001B" w:tentative="1">
+      <w:start w:val="1"/>
+      <w:numFmt w:val="lowerRoman"/>
+      <w:lvlText w:val="%9."/>
+      <w:lvlJc w:val="right"/>
+      <w:pPr>
+        <w:ind w:left="6480" w:hanging="180"/>
+      </w:pPr>
+    </w:lvl>
+  </w:abstractNum>
+  <w:abstractNum w:abstractNumId="11" w15:restartNumberingAfterBreak="0">
+    <w:nsid w:val="3A563DF5"/>
+    <w:multiLevelType w:val="multilevel"/>
+    <w:tmpl w:val="363CF15A"/>
+    <w:lvl w:ilvl="0">
+      <w:start w:val="1"/>
+      <w:numFmt w:val="bullet"/>
+      <w:lvlText w:val=""/>
+      <w:lvlJc w:val="left"/>
+      <w:pPr>
+        <w:tabs>
+          <w:tab w:val="num" w:pos="720"/>
+        </w:tabs>
+        <w:ind w:left="720" w:hanging="360"/>
+      </w:pPr>
+      <w:rPr>
+        <w:rFonts w:ascii="Symbol" w:hAnsi="Symbol" w:hint="default"/>
+        <w:sz w:val="20"/>
+      </w:rPr>
+    </w:lvl>
+    <w:lvl w:ilvl="1" w:tentative="1">
+      <w:start w:val="1"/>
+      <w:numFmt w:val="bullet"/>
+      <w:lvlText w:val="o"/>
+      <w:lvlJc w:val="left"/>
+      <w:pPr>
+        <w:tabs>
+          <w:tab w:val="num" w:pos="1440"/>
+        </w:tabs>
+        <w:ind w:left="1440" w:hanging="360"/>
+      </w:pPr>
+      <w:rPr>
+        <w:rFonts w:ascii="Courier New" w:hAnsi="Courier New" w:hint="default"/>
+        <w:sz w:val="20"/>
+      </w:rPr>
+    </w:lvl>
+    <w:lvl w:ilvl="2" w:tentative="1">
+      <w:start w:val="1"/>
+      <w:numFmt w:val="bullet"/>
+      <w:lvlText w:val=""/>
+      <w:lvlJc w:val="left"/>
+      <w:pPr>
+        <w:tabs>
+          <w:tab w:val="num" w:pos="2160"/>
+        </w:tabs>
+        <w:ind w:left="2160" w:hanging="360"/>
+      </w:pPr>
+      <w:rPr>
+        <w:rFonts w:ascii="Wingdings" w:hAnsi="Wingdings" w:hint="default"/>
+        <w:sz w:val="20"/>
+      </w:rPr>
+    </w:lvl>
+    <w:lvl w:ilvl="3" w:tentative="1">
+      <w:start w:val="1"/>
+      <w:numFmt w:val="bullet"/>
+      <w:lvlText w:val=""/>
+      <w:lvlJc w:val="left"/>
+      <w:pPr>
+        <w:tabs>
+          <w:tab w:val="num" w:pos="2880"/>
+        </w:tabs>
+        <w:ind w:left="2880" w:hanging="360"/>
+      </w:pPr>
+      <w:rPr>
+        <w:rFonts w:ascii="Wingdings" w:hAnsi="Wingdings" w:hint="default"/>
+        <w:sz w:val="20"/>
+      </w:rPr>
+    </w:lvl>
+    <w:lvl w:ilvl="4" w:tentative="1">
+      <w:start w:val="1"/>
+      <w:numFmt w:val="bullet"/>
+      <w:lvlText w:val=""/>
+      <w:lvlJc w:val="left"/>
+      <w:pPr>
+        <w:tabs>
+          <w:tab w:val="num" w:pos="3600"/>
+        </w:tabs>
+        <w:ind w:left="3600" w:hanging="360"/>
+      </w:pPr>
+      <w:rPr>
+        <w:rFonts w:ascii="Wingdings" w:hAnsi="Wingdings" w:hint="default"/>
+        <w:sz w:val="20"/>
+      </w:rPr>
+    </w:lvl>
+    <w:lvl w:ilvl="5" w:tentative="1">
+      <w:start w:val="1"/>
+      <w:numFmt w:val="bullet"/>
+      <w:lvlText w:val=""/>
+      <w:lvlJc w:val="left"/>
+      <w:pPr>
+        <w:tabs>
+          <w:tab w:val="num" w:pos="4320"/>
+        </w:tabs>
+        <w:ind w:left="4320" w:hanging="360"/>
+      </w:pPr>
+      <w:rPr>
+        <w:rFonts w:ascii="Wingdings" w:hAnsi="Wingdings" w:hint="default"/>
+        <w:sz w:val="20"/>
+      </w:rPr>
+    </w:lvl>
+    <w:lvl w:ilvl="6" w:tentative="1">
+      <w:start w:val="1"/>
+      <w:numFmt w:val="bullet"/>
+      <w:lvlText w:val=""/>
+      <w:lvlJc w:val="left"/>
+      <w:pPr>
+        <w:tabs>
+          <w:tab w:val="num" w:pos="5040"/>
+        </w:tabs>
+        <w:ind w:left="5040" w:hanging="360"/>
+      </w:pPr>
+      <w:rPr>
+        <w:rFonts w:ascii="Wingdings" w:hAnsi="Wingdings" w:hint="default"/>
+        <w:sz w:val="20"/>
+      </w:rPr>
+    </w:lvl>
+    <w:lvl w:ilvl="7" w:tentative="1">
+      <w:start w:val="1"/>
+      <w:numFmt w:val="bullet"/>
+      <w:lvlText w:val=""/>
+      <w:lvlJc w:val="left"/>
+      <w:pPr>
+        <w:tabs>
+          <w:tab w:val="num" w:pos="5760"/>
+        </w:tabs>
+        <w:ind w:left="5760" w:hanging="360"/>
+      </w:pPr>
+      <w:rPr>
+        <w:rFonts w:ascii="Wingdings" w:hAnsi="Wingdings" w:hint="default"/>
+        <w:sz w:val="20"/>
+      </w:rPr>
+    </w:lvl>
+    <w:lvl w:ilvl="8" w:tentative="1">
+      <w:start w:val="1"/>
+      <w:numFmt w:val="bullet"/>
+      <w:lvlText w:val=""/>
+      <w:lvlJc w:val="left"/>
+      <w:pPr>
+        <w:tabs>
+          <w:tab w:val="num" w:pos="6480"/>
+        </w:tabs>
+        <w:ind w:left="6480" w:hanging="360"/>
+      </w:pPr>
+      <w:rPr>
+        <w:rFonts w:ascii="Wingdings" w:hAnsi="Wingdings" w:hint="default"/>
+        <w:sz w:val="20"/>
+      </w:rPr>
+    </w:lvl>
+  </w:abstractNum>
+  <w:abstractNum w:abstractNumId="12" w15:restartNumberingAfterBreak="0">
+    <w:nsid w:val="57BC10E3"/>
+    <w:multiLevelType w:val="multilevel"/>
+    <w:tmpl w:val="10BA18EA"/>
+    <w:lvl w:ilvl="0">
+      <w:start w:val="1"/>
+      <w:numFmt w:val="bullet"/>
+      <w:lvlText w:val=""/>
+      <w:lvlJc w:val="left"/>
+      <w:pPr>
+        <w:tabs>
+          <w:tab w:val="num" w:pos="720"/>
+        </w:tabs>
+        <w:ind w:left="720" w:hanging="360"/>
+      </w:pPr>
+      <w:rPr>
+        <w:rFonts w:ascii="Symbol" w:hAnsi="Symbol" w:hint="default"/>
+        <w:sz w:val="20"/>
+      </w:rPr>
+    </w:lvl>
+    <w:lvl w:ilvl="1" w:tentative="1">
+      <w:start w:val="1"/>
+      <w:numFmt w:val="bullet"/>
+      <w:lvlText w:val="o"/>
+      <w:lvlJc w:val="left"/>
+      <w:pPr>
+        <w:tabs>
+          <w:tab w:val="num" w:pos="1440"/>
+        </w:tabs>
+        <w:ind w:left="1440" w:hanging="360"/>
+      </w:pPr>
+      <w:rPr>
+        <w:rFonts w:ascii="Courier New" w:hAnsi="Courier New" w:hint="default"/>
+        <w:sz w:val="20"/>
+      </w:rPr>
+    </w:lvl>
+    <w:lvl w:ilvl="2" w:tentative="1">
+      <w:start w:val="1"/>
+      <w:numFmt w:val="bullet"/>
+      <w:lvlText w:val=""/>
+      <w:lvlJc w:val="left"/>
+      <w:pPr>
+        <w:tabs>
+          <w:tab w:val="num" w:pos="2160"/>
+        </w:tabs>
+        <w:ind w:left="2160" w:hanging="360"/>
+      </w:pPr>
+      <w:rPr>
+        <w:rFonts w:ascii="Wingdings" w:hAnsi="Wingdings" w:hint="default"/>
+        <w:sz w:val="20"/>
+      </w:rPr>
+    </w:lvl>
+    <w:lvl w:ilvl="3" w:tentative="1">
+      <w:start w:val="1"/>
+      <w:numFmt w:val="bullet"/>
+      <w:lvlText w:val=""/>
+      <w:lvlJc w:val="left"/>
+      <w:pPr>
+        <w:tabs>
+          <w:tab w:val="num" w:pos="2880"/>
+        </w:tabs>
+        <w:ind w:left="2880" w:hanging="360"/>
+      </w:pPr>
+      <w:rPr>
+        <w:rFonts w:ascii="Wingdings" w:hAnsi="Wingdings" w:hint="default"/>
+        <w:sz w:val="20"/>
+      </w:rPr>
+    </w:lvl>
+    <w:lvl w:ilvl="4" w:tentative="1">
+      <w:start w:val="1"/>
+      <w:numFmt w:val="bullet"/>
+      <w:lvlText w:val=""/>
+      <w:lvlJc w:val="left"/>
+      <w:pPr>
+        <w:tabs>
+          <w:tab w:val="num" w:pos="3600"/>
+        </w:tabs>
+        <w:ind w:left="3600" w:hanging="360"/>
+      </w:pPr>
+      <w:rPr>
+        <w:rFonts w:ascii="Wingdings" w:hAnsi="Wingdings" w:hint="default"/>
+        <w:sz w:val="20"/>
+      </w:rPr>
+    </w:lvl>
+    <w:lvl w:ilvl="5" w:tentative="1">
+      <w:start w:val="1"/>
+      <w:numFmt w:val="bullet"/>
+      <w:lvlText w:val=""/>
+      <w:lvlJc w:val="left"/>
+      <w:pPr>
+        <w:tabs>
+          <w:tab w:val="num" w:pos="4320"/>
+        </w:tabs>
+        <w:ind w:left="4320" w:hanging="360"/>
+      </w:pPr>
+      <w:rPr>
+        <w:rFonts w:ascii="Wingdings" w:hAnsi="Wingdings" w:hint="default"/>
+        <w:sz w:val="20"/>
+      </w:rPr>
+    </w:lvl>
+    <w:lvl w:ilvl="6" w:tentative="1">
+      <w:start w:val="1"/>
+      <w:numFmt w:val="bullet"/>
+      <w:lvlText w:val=""/>
+      <w:lvlJc w:val="left"/>
+      <w:pPr>
+        <w:tabs>
+          <w:tab w:val="num" w:pos="5040"/>
+        </w:tabs>
+        <w:ind w:left="5040" w:hanging="360"/>
+      </w:pPr>
+      <w:rPr>
+        <w:rFonts w:ascii="Wingdings" w:hAnsi="Wingdings" w:hint="default"/>
+        <w:sz w:val="20"/>
+      </w:rPr>
+    </w:lvl>
+    <w:lvl w:ilvl="7" w:tentative="1">
+      <w:start w:val="1"/>
+      <w:numFmt w:val="bullet"/>
+      <w:lvlText w:val=""/>
+      <w:lvlJc w:val="left"/>
+      <w:pPr>
+        <w:tabs>
+          <w:tab w:val="num" w:pos="5760"/>
+        </w:tabs>
+        <w:ind w:left="5760" w:hanging="360"/>
+      </w:pPr>
+      <w:rPr>
+        <w:rFonts w:ascii="Wingdings" w:hAnsi="Wingdings" w:hint="default"/>
+        <w:sz w:val="20"/>
+      </w:rPr>
+    </w:lvl>
+    <w:lvl w:ilvl="8" w:tentative="1">
+      <w:start w:val="1"/>
+      <w:numFmt w:val="bullet"/>
+      <w:lvlText w:val=""/>
+      <w:lvlJc w:val="left"/>
+      <w:pPr>
+        <w:tabs>
+          <w:tab w:val="num" w:pos="6480"/>
+        </w:tabs>
+        <w:ind w:left="6480" w:hanging="360"/>
+      </w:pPr>
+      <w:rPr>
+        <w:rFonts w:ascii="Wingdings" w:hAnsi="Wingdings" w:hint="default"/>
+        <w:sz w:val="20"/>
+      </w:rPr>
+    </w:lvl>
+  </w:abstractNum>
+  <w:abstractNum w:abstractNumId="13" w15:restartNumberingAfterBreak="0">
+    <w:nsid w:val="621047E8"/>
+    <w:multiLevelType w:val="multilevel"/>
+    <w:tmpl w:val="C3481E06"/>
+    <w:lvl w:ilvl="0">
+      <w:start w:val="1"/>
+      <w:numFmt w:val="bullet"/>
+      <w:lvlText w:val=""/>
+      <w:lvlJc w:val="left"/>
+      <w:pPr>
+        <w:tabs>
+          <w:tab w:val="num" w:pos="720"/>
+        </w:tabs>
+        <w:ind w:left="720" w:hanging="360"/>
+      </w:pPr>
+      <w:rPr>
+        <w:rFonts w:ascii="Symbol" w:hAnsi="Symbol" w:hint="default"/>
+        <w:sz w:val="20"/>
+      </w:rPr>
+    </w:lvl>
+    <w:lvl w:ilvl="1" w:tentative="1">
+      <w:start w:val="1"/>
+      <w:numFmt w:val="bullet"/>
+      <w:lvlText w:val="o"/>
+      <w:lvlJc w:val="left"/>
+      <w:pPr>
+        <w:tabs>
+          <w:tab w:val="num" w:pos="1440"/>
+        </w:tabs>
+        <w:ind w:left="1440" w:hanging="360"/>
+      </w:pPr>
+      <w:rPr>
+        <w:rFonts w:ascii="Courier New" w:hAnsi="Courier New" w:hint="default"/>
+        <w:sz w:val="20"/>
+      </w:rPr>
+    </w:lvl>
+    <w:lvl w:ilvl="2" w:tentative="1">
+      <w:start w:val="1"/>
+      <w:numFmt w:val="bullet"/>
+      <w:lvlText w:val=""/>
+      <w:lvlJc w:val="left"/>
+      <w:pPr>
+        <w:tabs>
+          <w:tab w:val="num" w:pos="2160"/>
+        </w:tabs>
+        <w:ind w:left="2160" w:hanging="360"/>
+      </w:pPr>
+      <w:rPr>
+        <w:rFonts w:ascii="Wingdings" w:hAnsi="Wingdings" w:hint="default"/>
+        <w:sz w:val="20"/>
+      </w:rPr>
+    </w:lvl>
+    <w:lvl w:ilvl="3" w:tentative="1">
+      <w:start w:val="1"/>
+      <w:numFmt w:val="bullet"/>
+      <w:lvlText w:val=""/>
+      <w:lvlJc w:val="left"/>
+      <w:pPr>
+        <w:tabs>
+          <w:tab w:val="num" w:pos="2880"/>
+        </w:tabs>
+        <w:ind w:left="2880" w:hanging="360"/>
+      </w:pPr>
+      <w:rPr>
+        <w:rFonts w:ascii="Wingdings" w:hAnsi="Wingdings" w:hint="default"/>
+        <w:sz w:val="20"/>
+      </w:rPr>
+    </w:lvl>
+    <w:lvl w:ilvl="4" w:tentative="1">
+      <w:start w:val="1"/>
+      <w:numFmt w:val="bullet"/>
+      <w:lvlText w:val=""/>
+      <w:lvlJc w:val="left"/>
+      <w:pPr>
+        <w:tabs>
+          <w:tab w:val="num" w:pos="3600"/>
+        </w:tabs>
+        <w:ind w:left="3600" w:hanging="360"/>
+      </w:pPr>
+      <w:rPr>
+        <w:rFonts w:ascii="Wingdings" w:hAnsi="Wingdings" w:hint="default"/>
+        <w:sz w:val="20"/>
+      </w:rPr>
+    </w:lvl>
+    <w:lvl w:ilvl="5" w:tentative="1">
+      <w:start w:val="1"/>
+      <w:numFmt w:val="bullet"/>
+      <w:lvlText w:val=""/>
+      <w:lvlJc w:val="left"/>
+      <w:pPr>
+        <w:tabs>
+          <w:tab w:val="num" w:pos="4320"/>
+        </w:tabs>
+        <w:ind w:left="4320" w:hanging="360"/>
+      </w:pPr>
+      <w:rPr>
+        <w:rFonts w:ascii="Wingdings" w:hAnsi="Wingdings" w:hint="default"/>
+        <w:sz w:val="20"/>
+      </w:rPr>
+    </w:lvl>
+    <w:lvl w:ilvl="6" w:tentative="1">
+      <w:start w:val="1"/>
+      <w:numFmt w:val="bullet"/>
+      <w:lvlText w:val=""/>
+      <w:lvlJc w:val="left"/>
+      <w:pPr>
+        <w:tabs>
+          <w:tab w:val="num" w:pos="5040"/>
+        </w:tabs>
+        <w:ind w:left="5040" w:hanging="360"/>
+      </w:pPr>
+      <w:rPr>
+        <w:rFonts w:ascii="Wingdings" w:hAnsi="Wingdings" w:hint="default"/>
+        <w:sz w:val="20"/>
+      </w:rPr>
+    </w:lvl>
+    <w:lvl w:ilvl="7" w:tentative="1">
+      <w:start w:val="1"/>
+      <w:numFmt w:val="bullet"/>
+      <w:lvlText w:val=""/>
+      <w:lvlJc w:val="left"/>
+      <w:pPr>
+        <w:tabs>
+          <w:tab w:val="num" w:pos="5760"/>
+        </w:tabs>
+        <w:ind w:left="5760" w:hanging="360"/>
+      </w:pPr>
+      <w:rPr>
+        <w:rFonts w:ascii="Wingdings" w:hAnsi="Wingdings" w:hint="default"/>
+        <w:sz w:val="20"/>
+      </w:rPr>
+    </w:lvl>
+    <w:lvl w:ilvl="8" w:tentative="1">
+      <w:start w:val="1"/>
+      <w:numFmt w:val="bullet"/>
+      <w:lvlText w:val=""/>
+      <w:lvlJc w:val="left"/>
+      <w:pPr>
+        <w:tabs>
+          <w:tab w:val="num" w:pos="6480"/>
+        </w:tabs>
+        <w:ind w:left="6480" w:hanging="360"/>
+      </w:pPr>
+      <w:rPr>
+        <w:rFonts w:ascii="Wingdings" w:hAnsi="Wingdings" w:hint="default"/>
+        <w:sz w:val="20"/>
+      </w:rPr>
+    </w:lvl>
+  </w:abstractNum>
+  <w:abstractNum w:abstractNumId="14" w15:restartNumberingAfterBreak="0">
+    <w:nsid w:val="69E71413"/>
+    <w:multiLevelType w:val="multilevel"/>
+    <w:tmpl w:val="9BEC1B56"/>
+    <w:lvl w:ilvl="0">
+      <w:start w:val="1"/>
+      <w:numFmt w:val="bullet"/>
+      <w:lvlText w:val=""/>
+      <w:lvlJc w:val="left"/>
+      <w:pPr>
+        <w:tabs>
+          <w:tab w:val="num" w:pos="720"/>
+        </w:tabs>
+        <w:ind w:left="720" w:hanging="360"/>
+      </w:pPr>
+      <w:rPr>
+        <w:rFonts w:ascii="Symbol" w:hAnsi="Symbol" w:hint="default"/>
+        <w:sz w:val="20"/>
+      </w:rPr>
+    </w:lvl>
+    <w:lvl w:ilvl="1" w:tentative="1">
+      <w:start w:val="1"/>
+      <w:numFmt w:val="bullet"/>
+      <w:lvlText w:val="o"/>
+      <w:lvlJc w:val="left"/>
+      <w:pPr>
+        <w:tabs>
+          <w:tab w:val="num" w:pos="1440"/>
+        </w:tabs>
+        <w:ind w:left="1440" w:hanging="360"/>
+      </w:pPr>
+      <w:rPr>
+        <w:rFonts w:ascii="Courier New" w:hAnsi="Courier New" w:hint="default"/>
+        <w:sz w:val="20"/>
+      </w:rPr>
+    </w:lvl>
+    <w:lvl w:ilvl="2" w:tentative="1">
+      <w:start w:val="1"/>
+      <w:numFmt w:val="bullet"/>
+      <w:lvlText w:val=""/>
+      <w:lvlJc w:val="left"/>
+      <w:pPr>
+        <w:tabs>
+          <w:tab w:val="num" w:pos="2160"/>
+        </w:tabs>
+        <w:ind w:left="2160" w:hanging="360"/>
+      </w:pPr>
+      <w:rPr>
+        <w:rFonts w:ascii="Wingdings" w:hAnsi="Wingdings" w:hint="default"/>
+        <w:sz w:val="20"/>
+      </w:rPr>
+    </w:lvl>
+    <w:lvl w:ilvl="3" w:tentative="1">
+      <w:start w:val="1"/>
+      <w:numFmt w:val="bullet"/>
+      <w:lvlText w:val=""/>
+      <w:lvlJc w:val="left"/>
+      <w:pPr>
+        <w:tabs>
+          <w:tab w:val="num" w:pos="2880"/>
+        </w:tabs>
+        <w:ind w:left="2880" w:hanging="360"/>
+      </w:pPr>
+      <w:rPr>
+        <w:rFonts w:ascii="Wingdings" w:hAnsi="Wingdings" w:hint="default"/>
+        <w:sz w:val="20"/>
+      </w:rPr>
+    </w:lvl>
+    <w:lvl w:ilvl="4" w:tentative="1">
+      <w:start w:val="1"/>
+      <w:numFmt w:val="bullet"/>
+      <w:lvlText w:val=""/>
+      <w:lvlJc w:val="left"/>
+      <w:pPr>
+        <w:tabs>
+          <w:tab w:val="num" w:pos="3600"/>
+        </w:tabs>
+        <w:ind w:left="3600" w:hanging="360"/>
+      </w:pPr>
+      <w:rPr>
+        <w:rFonts w:ascii="Wingdings" w:hAnsi="Wingdings" w:hint="default"/>
+        <w:sz w:val="20"/>
+      </w:rPr>
+    </w:lvl>
+    <w:lvl w:ilvl="5" w:tentative="1">
+      <w:start w:val="1"/>
+      <w:numFmt w:val="bullet"/>
+      <w:lvlText w:val=""/>
+      <w:lvlJc w:val="left"/>
+      <w:pPr>
+        <w:tabs>
+          <w:tab w:val="num" w:pos="4320"/>
+        </w:tabs>
+        <w:ind w:left="4320" w:hanging="360"/>
+      </w:pPr>
+      <w:rPr>
+        <w:rFonts w:ascii="Wingdings" w:hAnsi="Wingdings" w:hint="default"/>
+        <w:sz w:val="20"/>
+      </w:rPr>
+    </w:lvl>
+    <w:lvl w:ilvl="6" w:tentative="1">
+      <w:start w:val="1"/>
+      <w:numFmt w:val="bullet"/>
+      <w:lvlText w:val=""/>
+      <w:lvlJc w:val="left"/>
+      <w:pPr>
+        <w:tabs>
+          <w:tab w:val="num" w:pos="5040"/>
+        </w:tabs>
+        <w:ind w:left="5040" w:hanging="360"/>
+      </w:pPr>
+      <w:rPr>
+        <w:rFonts w:ascii="Wingdings" w:hAnsi="Wingdings" w:hint="default"/>
+        <w:sz w:val="20"/>
+      </w:rPr>
+    </w:lvl>
+    <w:lvl w:ilvl="7" w:tentative="1">
+      <w:start w:val="1"/>
+      <w:numFmt w:val="bullet"/>
+      <w:lvlText w:val=""/>
+      <w:lvlJc w:val="left"/>
+      <w:pPr>
+        <w:tabs>
+          <w:tab w:val="num" w:pos="5760"/>
+        </w:tabs>
+        <w:ind w:left="5760" w:hanging="360"/>
+      </w:pPr>
+      <w:rPr>
+        <w:rFonts w:ascii="Wingdings" w:hAnsi="Wingdings" w:hint="default"/>
+        <w:sz w:val="20"/>
+      </w:rPr>
+    </w:lvl>
+    <w:lvl w:ilvl="8" w:tentative="1">
+      <w:start w:val="1"/>
+      <w:numFmt w:val="bullet"/>
+      <w:lvlText w:val=""/>
+      <w:lvlJc w:val="left"/>
+      <w:pPr>
+        <w:tabs>
+          <w:tab w:val="num" w:pos="6480"/>
+        </w:tabs>
+        <w:ind w:left="6480" w:hanging="360"/>
+      </w:pPr>
+      <w:rPr>
+        <w:rFonts w:ascii="Wingdings" w:hAnsi="Wingdings" w:hint="default"/>
+        <w:sz w:val="20"/>
+      </w:rPr>
+    </w:lvl>
+  </w:abstractNum>
+  <w:abstractNum w:abstractNumId="15" w15:restartNumberingAfterBreak="0">
+    <w:nsid w:val="6E452DD4"/>
+    <w:multiLevelType w:val="multilevel"/>
+    <w:tmpl w:val="A8C2B226"/>
+    <w:lvl w:ilvl="0">
+      <w:start w:val="1"/>
+      <w:numFmt w:val="bullet"/>
+      <w:lvlText w:val=""/>
+      <w:lvlJc w:val="left"/>
+      <w:pPr>
+        <w:tabs>
+          <w:tab w:val="num" w:pos="720"/>
+        </w:tabs>
+        <w:ind w:left="720" w:hanging="360"/>
+      </w:pPr>
+      <w:rPr>
+        <w:rFonts w:ascii="Symbol" w:hAnsi="Symbol" w:hint="default"/>
+        <w:sz w:val="20"/>
+      </w:rPr>
+    </w:lvl>
+    <w:lvl w:ilvl="1" w:tentative="1">
+      <w:start w:val="1"/>
+      <w:numFmt w:val="bullet"/>
+      <w:lvlText w:val="o"/>
+      <w:lvlJc w:val="left"/>
+      <w:pPr>
+        <w:tabs>
+          <w:tab w:val="num" w:pos="1440"/>
+        </w:tabs>
+        <w:ind w:left="1440" w:hanging="360"/>
+      </w:pPr>
+      <w:rPr>
+        <w:rFonts w:ascii="Courier New" w:hAnsi="Courier New" w:hint="default"/>
+        <w:sz w:val="20"/>
+      </w:rPr>
+    </w:lvl>
+    <w:lvl w:ilvl="2" w:tentative="1">
+      <w:start w:val="1"/>
+      <w:numFmt w:val="bullet"/>
+      <w:lvlText w:val=""/>
+      <w:lvlJc w:val="left"/>
+      <w:pPr>
+        <w:tabs>
+          <w:tab w:val="num" w:pos="2160"/>
+        </w:tabs>
+        <w:ind w:left="2160" w:hanging="360"/>
+      </w:pPr>
+      <w:rPr>
+        <w:rFonts w:ascii="Wingdings" w:hAnsi="Wingdings" w:hint="default"/>
+        <w:sz w:val="20"/>
+      </w:rPr>
+    </w:lvl>
+    <w:lvl w:ilvl="3" w:tentative="1">
+      <w:start w:val="1"/>
+      <w:numFmt w:val="bullet"/>
+      <w:lvlText w:val=""/>
+      <w:lvlJc w:val="left"/>
+      <w:pPr>
+        <w:tabs>
+          <w:tab w:val="num" w:pos="2880"/>
+        </w:tabs>
+        <w:ind w:left="2880" w:hanging="360"/>
+      </w:pPr>
+      <w:rPr>
+        <w:rFonts w:ascii="Wingdings" w:hAnsi="Wingdings" w:hint="default"/>
+        <w:sz w:val="20"/>
+      </w:rPr>
+    </w:lvl>
+    <w:lvl w:ilvl="4" w:tentative="1">
+      <w:start w:val="1"/>
+      <w:numFmt w:val="bullet"/>
+      <w:lvlText w:val=""/>
+      <w:lvlJc w:val="left"/>
+      <w:pPr>
+        <w:tabs>
+          <w:tab w:val="num" w:pos="3600"/>
+        </w:tabs>
+        <w:ind w:left="3600" w:hanging="360"/>
+      </w:pPr>
+      <w:rPr>
+        <w:rFonts w:ascii="Wingdings" w:hAnsi="Wingdings" w:hint="default"/>
+        <w:sz w:val="20"/>
+      </w:rPr>
+    </w:lvl>
+    <w:lvl w:ilvl="5" w:tentative="1">
+      <w:start w:val="1"/>
+      <w:numFmt w:val="bullet"/>
+      <w:lvlText w:val=""/>
+      <w:lvlJc w:val="left"/>
+      <w:pPr>
+        <w:tabs>
+          <w:tab w:val="num" w:pos="4320"/>
+        </w:tabs>
+        <w:ind w:left="4320" w:hanging="360"/>
+      </w:pPr>
+      <w:rPr>
+        <w:rFonts w:ascii="Wingdings" w:hAnsi="Wingdings" w:hint="default"/>
+        <w:sz w:val="20"/>
+      </w:rPr>
+    </w:lvl>
+    <w:lvl w:ilvl="6" w:tentative="1">
+      <w:start w:val="1"/>
+      <w:numFmt w:val="bullet"/>
+      <w:lvlText w:val=""/>
+      <w:lvlJc w:val="left"/>
+      <w:pPr>
+        <w:tabs>
+          <w:tab w:val="num" w:pos="5040"/>
+        </w:tabs>
+        <w:ind w:left="5040" w:hanging="360"/>
+      </w:pPr>
+      <w:rPr>
+        <w:rFonts w:ascii="Wingdings" w:hAnsi="Wingdings" w:hint="default"/>
+        <w:sz w:val="20"/>
+      </w:rPr>
+    </w:lvl>
+    <w:lvl w:ilvl="7" w:tentative="1">
+      <w:start w:val="1"/>
+      <w:numFmt w:val="bullet"/>
+      <w:lvlText w:val=""/>
+      <w:lvlJc w:val="left"/>
+      <w:pPr>
+        <w:tabs>
+          <w:tab w:val="num" w:pos="5760"/>
+        </w:tabs>
+        <w:ind w:left="5760" w:hanging="360"/>
+      </w:pPr>
+      <w:rPr>
+        <w:rFonts w:ascii="Wingdings" w:hAnsi="Wingdings" w:hint="default"/>
+        <w:sz w:val="20"/>
+      </w:rPr>
+    </w:lvl>
+    <w:lvl w:ilvl="8" w:tentative="1">
+      <w:start w:val="1"/>
+      <w:numFmt w:val="bullet"/>
+      <w:lvlText w:val=""/>
+      <w:lvlJc w:val="left"/>
+      <w:pPr>
+        <w:tabs>
+          <w:tab w:val="num" w:pos="6480"/>
+        </w:tabs>
+        <w:ind w:left="6480" w:hanging="360"/>
+      </w:pPr>
+      <w:rPr>
+        <w:rFonts w:ascii="Wingdings" w:hAnsi="Wingdings" w:hint="default"/>
+        <w:sz w:val="20"/>
+      </w:rPr>
+    </w:lvl>
+  </w:abstractNum>
+  <w:abstractNum w:abstractNumId="16" w15:restartNumberingAfterBreak="0">
+    <w:nsid w:val="71D26252"/>
+    <w:multiLevelType w:val="multilevel"/>
+    <w:tmpl w:val="50F8C2E2"/>
+    <w:lvl w:ilvl="0">
+      <w:start w:val="1"/>
+      <w:numFmt w:val="bullet"/>
+      <w:lvlText w:val=""/>
+      <w:lvlJc w:val="left"/>
+      <w:pPr>
+        <w:tabs>
+          <w:tab w:val="num" w:pos="720"/>
+        </w:tabs>
+        <w:ind w:left="720" w:hanging="360"/>
+      </w:pPr>
+      <w:rPr>
+        <w:rFonts w:ascii="Symbol" w:hAnsi="Symbol" w:hint="default"/>
+        <w:sz w:val="20"/>
+      </w:rPr>
+    </w:lvl>
+    <w:lvl w:ilvl="1" w:tentative="1">
+      <w:start w:val="1"/>
+      <w:numFmt w:val="bullet"/>
+      <w:lvlText w:val="o"/>
+      <w:lvlJc w:val="left"/>
+      <w:pPr>
+        <w:tabs>
+          <w:tab w:val="num" w:pos="1440"/>
+        </w:tabs>
+        <w:ind w:left="1440" w:hanging="360"/>
+      </w:pPr>
+      <w:rPr>
+        <w:rFonts w:ascii="Courier New" w:hAnsi="Courier New" w:hint="default"/>
+        <w:sz w:val="20"/>
+      </w:rPr>
+    </w:lvl>
+    <w:lvl w:ilvl="2" w:tentative="1">
+      <w:start w:val="1"/>
+      <w:numFmt w:val="bullet"/>
+      <w:lvlText w:val=""/>
+      <w:lvlJc w:val="left"/>
+      <w:pPr>
+        <w:tabs>
+          <w:tab w:val="num" w:pos="2160"/>
+        </w:tabs>
+        <w:ind w:left="2160" w:hanging="360"/>
+      </w:pPr>
+      <w:rPr>
+        <w:rFonts w:ascii="Wingdings" w:hAnsi="Wingdings" w:hint="default"/>
+        <w:sz w:val="20"/>
+      </w:rPr>
+    </w:lvl>
+    <w:lvl w:ilvl="3" w:tentative="1">
+      <w:start w:val="1"/>
+      <w:numFmt w:val="bullet"/>
+      <w:lvlText w:val=""/>
+      <w:lvlJc w:val="left"/>
+      <w:pPr>
+        <w:tabs>
+          <w:tab w:val="num" w:pos="2880"/>
+        </w:tabs>
+        <w:ind w:left="2880" w:hanging="360"/>
+      </w:pPr>
+      <w:rPr>
+        <w:rFonts w:ascii="Wingdings" w:hAnsi="Wingdings" w:hint="default"/>
+        <w:sz w:val="20"/>
+      </w:rPr>
+    </w:lvl>
+    <w:lvl w:ilvl="4" w:tentative="1">
+      <w:start w:val="1"/>
+      <w:numFmt w:val="bullet"/>
+      <w:lvlText w:val=""/>
+      <w:lvlJc w:val="left"/>
+      <w:pPr>
+        <w:tabs>
+          <w:tab w:val="num" w:pos="3600"/>
+        </w:tabs>
+        <w:ind w:left="3600" w:hanging="360"/>
+      </w:pPr>
+      <w:rPr>
+        <w:rFonts w:ascii="Wingdings" w:hAnsi="Wingdings" w:hint="default"/>
+        <w:sz w:val="20"/>
+      </w:rPr>
+    </w:lvl>
+    <w:lvl w:ilvl="5" w:tentative="1">
+      <w:start w:val="1"/>
+      <w:numFmt w:val="bullet"/>
+      <w:lvlText w:val=""/>
+      <w:lvlJc w:val="left"/>
+      <w:pPr>
+        <w:tabs>
+          <w:tab w:val="num" w:pos="4320"/>
+        </w:tabs>
+        <w:ind w:left="4320" w:hanging="360"/>
+      </w:pPr>
+      <w:rPr>
+        <w:rFonts w:ascii="Wingdings" w:hAnsi="Wingdings" w:hint="default"/>
+        <w:sz w:val="20"/>
+      </w:rPr>
+    </w:lvl>
+    <w:lvl w:ilvl="6" w:tentative="1">
+      <w:start w:val="1"/>
+      <w:numFmt w:val="bullet"/>
+      <w:lvlText w:val=""/>
+      <w:lvlJc w:val="left"/>
+      <w:pPr>
+        <w:tabs>
+          <w:tab w:val="num" w:pos="5040"/>
+        </w:tabs>
+        <w:ind w:left="5040" w:hanging="360"/>
+      </w:pPr>
+      <w:rPr>
+        <w:rFonts w:ascii="Wingdings" w:hAnsi="Wingdings" w:hint="default"/>
+        <w:sz w:val="20"/>
+      </w:rPr>
+    </w:lvl>
+    <w:lvl w:ilvl="7" w:tentative="1">
+      <w:start w:val="1"/>
+      <w:numFmt w:val="bullet"/>
+      <w:lvlText w:val=""/>
+      <w:lvlJc w:val="left"/>
+      <w:pPr>
+        <w:tabs>
+          <w:tab w:val="num" w:pos="5760"/>
+        </w:tabs>
+        <w:ind w:left="5760" w:hanging="360"/>
+      </w:pPr>
+      <w:rPr>
+        <w:rFonts w:ascii="Wingdings" w:hAnsi="Wingdings" w:hint="default"/>
+        <w:sz w:val="20"/>
+      </w:rPr>
+    </w:lvl>
+    <w:lvl w:ilvl="8" w:tentative="1">
+      <w:start w:val="1"/>
+      <w:numFmt w:val="bullet"/>
+      <w:lvlText w:val=""/>
+      <w:lvlJc w:val="left"/>
+      <w:pPr>
+        <w:tabs>
+          <w:tab w:val="num" w:pos="6480"/>
+        </w:tabs>
+        <w:ind w:left="6480" w:hanging="360"/>
+      </w:pPr>
+      <w:rPr>
+        <w:rFonts w:ascii="Wingdings" w:hAnsi="Wingdings" w:hint="default"/>
+        <w:sz w:val="20"/>
+      </w:rPr>
+    </w:lvl>
+  </w:abstractNum>
+  <w:abstractNum w:abstractNumId="17" w15:restartNumberingAfterBreak="0">
+    <w:nsid w:val="72EF177F"/>
+    <w:multiLevelType w:val="multilevel"/>
+    <w:tmpl w:val="291EAC26"/>
+    <w:lvl w:ilvl="0">
+      <w:start w:val="1"/>
+      <w:numFmt w:val="bullet"/>
+      <w:lvlText w:val=""/>
+      <w:lvlJc w:val="left"/>
+      <w:pPr>
+        <w:tabs>
+          <w:tab w:val="num" w:pos="720"/>
+        </w:tabs>
+        <w:ind w:left="720" w:hanging="360"/>
+      </w:pPr>
+      <w:rPr>
+        <w:rFonts w:ascii="Symbol" w:hAnsi="Symbol" w:hint="default"/>
+        <w:sz w:val="20"/>
+      </w:rPr>
+    </w:lvl>
+    <w:lvl w:ilvl="1" w:tentative="1">
+      <w:start w:val="1"/>
+      <w:numFmt w:val="bullet"/>
+      <w:lvlText w:val="o"/>
+      <w:lvlJc w:val="left"/>
+      <w:pPr>
+        <w:tabs>
+          <w:tab w:val="num" w:pos="1440"/>
+        </w:tabs>
+        <w:ind w:left="1440" w:hanging="360"/>
+      </w:pPr>
+      <w:rPr>
+        <w:rFonts w:ascii="Courier New" w:hAnsi="Courier New" w:hint="default"/>
+        <w:sz w:val="20"/>
+      </w:rPr>
+    </w:lvl>
+    <w:lvl w:ilvl="2" w:tentative="1">
+      <w:start w:val="1"/>
+      <w:numFmt w:val="bullet"/>
+      <w:lvlText w:val=""/>
+      <w:lvlJc w:val="left"/>
+      <w:pPr>
+        <w:tabs>
+          <w:tab w:val="num" w:pos="2160"/>
+        </w:tabs>
+        <w:ind w:left="2160" w:hanging="360"/>
+      </w:pPr>
+      <w:rPr>
+        <w:rFonts w:ascii="Wingdings" w:hAnsi="Wingdings" w:hint="default"/>
+        <w:sz w:val="20"/>
+      </w:rPr>
+    </w:lvl>
+    <w:lvl w:ilvl="3" w:tentative="1">
+      <w:start w:val="1"/>
+      <w:numFmt w:val="bullet"/>
+      <w:lvlText w:val=""/>
+      <w:lvlJc w:val="left"/>
+      <w:pPr>
+        <w:tabs>
+          <w:tab w:val="num" w:pos="2880"/>
+        </w:tabs>
+        <w:ind w:left="2880" w:hanging="360"/>
+      </w:pPr>
+      <w:rPr>
+        <w:rFonts w:ascii="Wingdings" w:hAnsi="Wingdings" w:hint="default"/>
+        <w:sz w:val="20"/>
+      </w:rPr>
+    </w:lvl>
+    <w:lvl w:ilvl="4" w:tentative="1">
+      <w:start w:val="1"/>
+      <w:numFmt w:val="bullet"/>
+      <w:lvlText w:val=""/>
+      <w:lvlJc w:val="left"/>
+      <w:pPr>
+        <w:tabs>
+          <w:tab w:val="num" w:pos="3600"/>
+        </w:tabs>
+        <w:ind w:left="3600" w:hanging="360"/>
+      </w:pPr>
+      <w:rPr>
+        <w:rFonts w:ascii="Wingdings" w:hAnsi="Wingdings" w:hint="default"/>
+        <w:sz w:val="20"/>
+      </w:rPr>
+    </w:lvl>
+    <w:lvl w:ilvl="5" w:tentative="1">
+      <w:start w:val="1"/>
+      <w:numFmt w:val="bullet"/>
+      <w:lvlText w:val=""/>
+      <w:lvlJc w:val="left"/>
+      <w:pPr>
+        <w:tabs>
+          <w:tab w:val="num" w:pos="4320"/>
+        </w:tabs>
+        <w:ind w:left="4320" w:hanging="360"/>
+      </w:pPr>
+      <w:rPr>
+        <w:rFonts w:ascii="Wingdings" w:hAnsi="Wingdings" w:hint="default"/>
+        <w:sz w:val="20"/>
+      </w:rPr>
+    </w:lvl>
+    <w:lvl w:ilvl="6" w:tentative="1">
+      <w:start w:val="1"/>
+      <w:numFmt w:val="bullet"/>
+      <w:lvlText w:val=""/>
+      <w:lvlJc w:val="left"/>
+      <w:pPr>
+        <w:tabs>
+          <w:tab w:val="num" w:pos="5040"/>
+        </w:tabs>
+        <w:ind w:left="5040" w:hanging="360"/>
+      </w:pPr>
+      <w:rPr>
+        <w:rFonts w:ascii="Wingdings" w:hAnsi="Wingdings" w:hint="default"/>
+        <w:sz w:val="20"/>
+      </w:rPr>
+    </w:lvl>
+    <w:lvl w:ilvl="7" w:tentative="1">
+      <w:start w:val="1"/>
+      <w:numFmt w:val="bullet"/>
+      <w:lvlText w:val=""/>
+      <w:lvlJc w:val="left"/>
+      <w:pPr>
+        <w:tabs>
+          <w:tab w:val="num" w:pos="5760"/>
+        </w:tabs>
+        <w:ind w:left="5760" w:hanging="360"/>
+      </w:pPr>
+      <w:rPr>
+        <w:rFonts w:ascii="Wingdings" w:hAnsi="Wingdings" w:hint="default"/>
+        <w:sz w:val="20"/>
+      </w:rPr>
+    </w:lvl>
+    <w:lvl w:ilvl="8" w:tentative="1">
+      <w:start w:val="1"/>
+      <w:numFmt w:val="bullet"/>
+      <w:lvlText w:val=""/>
+      <w:lvlJc w:val="left"/>
+      <w:pPr>
+        <w:tabs>
+          <w:tab w:val="num" w:pos="6480"/>
+        </w:tabs>
+        <w:ind w:left="6480" w:hanging="360"/>
+      </w:pPr>
+      <w:rPr>
+        <w:rFonts w:ascii="Wingdings" w:hAnsi="Wingdings" w:hint="default"/>
+        <w:sz w:val="20"/>
+      </w:rPr>
+    </w:lvl>
+  </w:abstractNum>
+  <w:abstractNum w:abstractNumId="18" w15:restartNumberingAfterBreak="0">
+    <w:nsid w:val="77D57E17"/>
+    <w:multiLevelType w:val="multilevel"/>
+    <w:tmpl w:val="2D9E4DBC"/>
+    <w:lvl w:ilvl="0">
+      <w:start w:val="1"/>
+      <w:numFmt w:val="bullet"/>
+      <w:lvlText w:val=""/>
+      <w:lvlJc w:val="left"/>
+      <w:pPr>
+        <w:tabs>
+          <w:tab w:val="num" w:pos="720"/>
+        </w:tabs>
+        <w:ind w:left="720" w:hanging="360"/>
+      </w:pPr>
+      <w:rPr>
+        <w:rFonts w:ascii="Symbol" w:hAnsi="Symbol" w:hint="default"/>
+        <w:sz w:val="20"/>
+      </w:rPr>
+    </w:lvl>
+    <w:lvl w:ilvl="1" w:tentative="1">
+      <w:start w:val="1"/>
+      <w:numFmt w:val="bullet"/>
+      <w:lvlText w:val="o"/>
+      <w:lvlJc w:val="left"/>
+      <w:pPr>
+        <w:tabs>
+          <w:tab w:val="num" w:pos="1440"/>
+        </w:tabs>
+        <w:ind w:left="1440" w:hanging="360"/>
+      </w:pPr>
+      <w:rPr>
+        <w:rFonts w:ascii="Courier New" w:hAnsi="Courier New" w:hint="default"/>
+        <w:sz w:val="20"/>
+      </w:rPr>
+    </w:lvl>
+    <w:lvl w:ilvl="2" w:tentative="1">
+      <w:start w:val="1"/>
+      <w:numFmt w:val="bullet"/>
+      <w:lvlText w:val=""/>
+      <w:lvlJc w:val="left"/>
+      <w:pPr>
+        <w:tabs>
+          <w:tab w:val="num" w:pos="2160"/>
+        </w:tabs>
+        <w:ind w:left="2160" w:hanging="360"/>
+      </w:pPr>
+      <w:rPr>
+        <w:rFonts w:ascii="Wingdings" w:hAnsi="Wingdings" w:hint="default"/>
+        <w:sz w:val="20"/>
+      </w:rPr>
+    </w:lvl>
+    <w:lvl w:ilvl="3" w:tentative="1">
+      <w:start w:val="1"/>
+      <w:numFmt w:val="bullet"/>
+      <w:lvlText w:val=""/>
+      <w:lvlJc w:val="left"/>
+      <w:pPr>
+        <w:tabs>
+          <w:tab w:val="num" w:pos="2880"/>
+        </w:tabs>
+        <w:ind w:left="2880" w:hanging="360"/>
+      </w:pPr>
+      <w:rPr>
+        <w:rFonts w:ascii="Wingdings" w:hAnsi="Wingdings" w:hint="default"/>
+        <w:sz w:val="20"/>
+      </w:rPr>
+    </w:lvl>
+    <w:lvl w:ilvl="4" w:tentative="1">
+      <w:start w:val="1"/>
+      <w:numFmt w:val="bullet"/>
+      <w:lvlText w:val=""/>
+      <w:lvlJc w:val="left"/>
+      <w:pPr>
+        <w:tabs>
+          <w:tab w:val="num" w:pos="3600"/>
+        </w:tabs>
+        <w:ind w:left="3600" w:hanging="360"/>
+      </w:pPr>
+      <w:rPr>
+        <w:rFonts w:ascii="Wingdings" w:hAnsi="Wingdings" w:hint="default"/>
+        <w:sz w:val="20"/>
+      </w:rPr>
+    </w:lvl>
+    <w:lvl w:ilvl="5" w:tentative="1">
+      <w:start w:val="1"/>
+      <w:numFmt w:val="bullet"/>
+      <w:lvlText w:val=""/>
+      <w:lvlJc w:val="left"/>
+      <w:pPr>
+        <w:tabs>
+          <w:tab w:val="num" w:pos="4320"/>
+        </w:tabs>
+        <w:ind w:left="4320" w:hanging="360"/>
+      </w:pPr>
+      <w:rPr>
+        <w:rFonts w:ascii="Wingdings" w:hAnsi="Wingdings" w:hint="default"/>
+        <w:sz w:val="20"/>
+      </w:rPr>
+    </w:lvl>
+    <w:lvl w:ilvl="6" w:tentative="1">
+      <w:start w:val="1"/>
+      <w:numFmt w:val="bullet"/>
+      <w:lvlText w:val=""/>
+      <w:lvlJc w:val="left"/>
+      <w:pPr>
+        <w:tabs>
+          <w:tab w:val="num" w:pos="5040"/>
+        </w:tabs>
+        <w:ind w:left="5040" w:hanging="360"/>
+      </w:pPr>
+      <w:rPr>
+        <w:rFonts w:ascii="Wingdings" w:hAnsi="Wingdings" w:hint="default"/>
+        <w:sz w:val="20"/>
+      </w:rPr>
+    </w:lvl>
+    <w:lvl w:ilvl="7" w:tentative="1">
+      <w:start w:val="1"/>
+      <w:numFmt w:val="bullet"/>
+      <w:lvlText w:val=""/>
+      <w:lvlJc w:val="left"/>
+      <w:pPr>
+        <w:tabs>
+          <w:tab w:val="num" w:pos="5760"/>
+        </w:tabs>
+        <w:ind w:left="5760" w:hanging="360"/>
+      </w:pPr>
+      <w:rPr>
+        <w:rFonts w:ascii="Wingdings" w:hAnsi="Wingdings" w:hint="default"/>
+        <w:sz w:val="20"/>
+      </w:rPr>
+    </w:lvl>
+    <w:lvl w:ilvl="8" w:tentative="1">
+      <w:start w:val="1"/>
+      <w:numFmt w:val="bullet"/>
+      <w:lvlText w:val=""/>
+      <w:lvlJc w:val="left"/>
+      <w:pPr>
+        <w:tabs>
+          <w:tab w:val="num" w:pos="6480"/>
+        </w:tabs>
+        <w:ind w:left="6480" w:hanging="360"/>
+      </w:pPr>
+      <w:rPr>
+        <w:rFonts w:ascii="Wingdings" w:hAnsi="Wingdings" w:hint="default"/>
+        <w:sz w:val="20"/>
+      </w:rPr>
+    </w:lvl>
+  </w:abstractNum>
+  <w:abstractNum w:abstractNumId="19" w15:restartNumberingAfterBreak="0">
     <w:nsid w:val="7C5A57AD"/>
     <w:multiLevelType w:val="hybridMultilevel"/>
     <w:tmpl w:val="BD2E4402"/>
@@ -1362,10 +6450,64 @@
     </w:lvl>
   </w:abstractNum>
   <w:num w:numId="1" w16cid:durableId="394594740">
+    <w:abstractNumId w:val="19"/>
+  </w:num>
+  <w:num w:numId="2" w16cid:durableId="1710301652">
     <w:abstractNumId w:val="1"/>
   </w:num>
-  <w:num w:numId="2" w16cid:durableId="1710301652">
+  <w:num w:numId="3" w16cid:durableId="1868905553">
+    <w:abstractNumId w:val="10"/>
+  </w:num>
+  <w:num w:numId="4" w16cid:durableId="1169324650">
+    <w:abstractNumId w:val="4"/>
+  </w:num>
+  <w:num w:numId="5" w16cid:durableId="91559886">
+    <w:abstractNumId w:val="12"/>
+  </w:num>
+  <w:num w:numId="6" w16cid:durableId="499276719">
+    <w:abstractNumId w:val="14"/>
+  </w:num>
+  <w:num w:numId="7" w16cid:durableId="1840075994">
     <w:abstractNumId w:val="0"/>
+  </w:num>
+  <w:num w:numId="8" w16cid:durableId="1782727440">
+    <w:abstractNumId w:val="16"/>
+  </w:num>
+  <w:num w:numId="9" w16cid:durableId="852261692">
+    <w:abstractNumId w:val="3"/>
+  </w:num>
+  <w:num w:numId="10" w16cid:durableId="1712149575">
+    <w:abstractNumId w:val="15"/>
+  </w:num>
+  <w:num w:numId="11" w16cid:durableId="1201894859">
+    <w:abstractNumId w:val="18"/>
+  </w:num>
+  <w:num w:numId="12" w16cid:durableId="1443182918">
+    <w:abstractNumId w:val="7"/>
+  </w:num>
+  <w:num w:numId="13" w16cid:durableId="169376957">
+    <w:abstractNumId w:val="2"/>
+  </w:num>
+  <w:num w:numId="14" w16cid:durableId="366222001">
+    <w:abstractNumId w:val="9"/>
+  </w:num>
+  <w:num w:numId="15" w16cid:durableId="2007174034">
+    <w:abstractNumId w:val="6"/>
+  </w:num>
+  <w:num w:numId="16" w16cid:durableId="2047674444">
+    <w:abstractNumId w:val="5"/>
+  </w:num>
+  <w:num w:numId="17" w16cid:durableId="1436100814">
+    <w:abstractNumId w:val="17"/>
+  </w:num>
+  <w:num w:numId="18" w16cid:durableId="316344399">
+    <w:abstractNumId w:val="8"/>
+  </w:num>
+  <w:num w:numId="19" w16cid:durableId="1298150325">
+    <w:abstractNumId w:val="11"/>
+  </w:num>
+  <w:num w:numId="20" w16cid:durableId="359089113">
+    <w:abstractNumId w:val="13"/>
   </w:num>
 </w:numbering>
 </file>
@@ -1798,7 +6940,6 @@
     <w:next w:val="Normal"/>
     <w:link w:val="Heading2Char"/>
     <w:uiPriority w:val="9"/>
-    <w:semiHidden/>
     <w:unhideWhenUsed/>
     <w:qFormat/>
     <w:rsid w:val="005441AF"/>
@@ -1821,7 +6962,6 @@
     <w:next w:val="Normal"/>
     <w:link w:val="Heading3Char"/>
     <w:uiPriority w:val="9"/>
-    <w:semiHidden/>
     <w:unhideWhenUsed/>
     <w:qFormat/>
     <w:rsid w:val="005441AF"/>
@@ -1973,7 +7113,6 @@
   <w:style w:type="character" w:default="1" w:styleId="DefaultParagraphFont">
     <w:name w:val="Default Paragraph Font"/>
     <w:uiPriority w:val="1"/>
-    <w:semiHidden/>
     <w:unhideWhenUsed/>
   </w:style>
   <w:style w:type="table" w:default="1" w:styleId="TableNormal">
@@ -2015,7 +7154,6 @@
     <w:basedOn w:val="DefaultParagraphFont"/>
     <w:link w:val="Heading2"/>
     <w:uiPriority w:val="9"/>
-    <w:semiHidden/>
     <w:rsid w:val="005441AF"/>
     <w:rPr>
       <w:rFonts w:asciiTheme="majorHAnsi" w:eastAsiaTheme="majorEastAsia" w:hAnsiTheme="majorHAnsi" w:cstheme="majorBidi"/>
@@ -2029,7 +7167,6 @@
     <w:basedOn w:val="DefaultParagraphFont"/>
     <w:link w:val="Heading3"/>
     <w:uiPriority w:val="9"/>
-    <w:semiHidden/>
     <w:rsid w:val="005441AF"/>
     <w:rPr>
       <w:rFonts w:eastAsiaTheme="majorEastAsia" w:cstheme="majorBidi"/>
@@ -2348,6 +7485,57 @@
       <w:color w:val="467886" w:themeColor="hyperlink"/>
       <w:u w:val="single"/>
     </w:rPr>
+  </w:style>
+  <w:style w:type="table" w:customStyle="1" w:styleId="NormalGrid">
+    <w:name w:val="Normal Grid"/>
+    <w:basedOn w:val="TableNormal"/>
+    <w:uiPriority w:val="39"/>
+    <w:rsid w:val="00B46A93"/>
+    <w:pPr>
+      <w:spacing w:after="0" w:line="240" w:lineRule="auto"/>
+    </w:pPr>
+    <w:rPr>
+      <w:rFonts w:ascii="Georgia"/>
+      <w:kern w:val="0"/>
+      <w:sz w:val="21"/>
+      <w:szCs w:val="22"/>
+      <w:lang w:val="en-US"/>
+      <w14:ligatures w14:val="none"/>
+    </w:rPr>
+    <w:tblPr>
+      <w:tblCellMar>
+        <w:top w:w="80" w:type="dxa"/>
+        <w:left w:w="160" w:type="dxa"/>
+        <w:bottom w:w="80" w:type="dxa"/>
+        <w:right w:w="160" w:type="dxa"/>
+      </w:tblCellMar>
+    </w:tblPr>
+  </w:style>
+  <w:style w:type="paragraph" w:styleId="TOC2">
+    <w:name w:val="toc 2"/>
+    <w:basedOn w:val="Normal"/>
+    <w:next w:val="Normal"/>
+    <w:autoRedefine/>
+    <w:uiPriority w:val="39"/>
+    <w:unhideWhenUsed/>
+    <w:rsid w:val="00454447"/>
+    <w:pPr>
+      <w:spacing w:after="100"/>
+      <w:ind w:left="240"/>
+    </w:pPr>
+  </w:style>
+  <w:style w:type="paragraph" w:styleId="TOC3">
+    <w:name w:val="toc 3"/>
+    <w:basedOn w:val="Normal"/>
+    <w:next w:val="Normal"/>
+    <w:autoRedefine/>
+    <w:uiPriority w:val="39"/>
+    <w:unhideWhenUsed/>
+    <w:rsid w:val="00454447"/>
+    <w:pPr>
+      <w:spacing w:after="100"/>
+      <w:ind w:left="480"/>
+    </w:pPr>
   </w:style>
 </w:styles>
 </file>
